--- a/task5/week5.docx
+++ b/task5/week5.docx
@@ -3,19 +3,20 @@
 <w:document xmlns:wpc="http://schemas.microsoft.com/office/word/2010/wordprocessingCanvas" xmlns:cx="http://schemas.microsoft.com/office/drawing/2014/chartex" xmlns:cx1="http://schemas.microsoft.com/office/drawing/2015/9/8/chartex" xmlns:cx2="http://schemas.microsoft.com/office/drawing/2015/10/21/chartex" xmlns:cx3="http://schemas.microsoft.com/office/drawing/2016/5/9/chartex" xmlns:cx4="http://schemas.microsoft.com/office/drawing/2016/5/10/chartex" xmlns:cx5="http://schemas.microsoft.com/office/drawing/2016/5/11/chartex" xmlns:cx6="http://schemas.microsoft.com/office/drawing/2016/5/12/chartex" xmlns:cx7="http://schemas.microsoft.com/office/drawing/2016/5/13/chartex" xmlns:cx8="http://schemas.microsoft.com/office/drawing/2016/5/14/chartex" xmlns:mc="http://schemas.openxmlformats.org/markup-compatibility/2006" xmlns:aink="http://schemas.microsoft.com/office/drawing/2016/ink" xmlns:am3d="http://schemas.microsoft.com/office/drawing/2017/model3d" xmlns:o="urn:schemas-microsoft-com:office:office" xmlns:oel="http://schemas.microsoft.com/office/2019/extlst" xmlns:r="http://schemas.openxmlformats.org/officeDocument/2006/relationships" xmlns:m="http://schemas.openxmlformats.org/officeDocument/2006/math" xmlns:v="urn:schemas-microsoft-com:vml" xmlns:wp14="http://schemas.microsoft.com/office/word/2010/wordprocessingDrawing" xmlns:wp="http://schemas.openxmlformats.org/drawingml/2006/wordprocessingDrawing" xmlns:w10="urn:schemas-microsoft-com:office:word" xmlns:w="http://schemas.openxmlformats.org/wordprocessingml/2006/main" xmlns:w14="http://schemas.microsoft.com/office/word/2010/wordml" xmlns:w15="http://schemas.microsoft.com/office/word/2012/wordml" xmlns:w16cex="http://schemas.microsoft.com/office/word/2018/wordml/cex" xmlns:w16cid="http://schemas.microsoft.com/office/word/2016/wordml/cid" xmlns:w16="http://schemas.microsoft.com/office/word/2018/wordml" xmlns:w16du="http://schemas.microsoft.com/office/word/2023/wordml/word16du" xmlns:w16sdtdh="http://schemas.microsoft.com/office/word/2020/wordml/sdtdatahash" xmlns:w16sdtfl="http://schemas.microsoft.com/office/word/2024/wordml/sdtformatlock" xmlns:w16se="http://schemas.microsoft.com/office/word/2015/wordml/symex" xmlns:wpg="http://schemas.microsoft.com/office/word/2010/wordprocessingGroup" xmlns:wpi="http://schemas.microsoft.com/office/word/2010/wordprocessingInk" xmlns:wne="http://schemas.microsoft.com/office/word/2006/wordml" xmlns:wps="http://schemas.microsoft.com/office/word/2010/wordprocessingShape" mc:Ignorable="w14 w15 w16se w16cid w16 w16cex w16sdtdh w16sdtfl w16du wp14">
   <w:body>
     <w:p>
-      <w:r>
-        <w:t xml:space="preserve">K means clustering – Pros – Works the same way on higher dimensional data </w:t>
-      </w:r>
-    </w:p>
-    <w:p>
-      <w:r>
-        <w:tab/>
-      </w:r>
-      <w:r>
-        <w:tab/>
-      </w:r>
-      <w:r>
-        <w:tab/>
+      <w:pPr>
+        <w:pStyle w:val="Heading1"/>
+      </w:pPr>
+      <w:r>
+        <w:t xml:space="preserve">K means clustering </w:t>
+      </w:r>
+    </w:p>
+    <w:p>
+      <w:r>
+        <w:t xml:space="preserve">Pros – Works the same way on higher dimensional data </w:t>
+      </w:r>
+    </w:p>
+    <w:p>
+      <w:r>
         <w:t>Cons – Need to know the number of clusters before applying algorithm</w:t>
       </w:r>
     </w:p>
@@ -88,9 +89,9 @@
           <w:noProof/>
         </w:rPr>
         <w:drawing>
-          <wp:inline distT="0" distB="0" distL="0" distR="0" wp14:anchorId="67D32157" wp14:editId="29B2FA39">
-            <wp:extent cx="6645910" cy="4296410"/>
-            <wp:effectExtent l="0" t="0" r="2540" b="8890"/>
+          <wp:inline distT="0" distB="0" distL="0" distR="0" wp14:anchorId="67D32157" wp14:editId="535F2F58">
+            <wp:extent cx="5693410" cy="3680643"/>
+            <wp:effectExtent l="0" t="0" r="2540" b="0"/>
             <wp:docPr id="2146323561" name="Picture 1"/>
             <wp:cNvGraphicFramePr>
               <a:graphicFrameLocks xmlns:a="http://schemas.openxmlformats.org/drawingml/2006/main" noChangeAspect="1"/>
@@ -111,7 +112,7 @@
                   <pic:spPr>
                     <a:xfrm>
                       <a:off x="0" y="0"/>
-                      <a:ext cx="6645910" cy="4296410"/>
+                      <a:ext cx="5698663" cy="3684039"/>
                     </a:xfrm>
                     <a:prstGeom prst="rect">
                       <a:avLst/>
@@ -241,12 +242,18 @@
     </w:p>
     <w:p/>
     <w:p/>
-    <w:p/>
-    <w:p/>
-    <w:p/>
-    <w:p>
-      <w:r>
-        <w:t>Support Vector Machine Algorithm - used for classification/regression (Supervised learning algorithm)</w:t>
+    <w:p>
+      <w:pPr>
+        <w:pStyle w:val="Heading1"/>
+      </w:pPr>
+      <w:r>
+        <w:lastRenderedPageBreak/>
+        <w:t xml:space="preserve">Support Vector Machine Algorithm </w:t>
+      </w:r>
+    </w:p>
+    <w:p>
+      <w:r>
+        <w:t>used for classification/regression (Supervised learning algorithm)</w:t>
       </w:r>
     </w:p>
     <w:p>
@@ -1252,9 +1259,27 @@
     <w:p/>
     <w:p/>
     <w:p/>
-    <w:p>
-      <w:r>
-        <w:t>DBSCAN Clustering - Performs well with arbitrary shaped clusters, noise and outliers</w:t>
+    <w:p/>
+    <w:p/>
+    <w:p/>
+    <w:p/>
+    <w:p/>
+    <w:p/>
+    <w:p/>
+    <w:p/>
+    <w:p/>
+    <w:p>
+      <w:pPr>
+        <w:pStyle w:val="Heading1"/>
+      </w:pPr>
+      <w:r>
+        <w:lastRenderedPageBreak/>
+        <w:t xml:space="preserve">DBSCAN Clustering </w:t>
+      </w:r>
+    </w:p>
+    <w:p>
+      <w:r>
+        <w:t>Performs well with arbitrary shaped clusters, noise and outliers</w:t>
       </w:r>
     </w:p>
     <w:p>
@@ -1380,7 +1405,6 @@
           <w:b/>
           <w:bCs/>
         </w:rPr>
-        <w:lastRenderedPageBreak/>
         <w:t xml:space="preserve">2. </w:t>
       </w:r>
       <w:proofErr w:type="spellStart"/>
@@ -1716,6 +1740,22 @@
         </w:rPr>
         <w:t xml:space="preserve"> as noise.</w:t>
       </w:r>
+    </w:p>
+    <w:p>
+      <w:pPr>
+        <w:rPr>
+          <w:i/>
+          <w:iCs/>
+        </w:rPr>
+      </w:pPr>
+    </w:p>
+    <w:p>
+      <w:pPr>
+        <w:rPr>
+          <w:i/>
+          <w:iCs/>
+        </w:rPr>
+      </w:pPr>
     </w:p>
     <w:tbl>
       <w:tblPr>
@@ -1766,6 +1806,7 @@
                 <w:b/>
                 <w:bCs/>
               </w:rPr>
+              <w:lastRenderedPageBreak/>
               <w:t>                        DBSCAN                             </w:t>
             </w:r>
           </w:p>
@@ -2028,10 +2069,32 @@
     <w:p/>
     <w:p/>
     <w:p/>
-    <w:p>
+    <w:p/>
+    <w:p/>
+    <w:p/>
+    <w:p/>
+    <w:p/>
+    <w:p/>
+    <w:p/>
+    <w:p/>
+    <w:p/>
+    <w:p/>
+    <w:p/>
+    <w:p/>
+    <w:p/>
+    <w:p/>
+    <w:p>
+      <w:pPr>
+        <w:pStyle w:val="Heading1"/>
+      </w:pPr>
       <w:r>
         <w:lastRenderedPageBreak/>
-        <w:t xml:space="preserve">Decision Trees: Decision trees use hyperplanes which run parallel to any one of the </w:t>
+        <w:t>Decision Trees</w:t>
+      </w:r>
+    </w:p>
+    <w:p>
+      <w:r>
+        <w:t xml:space="preserve">Decision trees use hyperplanes which run parallel to any one of the </w:t>
       </w:r>
       <w:proofErr w:type="gramStart"/>
       <w:r>
@@ -2200,8 +2263,6 @@
       <w:proofErr w:type="spellEnd"/>
     </w:p>
     <w:p/>
-    <w:p/>
-    <w:p/>
     <w:p>
       <w:r>
         <w:t>Decision Trees metrics:</w:t>
@@ -2272,12 +2333,12 @@
           <w:b/>
           <w:bCs/>
         </w:rPr>
+        <w:t>Both log base e and log base 2 can be used to calculate entropy</w:t>
+      </w:r>
+    </w:p>
+    <w:p>
+      <w:r>
         <w:lastRenderedPageBreak/>
-        <w:t>Both log base e and log base 2 can be used to calculate entropy</w:t>
-      </w:r>
-    </w:p>
-    <w:p>
-      <w:r>
         <w:drawing>
           <wp:inline distT="0" distB="0" distL="0" distR="0" wp14:anchorId="2CE6E986" wp14:editId="5F2C6632">
             <wp:extent cx="6645910" cy="3353435"/>
@@ -2478,22 +2539,22 @@
           <w:i/>
           <w:iCs/>
         </w:rPr>
+        <w:t>Possible answers: Sunny, Cloudy or Rainy.</w:t>
+      </w:r>
+    </w:p>
+    <w:p>
+      <w:pPr>
+        <w:rPr>
+          <w:b/>
+          <w:bCs/>
+        </w:rPr>
+      </w:pPr>
+      <w:r>
+        <w:rPr>
+          <w:b/>
+          <w:bCs/>
+        </w:rPr>
         <w:lastRenderedPageBreak/>
-        <w:t>Possible answers: Sunny, Cloudy or Rainy.</w:t>
-      </w:r>
-    </w:p>
-    <w:p>
-      <w:pPr>
-        <w:rPr>
-          <w:b/>
-          <w:bCs/>
-        </w:rPr>
-      </w:pPr>
-      <w:r>
-        <w:rPr>
-          <w:b/>
-          <w:bCs/>
-        </w:rPr>
         <w:t>Step 3. Split the Data into Subsets</w:t>
       </w:r>
     </w:p>
@@ -2808,7 +2869,6 @@
           <w:b/>
           <w:bCs/>
         </w:rPr>
-        <w:lastRenderedPageBreak/>
         <w:t>Evaluate Split Quality:</w:t>
       </w:r>
       <w:r>
@@ -2827,6 +2887,7 @@
           <w:b/>
           <w:bCs/>
         </w:rPr>
+        <w:lastRenderedPageBreak/>
         <w:t>Classification:</w:t>
       </w:r>
       <w:r>
@@ -2929,209 +2990,6 @@
     <w:p>
       <w:r>
         <w:t>XGBOOST – Extreme gradient boosting framework – library which uses several weak decision trees to predict classification (random forest) but features parallel processing/scalability etc</w:t>
-      </w:r>
-    </w:p>
-    <w:p/>
-    <w:p/>
-    <w:p/>
-    <w:p/>
-    <w:p/>
-    <w:p/>
-    <w:p/>
-    <w:p/>
-    <w:p/>
-    <w:p>
-      <w:r>
-        <w:lastRenderedPageBreak/>
-        <w:t>Random Forests:</w:t>
-      </w:r>
-    </w:p>
-    <w:p>
-      <w:r>
-        <w:t>Random Forest is a machine learning algorithm that uses many decision trees to make better predictions. Each tree looks at different random parts of the data and their results are combined by voting for classification or averaging for regression which makes it as ensemble learning technique</w:t>
-      </w:r>
-      <w:r>
-        <w:t xml:space="preserve"> (</w:t>
-      </w:r>
-      <w:r>
-        <w:t>Ensemble learning combines multiple machine learning models (</w:t>
-      </w:r>
-      <w:hyperlink r:id="rId20" w:history="1">
-        <w:r>
-          <w:rPr>
-            <w:rStyle w:val="Hyperlink"/>
-          </w:rPr>
-          <w:t>base learners</w:t>
-        </w:r>
-      </w:hyperlink>
-      <w:r>
-        <w:t>) to produce a single, more accurate, and robust prediction than any individual model</w:t>
-      </w:r>
-      <w:r>
-        <w:t>).</w:t>
-      </w:r>
-      <w:r>
-        <w:t xml:space="preserve"> This helps in improving accuracy and reducing errors.</w:t>
-      </w:r>
-    </w:p>
-    <w:p>
-      <w:pPr>
-        <w:rPr>
-          <w:b/>
-          <w:bCs/>
-        </w:rPr>
-      </w:pPr>
-      <w:r>
-        <w:rPr>
-          <w:b/>
-          <w:bCs/>
-        </w:rPr>
-        <w:t>Working of Random Forest Algorithm</w:t>
-      </w:r>
-    </w:p>
-    <w:p>
-      <w:pPr>
-        <w:numPr>
-          <w:ilvl w:val="0"/>
-          <w:numId w:val="28"/>
-        </w:numPr>
-      </w:pPr>
-      <w:r>
-        <w:rPr>
-          <w:b/>
-          <w:bCs/>
-        </w:rPr>
-        <w:t>Create Many Decision Trees:</w:t>
-      </w:r>
-      <w:r>
-        <w:t> The algorithm makes many </w:t>
-      </w:r>
-      <w:hyperlink r:id="rId21" w:tgtFrame="_blank" w:history="1">
-        <w:r>
-          <w:rPr>
-            <w:rStyle w:val="Hyperlink"/>
-          </w:rPr>
-          <w:t>decision trees</w:t>
-        </w:r>
-      </w:hyperlink>
-      <w:r>
-        <w:t xml:space="preserve"> each using a random part of the data. </w:t>
-      </w:r>
-      <w:proofErr w:type="gramStart"/>
-      <w:r>
-        <w:t>So</w:t>
-      </w:r>
-      <w:proofErr w:type="gramEnd"/>
-      <w:r>
-        <w:t xml:space="preserve"> every tree is a bit different.</w:t>
-      </w:r>
-    </w:p>
-    <w:p>
-      <w:pPr>
-        <w:numPr>
-          <w:ilvl w:val="0"/>
-          <w:numId w:val="29"/>
-        </w:numPr>
-      </w:pPr>
-      <w:r>
-        <w:rPr>
-          <w:b/>
-          <w:bCs/>
-        </w:rPr>
-        <w:t>Pick Random Features:</w:t>
-      </w:r>
-      <w:r>
-        <w:t xml:space="preserve"> When building each </w:t>
-      </w:r>
-      <w:proofErr w:type="gramStart"/>
-      <w:r>
-        <w:t>tree</w:t>
-      </w:r>
-      <w:proofErr w:type="gramEnd"/>
-      <w:r>
-        <w:t xml:space="preserve"> it doesn’t look at all the features (columns) at once. It picks a few at random to decide how to split the data. This helps the trees stay different from each other.</w:t>
-      </w:r>
-    </w:p>
-    <w:p>
-      <w:pPr>
-        <w:numPr>
-          <w:ilvl w:val="0"/>
-          <w:numId w:val="30"/>
-        </w:numPr>
-      </w:pPr>
-      <w:r>
-        <w:rPr>
-          <w:b/>
-          <w:bCs/>
-        </w:rPr>
-        <w:t>Each Tree Makes a Prediction:</w:t>
-      </w:r>
-      <w:r>
-        <w:t> Every tree gives its own answer or prediction based on what it learned from its part of the data.</w:t>
-      </w:r>
-    </w:p>
-    <w:p>
-      <w:pPr>
-        <w:numPr>
-          <w:ilvl w:val="0"/>
-          <w:numId w:val="31"/>
-        </w:numPr>
-      </w:pPr>
-      <w:r>
-        <w:rPr>
-          <w:b/>
-          <w:bCs/>
-        </w:rPr>
-        <w:t>Combine the Predictions:</w:t>
-      </w:r>
-      <w:r>
-        <w:t> For </w:t>
-      </w:r>
-      <w:r>
-        <w:rPr>
-          <w:b/>
-          <w:bCs/>
-        </w:rPr>
-        <w:t>classification</w:t>
-      </w:r>
-      <w:r>
-        <w:t xml:space="preserve"> we choose a category as the final answer is the one that most trees agree on </w:t>
-      </w:r>
-      <w:proofErr w:type="spellStart"/>
-      <w:r>
-        <w:t>i.e</w:t>
-      </w:r>
-      <w:proofErr w:type="spellEnd"/>
-      <w:r>
-        <w:t xml:space="preserve"> majority voting and for </w:t>
-      </w:r>
-      <w:r>
-        <w:rPr>
-          <w:b/>
-          <w:bCs/>
-        </w:rPr>
-        <w:t>regression</w:t>
-      </w:r>
-      <w:r>
-        <w:t> we predict a number as the final answer is the average of all the trees predictions.</w:t>
-      </w:r>
-    </w:p>
-    <w:p>
-      <w:pPr>
-        <w:numPr>
-          <w:ilvl w:val="0"/>
-          <w:numId w:val="32"/>
-        </w:numPr>
-      </w:pPr>
-      <w:r>
-        <w:rPr>
-          <w:b/>
-          <w:bCs/>
-        </w:rPr>
-        <w:t>Why It Works Well:</w:t>
-      </w:r>
-      <w:r>
-        <w:t> Using random data and features for each tree helps avoid overfitting and makes the overall prediction more accurate and trustworthy.</w:t>
       </w:r>
     </w:p>
     <w:p/>
@@ -3145,14 +3003,323 @@
     <w:p/>
     <w:p/>
     <w:p/>
+    <w:p>
+      <w:pPr>
+        <w:pStyle w:val="Heading1"/>
+      </w:pPr>
+      <w:r>
+        <w:lastRenderedPageBreak/>
+        <w:t>Random Forests</w:t>
+      </w:r>
+    </w:p>
+    <w:p>
+      <w:r>
+        <w:t>Random Forest is a machine learning algorithm that uses many decision trees to make better predictions. Each tree looks at different random parts of the data and their results are combined by voting for classification or averaging for regression which makes it as ensemble learning technique</w:t>
+      </w:r>
+      <w:r>
+        <w:t xml:space="preserve"> (</w:t>
+      </w:r>
+      <w:r>
+        <w:t>Ensemble learning combines multiple machine learning models (</w:t>
+      </w:r>
+      <w:hyperlink r:id="rId20" w:history="1">
+        <w:r>
+          <w:rPr>
+            <w:rStyle w:val="Hyperlink"/>
+          </w:rPr>
+          <w:t>base learners</w:t>
+        </w:r>
+      </w:hyperlink>
+      <w:r>
+        <w:t>) to produce a single, more accurate, and robust prediction than any individual model</w:t>
+      </w:r>
+      <w:r>
+        <w:t>).</w:t>
+      </w:r>
+      <w:r>
+        <w:t xml:space="preserve"> This helps in improving accuracy and reducing errors.</w:t>
+      </w:r>
+    </w:p>
+    <w:p>
+      <w:pPr>
+        <w:rPr>
+          <w:b/>
+          <w:bCs/>
+        </w:rPr>
+      </w:pPr>
+      <w:r>
+        <w:rPr>
+          <w:b/>
+          <w:bCs/>
+        </w:rPr>
+        <w:t>Working of Random Forest Algorithm</w:t>
+      </w:r>
+    </w:p>
+    <w:p>
+      <w:pPr>
+        <w:numPr>
+          <w:ilvl w:val="0"/>
+          <w:numId w:val="28"/>
+        </w:numPr>
+      </w:pPr>
+      <w:r>
+        <w:rPr>
+          <w:b/>
+          <w:bCs/>
+        </w:rPr>
+        <w:t>Create Many Decision Trees:</w:t>
+      </w:r>
+      <w:r>
+        <w:t> The algorithm makes many </w:t>
+      </w:r>
+      <w:hyperlink r:id="rId21" w:tgtFrame="_blank" w:history="1">
+        <w:r>
+          <w:rPr>
+            <w:rStyle w:val="Hyperlink"/>
+          </w:rPr>
+          <w:t>decision trees</w:t>
+        </w:r>
+      </w:hyperlink>
+      <w:r>
+        <w:t xml:space="preserve"> each using a random part of the data. </w:t>
+      </w:r>
+      <w:proofErr w:type="gramStart"/>
+      <w:r>
+        <w:t>So</w:t>
+      </w:r>
+      <w:proofErr w:type="gramEnd"/>
+      <w:r>
+        <w:t xml:space="preserve"> every tree is a bit different.</w:t>
+      </w:r>
+    </w:p>
+    <w:p>
+      <w:pPr>
+        <w:numPr>
+          <w:ilvl w:val="0"/>
+          <w:numId w:val="29"/>
+        </w:numPr>
+      </w:pPr>
+      <w:r>
+        <w:rPr>
+          <w:b/>
+          <w:bCs/>
+        </w:rPr>
+        <w:t>Pick Random Features:</w:t>
+      </w:r>
+      <w:r>
+        <w:t xml:space="preserve"> When building each </w:t>
+      </w:r>
+      <w:proofErr w:type="gramStart"/>
+      <w:r>
+        <w:t>tree</w:t>
+      </w:r>
+      <w:proofErr w:type="gramEnd"/>
+      <w:r>
+        <w:t xml:space="preserve"> it doesn’t look at all the features (columns) at once. It picks a few at random to decide how to split the data. This helps the trees stay different from each other.</w:t>
+      </w:r>
+    </w:p>
+    <w:p>
+      <w:pPr>
+        <w:numPr>
+          <w:ilvl w:val="0"/>
+          <w:numId w:val="30"/>
+        </w:numPr>
+      </w:pPr>
+      <w:r>
+        <w:rPr>
+          <w:b/>
+          <w:bCs/>
+        </w:rPr>
+        <w:t>Each Tree Makes a Prediction:</w:t>
+      </w:r>
+      <w:r>
+        <w:t> Every tree gives its own answer or prediction based on what it learned from its part of the data.</w:t>
+      </w:r>
+    </w:p>
+    <w:p>
+      <w:pPr>
+        <w:numPr>
+          <w:ilvl w:val="0"/>
+          <w:numId w:val="31"/>
+        </w:numPr>
+      </w:pPr>
+      <w:r>
+        <w:rPr>
+          <w:b/>
+          <w:bCs/>
+        </w:rPr>
+        <w:t>Combine the Predictions:</w:t>
+      </w:r>
+      <w:r>
+        <w:t> For </w:t>
+      </w:r>
+      <w:r>
+        <w:rPr>
+          <w:b/>
+          <w:bCs/>
+        </w:rPr>
+        <w:t>classification</w:t>
+      </w:r>
+      <w:r>
+        <w:t xml:space="preserve"> we choose a category as the final answer is the one that most trees agree on </w:t>
+      </w:r>
+      <w:proofErr w:type="spellStart"/>
+      <w:r>
+        <w:t>i.e</w:t>
+      </w:r>
+      <w:proofErr w:type="spellEnd"/>
+      <w:r>
+        <w:t xml:space="preserve"> majority voting and for </w:t>
+      </w:r>
+      <w:r>
+        <w:rPr>
+          <w:b/>
+          <w:bCs/>
+        </w:rPr>
+        <w:t>regression</w:t>
+      </w:r>
+      <w:r>
+        <w:t> we predict a number as the final answer is the average of all the trees predictions.</w:t>
+      </w:r>
+    </w:p>
+    <w:p>
+      <w:pPr>
+        <w:numPr>
+          <w:ilvl w:val="0"/>
+          <w:numId w:val="32"/>
+        </w:numPr>
+      </w:pPr>
+      <w:r>
+        <w:rPr>
+          <w:b/>
+          <w:bCs/>
+        </w:rPr>
+        <w:t>Why It Works Well:</w:t>
+      </w:r>
+      <w:r>
+        <w:t> Using random data and features for each tree helps avoid overfitting and makes the overall prediction more accurate and trustworthy.</w:t>
+      </w:r>
+    </w:p>
+    <w:p/>
+    <w:p/>
+    <w:p>
+      <w:pPr>
+        <w:rPr>
+          <w:b/>
+          <w:bCs/>
+        </w:rPr>
+      </w:pPr>
+      <w:r>
+        <w:rPr>
+          <w:b/>
+          <w:bCs/>
+        </w:rPr>
+        <w:t>Advantages of Random Forest</w:t>
+      </w:r>
+    </w:p>
+    <w:p>
+      <w:pPr>
+        <w:numPr>
+          <w:ilvl w:val="0"/>
+          <w:numId w:val="69"/>
+        </w:numPr>
+      </w:pPr>
+      <w:r>
+        <w:t>Random Forest provides very accurate predictions even with large datasets.</w:t>
+      </w:r>
+    </w:p>
+    <w:p>
+      <w:pPr>
+        <w:numPr>
+          <w:ilvl w:val="0"/>
+          <w:numId w:val="70"/>
+        </w:numPr>
+      </w:pPr>
+      <w:r>
+        <w:t>Random Forest can handle missing data well without compromising with accuracy.</w:t>
+      </w:r>
+    </w:p>
+    <w:p>
+      <w:pPr>
+        <w:numPr>
+          <w:ilvl w:val="0"/>
+          <w:numId w:val="71"/>
+        </w:numPr>
+      </w:pPr>
+      <w:r>
+        <w:t>It doesn’t require normalization or standardization on dataset.</w:t>
+      </w:r>
+    </w:p>
+    <w:p>
+      <w:pPr>
+        <w:numPr>
+          <w:ilvl w:val="0"/>
+          <w:numId w:val="72"/>
+        </w:numPr>
+      </w:pPr>
+      <w:r>
+        <w:t>When we combine multiple decision trees it reduces the risk of overfitting of the model.</w:t>
+      </w:r>
+    </w:p>
+    <w:p>
+      <w:pPr>
+        <w:rPr>
+          <w:b/>
+          <w:bCs/>
+        </w:rPr>
+      </w:pPr>
+      <w:r>
+        <w:rPr>
+          <w:b/>
+          <w:bCs/>
+        </w:rPr>
+        <w:t>Limitations of Random Forest</w:t>
+      </w:r>
+    </w:p>
+    <w:p>
+      <w:pPr>
+        <w:numPr>
+          <w:ilvl w:val="0"/>
+          <w:numId w:val="73"/>
+        </w:numPr>
+      </w:pPr>
+      <w:r>
+        <w:t xml:space="preserve">It can be computationally expensive especially with </w:t>
+      </w:r>
+      <w:proofErr w:type="gramStart"/>
+      <w:r>
+        <w:t>a large number of</w:t>
+      </w:r>
+      <w:proofErr w:type="gramEnd"/>
+      <w:r>
+        <w:t xml:space="preserve"> trees.</w:t>
+      </w:r>
+    </w:p>
+    <w:p>
+      <w:pPr>
+        <w:numPr>
+          <w:ilvl w:val="0"/>
+          <w:numId w:val="74"/>
+        </w:numPr>
+      </w:pPr>
+      <w:r>
+        <w:t>It’s harder to interpret the model compared to simpler models like decision trees.</w:t>
+      </w:r>
+    </w:p>
     <w:p/>
     <w:p/>
     <w:p/>
     <w:p/>
     <w:p>
       <w:r>
+        <w:rPr>
+          <w:rStyle w:val="Heading1Char"/>
+        </w:rPr>
         <w:lastRenderedPageBreak/>
-        <w:t xml:space="preserve">Principal Component Analysis </w:t>
+        <w:t>Principal Component Analysis</w:t>
+      </w:r>
+      <w:r>
+        <w:t xml:space="preserve"> </w:t>
       </w:r>
       <w:r>
         <w:t>(Used in data compression)</w:t>
@@ -3160,13 +3327,25 @@
     </w:p>
     <w:p>
       <w:r>
-        <w:t xml:space="preserve">PCA (Principal Component Analysis) is a </w:t>
+        <w:t>PCA (Principal Component Analysis) is a</w:t>
+      </w:r>
+      <w:r>
+        <w:t xml:space="preserve">n </w:t>
       </w:r>
       <w:r>
         <w:rPr>
           <w:highlight w:val="yellow"/>
         </w:rPr>
-        <w:t>dimensionality reduction technique</w:t>
+        <w:t xml:space="preserve">unsupervised </w:t>
+      </w:r>
+      <w:r>
+        <w:rPr>
+          <w:highlight w:val="yellow"/>
+        </w:rPr>
+        <w:t>dimensionality reduction</w:t>
+      </w:r>
+      <w:r>
+        <w:t xml:space="preserve"> technique</w:t>
       </w:r>
       <w:r>
         <w:t xml:space="preserve"> and helps us to reduce the number of features in a dataset while keeping the most important information. It changes complex datasets by transforming correlated features into a smaller set of uncorrelated components.</w:t>
@@ -3185,11 +3364,9 @@
       <w:r>
         <w:t xml:space="preserve">It helps us to remove redundancy, improve computational efficiency and make data easier to visualize and </w:t>
       </w:r>
-      <w:proofErr w:type="spellStart"/>
-      <w:r>
-        <w:t>analyze</w:t>
-      </w:r>
-      <w:proofErr w:type="spellEnd"/>
+      <w:r>
+        <w:t>analyse</w:t>
+      </w:r>
       <w:r>
         <w:t>.</w:t>
       </w:r>
@@ -3246,24 +3423,1120 @@
         </w:drawing>
       </w:r>
     </w:p>
-    <w:p/>
-    <w:p/>
-    <w:p>
-      <w:r>
-        <w:t>Variance measures a single variable's data spread from its mean (how volatile it is), while covariance measures how </w:t>
-      </w:r>
-      <w:r>
+    <w:p>
+      <w:pPr>
+        <w:rPr>
+          <w:b/>
+          <w:bCs/>
+        </w:rPr>
+      </w:pPr>
+      <w:r>
+        <w:rPr>
+          <w:b/>
+          <w:bCs/>
+        </w:rPr>
+        <w:t>Step 1: Standardize the Data</w:t>
+      </w:r>
+    </w:p>
+    <w:p>
+      <w:r>
+        <w:t>Different features may have different units and scales like salary vs. age. To compare them fairly PCA first</w:t>
+      </w:r>
+      <w:hyperlink r:id="rId23" w:tgtFrame="_blank" w:history="1">
+        <w:r>
+          <w:rPr>
+            <w:rStyle w:val="Hyperlink"/>
+          </w:rPr>
+          <w:t> standardizes</w:t>
+        </w:r>
+      </w:hyperlink>
+      <w:r>
+        <w:t> the data by making each feature have:</w:t>
+      </w:r>
+    </w:p>
+    <w:p>
+      <w:pPr>
+        <w:numPr>
+          <w:ilvl w:val="0"/>
+          <w:numId w:val="43"/>
+        </w:numPr>
+      </w:pPr>
+      <w:r>
+        <w:t>A mean of 0</w:t>
+      </w:r>
+    </w:p>
+    <w:p>
+      <w:pPr>
+        <w:numPr>
+          <w:ilvl w:val="0"/>
+          <w:numId w:val="44"/>
+        </w:numPr>
+      </w:pPr>
+      <w:r>
+        <w:t>A standard deviation of 1</w:t>
+      </w:r>
+    </w:p>
+    <w:p>
+      <w:pPr>
         <w:rPr>
           <w:i/>
           <w:iCs/>
         </w:rPr>
+      </w:pPr>
+      <m:oMathPara>
+        <m:oMath>
+          <m:r>
+            <w:rPr>
+              <w:rFonts w:ascii="Cambria Math" w:hAnsi="Cambria Math"/>
+            </w:rPr>
+            <m:t>Z=</m:t>
+          </m:r>
+          <m:f>
+            <m:fPr>
+              <m:ctrlPr>
+                <w:rPr>
+                  <w:rFonts w:ascii="Cambria Math" w:hAnsi="Cambria Math"/>
+                </w:rPr>
+              </m:ctrlPr>
+            </m:fPr>
+            <m:num>
+              <m:r>
+                <w:rPr>
+                  <w:rFonts w:ascii="Cambria Math" w:hAnsi="Cambria Math"/>
+                </w:rPr>
+                <m:t>X-μ</m:t>
+              </m:r>
+            </m:num>
+            <m:den>
+              <m:r>
+                <w:rPr>
+                  <w:rFonts w:ascii="Cambria Math" w:hAnsi="Cambria Math"/>
+                </w:rPr>
+                <m:t>σ</m:t>
+              </m:r>
+            </m:den>
+          </m:f>
+        </m:oMath>
+      </m:oMathPara>
+    </w:p>
+    <w:p>
+      <w:r>
+        <w:t>where:</w:t>
+      </w:r>
+    </w:p>
+    <w:p>
+      <w:pPr>
+        <w:numPr>
+          <w:ilvl w:val="0"/>
+          <w:numId w:val="45"/>
+        </w:numPr>
+      </w:pPr>
+      <m:oMath>
+        <m:r>
+          <w:rPr>
+            <w:rFonts w:ascii="Cambria Math" w:hAnsi="Cambria Math"/>
+          </w:rPr>
+          <m:t>μ</m:t>
+        </m:r>
+      </m:oMath>
+      <w:r>
+        <w:t> is the mean of independent features  </w:t>
+      </w:r>
+      <m:oMath>
+        <m:r>
+          <w:rPr>
+            <w:rFonts w:ascii="Cambria Math" w:hAnsi="Cambria Math"/>
+          </w:rPr>
+          <m:t>μ=</m:t>
+        </m:r>
+        <m:d>
+          <m:dPr>
+            <m:begChr m:val="{"/>
+            <m:endChr m:val="}"/>
+            <m:ctrlPr>
+              <w:rPr>
+                <w:rFonts w:ascii="Cambria Math" w:hAnsi="Cambria Math"/>
+              </w:rPr>
+            </m:ctrlPr>
+          </m:dPr>
+          <m:e>
+            <m:sSub>
+              <m:sSubPr>
+                <m:ctrlPr>
+                  <w:rPr>
+                    <w:rFonts w:ascii="Cambria Math" w:hAnsi="Cambria Math"/>
+                  </w:rPr>
+                </m:ctrlPr>
+              </m:sSubPr>
+              <m:e>
+                <m:r>
+                  <w:rPr>
+                    <w:rFonts w:ascii="Cambria Math" w:hAnsi="Cambria Math"/>
+                  </w:rPr>
+                  <m:t>μ</m:t>
+                </m:r>
+              </m:e>
+              <m:sub>
+                <m:r>
+                  <w:rPr>
+                    <w:rFonts w:ascii="Cambria Math" w:hAnsi="Cambria Math"/>
+                  </w:rPr>
+                  <m:t>1</m:t>
+                </m:r>
+              </m:sub>
+            </m:sSub>
+            <m:r>
+              <w:rPr>
+                <w:rFonts w:ascii="Cambria Math" w:hAnsi="Cambria Math"/>
+              </w:rPr>
+              <m:t>,</m:t>
+            </m:r>
+            <m:sSub>
+              <m:sSubPr>
+                <m:ctrlPr>
+                  <w:rPr>
+                    <w:rFonts w:ascii="Cambria Math" w:hAnsi="Cambria Math"/>
+                  </w:rPr>
+                </m:ctrlPr>
+              </m:sSubPr>
+              <m:e>
+                <m:r>
+                  <w:rPr>
+                    <w:rFonts w:ascii="Cambria Math" w:hAnsi="Cambria Math"/>
+                  </w:rPr>
+                  <m:t>μ</m:t>
+                </m:r>
+              </m:e>
+              <m:sub>
+                <m:r>
+                  <w:rPr>
+                    <w:rFonts w:ascii="Cambria Math" w:hAnsi="Cambria Math"/>
+                  </w:rPr>
+                  <m:t>2</m:t>
+                </m:r>
+              </m:sub>
+            </m:sSub>
+            <m:r>
+              <w:rPr>
+                <w:rFonts w:ascii="Cambria Math" w:hAnsi="Cambria Math"/>
+              </w:rPr>
+              <m:t>,⋯,</m:t>
+            </m:r>
+            <m:sSub>
+              <m:sSubPr>
+                <m:ctrlPr>
+                  <w:rPr>
+                    <w:rFonts w:ascii="Cambria Math" w:hAnsi="Cambria Math"/>
+                  </w:rPr>
+                </m:ctrlPr>
+              </m:sSubPr>
+              <m:e>
+                <m:r>
+                  <w:rPr>
+                    <w:rFonts w:ascii="Cambria Math" w:hAnsi="Cambria Math"/>
+                  </w:rPr>
+                  <m:t>μ</m:t>
+                </m:r>
+              </m:e>
+              <m:sub>
+                <m:r>
+                  <w:rPr>
+                    <w:rFonts w:ascii="Cambria Math" w:hAnsi="Cambria Math"/>
+                  </w:rPr>
+                  <m:t>m</m:t>
+                </m:r>
+              </m:sub>
+            </m:sSub>
+          </m:e>
+        </m:d>
+      </m:oMath>
+    </w:p>
+    <w:p>
+      <w:pPr>
+        <w:numPr>
+          <w:ilvl w:val="0"/>
+          <w:numId w:val="46"/>
+        </w:numPr>
+      </w:pPr>
+      <m:oMath>
+        <m:r>
+          <w:rPr>
+            <w:rFonts w:ascii="Cambria Math" w:hAnsi="Cambria Math"/>
+          </w:rPr>
+          <m:t>σ</m:t>
+        </m:r>
+      </m:oMath>
+      <w:r>
+        <w:t> is the standard deviation of independent features  </w:t>
+      </w:r>
+      <m:oMath>
+        <m:r>
+          <w:rPr>
+            <w:rFonts w:ascii="Cambria Math" w:hAnsi="Cambria Math"/>
+          </w:rPr>
+          <m:t>σ=</m:t>
+        </m:r>
+        <m:d>
+          <m:dPr>
+            <m:begChr m:val="{"/>
+            <m:endChr m:val="}"/>
+            <m:ctrlPr>
+              <w:rPr>
+                <w:rFonts w:ascii="Cambria Math" w:hAnsi="Cambria Math"/>
+              </w:rPr>
+            </m:ctrlPr>
+          </m:dPr>
+          <m:e>
+            <m:sSub>
+              <m:sSubPr>
+                <m:ctrlPr>
+                  <w:rPr>
+                    <w:rFonts w:ascii="Cambria Math" w:hAnsi="Cambria Math"/>
+                  </w:rPr>
+                </m:ctrlPr>
+              </m:sSubPr>
+              <m:e>
+                <m:r>
+                  <w:rPr>
+                    <w:rFonts w:ascii="Cambria Math" w:hAnsi="Cambria Math"/>
+                  </w:rPr>
+                  <m:t>σ</m:t>
+                </m:r>
+              </m:e>
+              <m:sub>
+                <m:r>
+                  <w:rPr>
+                    <w:rFonts w:ascii="Cambria Math" w:hAnsi="Cambria Math"/>
+                  </w:rPr>
+                  <m:t>1</m:t>
+                </m:r>
+              </m:sub>
+            </m:sSub>
+            <m:r>
+              <w:rPr>
+                <w:rFonts w:ascii="Cambria Math" w:hAnsi="Cambria Math"/>
+              </w:rPr>
+              <m:t>,</m:t>
+            </m:r>
+            <m:sSub>
+              <m:sSubPr>
+                <m:ctrlPr>
+                  <w:rPr>
+                    <w:rFonts w:ascii="Cambria Math" w:hAnsi="Cambria Math"/>
+                  </w:rPr>
+                </m:ctrlPr>
+              </m:sSubPr>
+              <m:e>
+                <m:r>
+                  <w:rPr>
+                    <w:rFonts w:ascii="Cambria Math" w:hAnsi="Cambria Math"/>
+                  </w:rPr>
+                  <m:t>σ</m:t>
+                </m:r>
+              </m:e>
+              <m:sub>
+                <m:r>
+                  <w:rPr>
+                    <w:rFonts w:ascii="Cambria Math" w:hAnsi="Cambria Math"/>
+                  </w:rPr>
+                  <m:t>2</m:t>
+                </m:r>
+              </m:sub>
+            </m:sSub>
+            <m:r>
+              <w:rPr>
+                <w:rFonts w:ascii="Cambria Math" w:hAnsi="Cambria Math"/>
+              </w:rPr>
+              <m:t>,⋯,</m:t>
+            </m:r>
+            <m:sSub>
+              <m:sSubPr>
+                <m:ctrlPr>
+                  <w:rPr>
+                    <w:rFonts w:ascii="Cambria Math" w:hAnsi="Cambria Math"/>
+                  </w:rPr>
+                </m:ctrlPr>
+              </m:sSubPr>
+              <m:e>
+                <m:r>
+                  <w:rPr>
+                    <w:rFonts w:ascii="Cambria Math" w:hAnsi="Cambria Math"/>
+                  </w:rPr>
+                  <m:t>σ</m:t>
+                </m:r>
+              </m:e>
+              <m:sub>
+                <m:r>
+                  <w:rPr>
+                    <w:rFonts w:ascii="Cambria Math" w:hAnsi="Cambria Math"/>
+                  </w:rPr>
+                  <m:t>m</m:t>
+                </m:r>
+              </m:sub>
+            </m:sSub>
+          </m:e>
+        </m:d>
+      </m:oMath>
+    </w:p>
+    <w:p>
+      <w:pPr>
+        <w:rPr>
+          <w:b/>
+          <w:bCs/>
+        </w:rPr>
+      </w:pPr>
+      <w:r>
+        <w:rPr>
+          <w:b/>
+          <w:bCs/>
+        </w:rPr>
+        <w:t>Step 2: Calculate Covariance Matrix</w:t>
+      </w:r>
+    </w:p>
+    <w:p>
+      <w:r>
+        <w:t>Next PCA calculates the </w:t>
+      </w:r>
+      <w:hyperlink r:id="rId24" w:tgtFrame="_blank" w:history="1">
+        <w:r>
+          <w:rPr>
+            <w:rStyle w:val="Hyperlink"/>
+          </w:rPr>
+          <w:t>covariance matrix </w:t>
+        </w:r>
+      </w:hyperlink>
+      <w:r>
+        <w:t>(</w:t>
+      </w:r>
+      <w:r>
+        <w:t>Variance measures a single variable's data spread from its mean (how volatile it is), while covariance measures how </w:t>
+      </w:r>
+      <w:r>
+        <w:rPr>
+          <w:i/>
+          <w:iCs/>
+        </w:rPr>
         <w:t>two</w:t>
       </w:r>
       <w:r>
         <w:t> variables change together, indicating if they move in the same (positive) or opposite (negative) directions</w:t>
       </w:r>
-    </w:p>
-    <w:p/>
+      <w:r>
+        <w:t xml:space="preserve">) </w:t>
+      </w:r>
+      <w:r>
+        <w:t>to see how features relate to each other whether they increase or decrease together. The covariance between two features </w:t>
+      </w:r>
+      <m:oMath>
+        <m:sSub>
+          <m:sSubPr>
+            <m:ctrlPr>
+              <w:rPr>
+                <w:rFonts w:ascii="Cambria Math" w:hAnsi="Cambria Math"/>
+              </w:rPr>
+            </m:ctrlPr>
+          </m:sSubPr>
+          <m:e>
+            <m:r>
+              <w:rPr>
+                <w:rFonts w:ascii="Cambria Math" w:hAnsi="Cambria Math"/>
+              </w:rPr>
+              <m:t>x</m:t>
+            </m:r>
+          </m:e>
+          <m:sub>
+            <m:r>
+              <w:rPr>
+                <w:rFonts w:ascii="Cambria Math" w:hAnsi="Cambria Math"/>
+              </w:rPr>
+              <m:t>1</m:t>
+            </m:r>
+          </m:sub>
+        </m:sSub>
+      </m:oMath>
+      <w:r>
+        <w:t> and </w:t>
+      </w:r>
+      <m:oMath>
+        <m:sSub>
+          <m:sSubPr>
+            <m:ctrlPr>
+              <w:rPr>
+                <w:rFonts w:ascii="Cambria Math" w:hAnsi="Cambria Math"/>
+              </w:rPr>
+            </m:ctrlPr>
+          </m:sSubPr>
+          <m:e>
+            <m:r>
+              <w:rPr>
+                <w:rFonts w:ascii="Cambria Math" w:hAnsi="Cambria Math"/>
+              </w:rPr>
+              <m:t>x</m:t>
+            </m:r>
+          </m:e>
+          <m:sub>
+            <m:r>
+              <w:rPr>
+                <w:rFonts w:ascii="Cambria Math" w:hAnsi="Cambria Math"/>
+              </w:rPr>
+              <m:t>2</m:t>
+            </m:r>
+          </m:sub>
+        </m:sSub>
+      </m:oMath>
+      <w:r>
+        <w:t> is:</w:t>
+      </w:r>
+    </w:p>
+    <w:p>
+      <w:pPr>
+        <w:rPr>
+          <w:i/>
+          <w:iCs/>
+        </w:rPr>
+      </w:pPr>
+      <m:oMathPara>
+        <m:oMath>
+          <m:r>
+            <w:rPr>
+              <w:rFonts w:ascii="Cambria Math" w:hAnsi="Cambria Math"/>
+            </w:rPr>
+            <m:t>cov(x1,x2)=</m:t>
+          </m:r>
+          <m:f>
+            <m:fPr>
+              <m:ctrlPr>
+                <w:rPr>
+                  <w:rFonts w:ascii="Cambria Math" w:hAnsi="Cambria Math"/>
+                </w:rPr>
+              </m:ctrlPr>
+            </m:fPr>
+            <m:num>
+              <m:nary>
+                <m:naryPr>
+                  <m:chr m:val="∑"/>
+                  <m:limLoc m:val="subSup"/>
+                  <m:grow m:val="1"/>
+                  <m:ctrlPr>
+                    <w:rPr>
+                      <w:rFonts w:ascii="Cambria Math" w:hAnsi="Cambria Math"/>
+                    </w:rPr>
+                  </m:ctrlPr>
+                </m:naryPr>
+                <m:sub>
+                  <m:r>
+                    <w:rPr>
+                      <w:rFonts w:ascii="Cambria Math" w:hAnsi="Cambria Math"/>
+                    </w:rPr>
+                    <m:t>i=1</m:t>
+                  </m:r>
+                </m:sub>
+                <m:sup>
+                  <m:r>
+                    <w:rPr>
+                      <w:rFonts w:ascii="Cambria Math" w:hAnsi="Cambria Math"/>
+                    </w:rPr>
+                    <m:t>n</m:t>
+                  </m:r>
+                </m:sup>
+                <m:e>
+                  <m:r>
+                    <w:rPr>
+                      <w:rFonts w:ascii="Cambria Math" w:hAnsi="Cambria Math"/>
+                    </w:rPr>
+                    <m:t>(x</m:t>
+                  </m:r>
+                </m:e>
+              </m:nary>
+              <m:sSub>
+                <m:sSubPr>
+                  <m:ctrlPr>
+                    <w:rPr>
+                      <w:rFonts w:ascii="Cambria Math" w:hAnsi="Cambria Math"/>
+                    </w:rPr>
+                  </m:ctrlPr>
+                </m:sSubPr>
+                <m:e>
+                  <m:r>
+                    <w:rPr>
+                      <w:rFonts w:ascii="Cambria Math" w:hAnsi="Cambria Math"/>
+                    </w:rPr>
+                    <m:t>1</m:t>
+                  </m:r>
+                </m:e>
+                <m:sub>
+                  <m:r>
+                    <w:rPr>
+                      <w:rFonts w:ascii="Cambria Math" w:hAnsi="Cambria Math"/>
+                    </w:rPr>
+                    <m:t>i</m:t>
+                  </m:r>
+                </m:sub>
+              </m:sSub>
+              <m:r>
+                <w:rPr>
+                  <w:rFonts w:ascii="Cambria Math" w:hAnsi="Cambria Math"/>
+                </w:rPr>
+                <m:t>-</m:t>
+              </m:r>
+              <m:acc>
+                <m:accPr>
+                  <m:chr m:val="ˉ"/>
+                  <m:ctrlPr>
+                    <w:rPr>
+                      <w:rFonts w:ascii="Cambria Math" w:hAnsi="Cambria Math"/>
+                    </w:rPr>
+                  </m:ctrlPr>
+                </m:accPr>
+                <m:e>
+                  <m:r>
+                    <w:rPr>
+                      <w:rFonts w:ascii="Cambria Math" w:hAnsi="Cambria Math"/>
+                    </w:rPr>
+                    <m:t>x1</m:t>
+                  </m:r>
+                </m:e>
+              </m:acc>
+              <m:r>
+                <w:rPr>
+                  <w:rFonts w:ascii="Cambria Math" w:hAnsi="Cambria Math"/>
+                </w:rPr>
+                <m:t>)(x</m:t>
+              </m:r>
+              <m:sSub>
+                <m:sSubPr>
+                  <m:ctrlPr>
+                    <w:rPr>
+                      <w:rFonts w:ascii="Cambria Math" w:hAnsi="Cambria Math"/>
+                    </w:rPr>
+                  </m:ctrlPr>
+                </m:sSubPr>
+                <m:e>
+                  <m:r>
+                    <w:rPr>
+                      <w:rFonts w:ascii="Cambria Math" w:hAnsi="Cambria Math"/>
+                    </w:rPr>
+                    <m:t>2</m:t>
+                  </m:r>
+                </m:e>
+                <m:sub>
+                  <m:r>
+                    <w:rPr>
+                      <w:rFonts w:ascii="Cambria Math" w:hAnsi="Cambria Math"/>
+                    </w:rPr>
+                    <m:t>i</m:t>
+                  </m:r>
+                </m:sub>
+              </m:sSub>
+              <m:r>
+                <w:rPr>
+                  <w:rFonts w:ascii="Cambria Math" w:hAnsi="Cambria Math"/>
+                </w:rPr>
+                <m:t>-</m:t>
+              </m:r>
+              <m:acc>
+                <m:accPr>
+                  <m:chr m:val="ˉ"/>
+                  <m:ctrlPr>
+                    <w:rPr>
+                      <w:rFonts w:ascii="Cambria Math" w:hAnsi="Cambria Math"/>
+                    </w:rPr>
+                  </m:ctrlPr>
+                </m:accPr>
+                <m:e>
+                  <m:r>
+                    <w:rPr>
+                      <w:rFonts w:ascii="Cambria Math" w:hAnsi="Cambria Math"/>
+                    </w:rPr>
+                    <m:t>x2</m:t>
+                  </m:r>
+                </m:e>
+              </m:acc>
+              <m:r>
+                <w:rPr>
+                  <w:rFonts w:ascii="Cambria Math" w:hAnsi="Cambria Math"/>
+                </w:rPr>
+                <m:t>)</m:t>
+              </m:r>
+            </m:num>
+            <m:den>
+              <m:r>
+                <w:rPr>
+                  <w:rFonts w:ascii="Cambria Math" w:hAnsi="Cambria Math"/>
+                </w:rPr>
+                <m:t>n-1</m:t>
+              </m:r>
+            </m:den>
+          </m:f>
+        </m:oMath>
+      </m:oMathPara>
+    </w:p>
+    <w:p>
+      <w:r>
+        <w:lastRenderedPageBreak/>
+        <w:t>Where:</w:t>
+      </w:r>
+    </w:p>
+    <w:p>
+      <w:pPr>
+        <w:numPr>
+          <w:ilvl w:val="0"/>
+          <w:numId w:val="47"/>
+        </w:numPr>
+      </w:pPr>
+      <m:oMath>
+        <m:sSub>
+          <m:sSubPr>
+            <m:ctrlPr>
+              <w:rPr>
+                <w:rFonts w:ascii="Cambria Math" w:hAnsi="Cambria Math"/>
+              </w:rPr>
+            </m:ctrlPr>
+          </m:sSubPr>
+          <m:e>
+            <m:acc>
+              <m:accPr>
+                <m:chr m:val="ˉ"/>
+                <m:ctrlPr>
+                  <w:rPr>
+                    <w:rFonts w:ascii="Cambria Math" w:hAnsi="Cambria Math"/>
+                  </w:rPr>
+                </m:ctrlPr>
+              </m:accPr>
+              <m:e>
+                <m:r>
+                  <w:rPr>
+                    <w:rFonts w:ascii="Cambria Math" w:hAnsi="Cambria Math"/>
+                  </w:rPr>
+                  <m:t>x</m:t>
+                </m:r>
+              </m:e>
+            </m:acc>
+          </m:e>
+          <m:sub>
+            <m:r>
+              <w:rPr>
+                <w:rFonts w:ascii="Cambria Math" w:hAnsi="Cambria Math"/>
+              </w:rPr>
+              <m:t>1</m:t>
+            </m:r>
+          </m:sub>
+        </m:sSub>
+        <m:r>
+          <w:rPr>
+            <w:rFonts w:ascii="Cambria Math" w:hAnsi="Cambria Math"/>
+          </w:rPr>
+          <m:t>and</m:t>
+        </m:r>
+        <m:sSub>
+          <m:sSubPr>
+            <m:ctrlPr>
+              <w:rPr>
+                <w:rFonts w:ascii="Cambria Math" w:hAnsi="Cambria Math"/>
+              </w:rPr>
+            </m:ctrlPr>
+          </m:sSubPr>
+          <m:e>
+            <m:acc>
+              <m:accPr>
+                <m:chr m:val="ˉ"/>
+                <m:ctrlPr>
+                  <w:rPr>
+                    <w:rFonts w:ascii="Cambria Math" w:hAnsi="Cambria Math"/>
+                  </w:rPr>
+                </m:ctrlPr>
+              </m:accPr>
+              <m:e>
+                <m:r>
+                  <w:rPr>
+                    <w:rFonts w:ascii="Cambria Math" w:hAnsi="Cambria Math"/>
+                  </w:rPr>
+                  <m:t>x</m:t>
+                </m:r>
+              </m:e>
+            </m:acc>
+          </m:e>
+          <m:sub>
+            <m:r>
+              <w:rPr>
+                <w:rFonts w:ascii="Cambria Math" w:hAnsi="Cambria Math"/>
+              </w:rPr>
+              <m:t>2</m:t>
+            </m:r>
+          </m:sub>
+        </m:sSub>
+      </m:oMath>
+      <w:r>
+        <w:rPr>
+          <w:rFonts w:ascii="Arial" w:hAnsi="Arial" w:cs="Arial"/>
+        </w:rPr>
+        <w:t>​</w:t>
+      </w:r>
+      <w:r>
+        <w:t xml:space="preserve"> are the mean values of features </w:t>
+      </w:r>
+      <m:oMath>
+        <m:sSub>
+          <m:sSubPr>
+            <m:ctrlPr>
+              <w:rPr>
+                <w:rFonts w:ascii="Cambria Math" w:hAnsi="Cambria Math"/>
+              </w:rPr>
+            </m:ctrlPr>
+          </m:sSubPr>
+          <m:e>
+            <m:r>
+              <w:rPr>
+                <w:rFonts w:ascii="Cambria Math" w:hAnsi="Cambria Math"/>
+              </w:rPr>
+              <m:t>x</m:t>
+            </m:r>
+          </m:e>
+          <m:sub>
+            <m:r>
+              <w:rPr>
+                <w:rFonts w:ascii="Cambria Math" w:hAnsi="Cambria Math"/>
+              </w:rPr>
+              <m:t>1</m:t>
+            </m:r>
+          </m:sub>
+        </m:sSub>
+        <m:r>
+          <w:rPr>
+            <w:rFonts w:ascii="Cambria Math" w:hAnsi="Cambria Math"/>
+          </w:rPr>
+          <m:t>and</m:t>
+        </m:r>
+        <m:sSub>
+          <m:sSubPr>
+            <m:ctrlPr>
+              <w:rPr>
+                <w:rFonts w:ascii="Cambria Math" w:hAnsi="Cambria Math"/>
+              </w:rPr>
+            </m:ctrlPr>
+          </m:sSubPr>
+          <m:e>
+            <m:r>
+              <w:rPr>
+                <w:rFonts w:ascii="Cambria Math" w:hAnsi="Cambria Math"/>
+              </w:rPr>
+              <m:t>x</m:t>
+            </m:r>
+          </m:e>
+          <m:sub>
+            <m:r>
+              <w:rPr>
+                <w:rFonts w:ascii="Cambria Math" w:hAnsi="Cambria Math"/>
+              </w:rPr>
+              <m:t>2</m:t>
+            </m:r>
+          </m:sub>
+        </m:sSub>
+      </m:oMath>
+    </w:p>
+    <w:p>
+      <w:pPr>
+        <w:numPr>
+          <w:ilvl w:val="0"/>
+          <w:numId w:val="48"/>
+        </w:numPr>
+      </w:pPr>
+      <m:oMath>
+        <m:r>
+          <w:rPr>
+            <w:rFonts w:ascii="Cambria Math" w:hAnsi="Cambria Math"/>
+          </w:rPr>
+          <m:t>n</m:t>
+        </m:r>
+      </m:oMath>
+      <w:r>
+        <w:t> is the number of data points</w:t>
+      </w:r>
+    </w:p>
+    <w:p>
+      <w:r>
+        <w:t>The value of covariance can be positive, negative or zeros.</w:t>
+      </w:r>
+    </w:p>
+    <w:p>
+      <w:pPr>
+        <w:rPr>
+          <w:b/>
+          <w:bCs/>
+        </w:rPr>
+      </w:pPr>
+      <w:r>
+        <w:rPr>
+          <w:b/>
+          <w:bCs/>
+        </w:rPr>
+        <w:t>Step 3: Find the Principal Components</w:t>
+      </w:r>
+    </w:p>
+    <w:p>
+      <w:r>
+        <w:t>PCA identifies new axes where the data spreads out the most:</w:t>
+      </w:r>
+    </w:p>
+    <w:p>
+      <w:pPr>
+        <w:numPr>
+          <w:ilvl w:val="0"/>
+          <w:numId w:val="49"/>
+        </w:numPr>
+      </w:pPr>
+      <w:r>
+        <w:rPr>
+          <w:b/>
+          <w:bCs/>
+        </w:rPr>
+        <w:t>1st Principal Component (PC1):</w:t>
+      </w:r>
+      <w:r>
+        <w:t> The direction of maximum variance (most spread).</w:t>
+      </w:r>
+    </w:p>
+    <w:p>
+      <w:pPr>
+        <w:numPr>
+          <w:ilvl w:val="0"/>
+          <w:numId w:val="50"/>
+        </w:numPr>
+      </w:pPr>
+      <w:r>
+        <w:rPr>
+          <w:b/>
+          <w:bCs/>
+        </w:rPr>
+        <w:t>2nd Principal Component (PC2):</w:t>
+      </w:r>
+      <w:r>
+        <w:t> The next best direction, </w:t>
+      </w:r>
+      <w:r>
+        <w:rPr>
+          <w:i/>
+          <w:iCs/>
+        </w:rPr>
+        <w:t>perpendicular to PC1 </w:t>
+      </w:r>
+      <w:r>
+        <w:t>and so on.</w:t>
+      </w:r>
+    </w:p>
+    <w:p>
+      <w:r>
+        <w:t xml:space="preserve">These directions come from the eigenvectors of the covariance </w:t>
+      </w:r>
+      <w:proofErr w:type="gramStart"/>
+      <w:r>
+        <w:t>matrix</w:t>
+      </w:r>
+      <w:proofErr w:type="gramEnd"/>
+      <w:r>
+        <w:t xml:space="preserve"> and their importance is measured by eigenvalues. For a square matrix A an eigenvector X (a non-zero vector) and its corresponding eigenvalue λ satisfy:</w:t>
+      </w:r>
+    </w:p>
+    <w:p>
+      <w:pPr>
+        <w:rPr>
+          <w:i/>
+          <w:iCs/>
+        </w:rPr>
+      </w:pPr>
+      <m:oMathPara>
+        <m:oMath>
+          <m:r>
+            <w:rPr>
+              <w:rFonts w:ascii="Cambria Math" w:hAnsi="Cambria Math"/>
+            </w:rPr>
+            <m:t>AX=λX</m:t>
+          </m:r>
+        </m:oMath>
+      </m:oMathPara>
+    </w:p>
+    <w:p>
+      <w:r>
+        <w:t>This means:</w:t>
+      </w:r>
+    </w:p>
+    <w:p>
+      <w:pPr>
+        <w:numPr>
+          <w:ilvl w:val="0"/>
+          <w:numId w:val="51"/>
+        </w:numPr>
+      </w:pPr>
+      <w:r>
+        <w:t>When </w:t>
+      </w:r>
+      <w:r>
+        <w:rPr>
+          <w:i/>
+          <w:iCs/>
+        </w:rPr>
+        <w:t>A</w:t>
+      </w:r>
+      <w:r>
+        <w:t> acts on X it only stretches or shrinks X by the scalar λ.</w:t>
+      </w:r>
+    </w:p>
+    <w:p>
+      <w:pPr>
+        <w:numPr>
+          <w:ilvl w:val="0"/>
+          <w:numId w:val="52"/>
+        </w:numPr>
+      </w:pPr>
+      <w:r>
+        <w:t>The direction of X remains unchanged hence eigenvectors define "stable directions" of A.</w:t>
+      </w:r>
+    </w:p>
+    <w:p>
+      <w:r>
+        <w:t>Eigenvalues help rank these directions by importance.</w:t>
+      </w:r>
+    </w:p>
+    <w:p>
+      <w:pPr>
+        <w:rPr>
+          <w:b/>
+          <w:bCs/>
+        </w:rPr>
+      </w:pPr>
+      <w:r>
+        <w:rPr>
+          <w:b/>
+          <w:bCs/>
+        </w:rPr>
+        <w:t>Step 4: Pick the Top Directions &amp; Transform Data</w:t>
+      </w:r>
+    </w:p>
+    <w:p>
+      <w:r>
+        <w:t xml:space="preserve">After calculating the eigenvalues and eigenvectors PCA ranks them by the amount of information they capture. </w:t>
+      </w:r>
+      <w:proofErr w:type="gramStart"/>
+      <w:r>
+        <w:t>We</w:t>
+      </w:r>
+      <w:proofErr w:type="gramEnd"/>
+      <w:r>
+        <w:t xml:space="preserve"> then:</w:t>
+      </w:r>
+    </w:p>
+    <w:p>
+      <w:pPr>
+        <w:numPr>
+          <w:ilvl w:val="0"/>
+          <w:numId w:val="53"/>
+        </w:numPr>
+      </w:pPr>
+      <w:r>
+        <w:t>Select the top k components that capture most of the variance like 95%.</w:t>
+      </w:r>
+    </w:p>
+    <w:p>
+      <w:pPr>
+        <w:numPr>
+          <w:ilvl w:val="0"/>
+          <w:numId w:val="54"/>
+        </w:numPr>
+      </w:pPr>
+      <w:r>
+        <w:t>Transform the original dataset by projecting it onto these top components.</w:t>
+      </w:r>
+    </w:p>
+    <w:p>
+      <w:r>
+        <w:t>This means we reduce the number of features (dimensions) while keeping the important patterns in the data.</w:t>
+      </w:r>
+    </w:p>
+    <w:p>
+      <w:r>
+        <w:rPr>
+          <w:noProof/>
+        </w:rPr>
+        <w:drawing>
+          <wp:inline distT="0" distB="0" distL="0" distR="0" wp14:anchorId="167C44F4" wp14:editId="2619C9C4">
+            <wp:extent cx="5684520" cy="2842260"/>
+            <wp:effectExtent l="0" t="0" r="0" b="0"/>
+            <wp:docPr id="572725268" name="Picture 13"/>
+            <wp:cNvGraphicFramePr>
+              <a:graphicFrameLocks xmlns:a="http://schemas.openxmlformats.org/drawingml/2006/main" noChangeAspect="1"/>
+            </wp:cNvGraphicFramePr>
+            <a:graphic xmlns:a="http://schemas.openxmlformats.org/drawingml/2006/main">
+              <a:graphicData uri="http://schemas.openxmlformats.org/drawingml/2006/picture">
+                <pic:pic xmlns:pic="http://schemas.openxmlformats.org/drawingml/2006/picture">
+                  <pic:nvPicPr>
+                    <pic:cNvPr id="0" name="Picture 4"/>
+                    <pic:cNvPicPr>
+                      <a:picLocks noChangeAspect="1" noChangeArrowheads="1"/>
+                    </pic:cNvPicPr>
+                  </pic:nvPicPr>
+                  <pic:blipFill>
+                    <a:blip r:embed="rId25">
+                      <a:extLst>
+                        <a:ext uri="{28A0092B-C50C-407E-A947-70E740481C1C}">
+                          <a14:useLocalDpi xmlns:a14="http://schemas.microsoft.com/office/drawing/2010/main" val="0"/>
+                        </a:ext>
+                      </a:extLst>
+                    </a:blip>
+                    <a:srcRect/>
+                    <a:stretch>
+                      <a:fillRect/>
+                    </a:stretch>
+                  </pic:blipFill>
+                  <pic:spPr bwMode="auto">
+                    <a:xfrm>
+                      <a:off x="0" y="0"/>
+                      <a:ext cx="5684520" cy="2842260"/>
+                    </a:xfrm>
+                    <a:prstGeom prst="rect">
+                      <a:avLst/>
+                    </a:prstGeom>
+                    <a:noFill/>
+                  </pic:spPr>
+                </pic:pic>
+              </a:graphicData>
+            </a:graphic>
+          </wp:inline>
+        </w:drawing>
+      </w:r>
+    </w:p>
+    <w:p>
+      <w:r>
+        <w:lastRenderedPageBreak/>
+        <w:t>Transform this 2D dataset into a 1D representation while preserving as much variance as possible.</w:t>
+      </w:r>
+    </w:p>
+    <w:p>
+      <w:r>
+        <w:t>In the above image the original dataset has two features "Radius" and "Area" represented by the black axes. PCA identifies two new directions: PC₁ and PC₂ which are the principal components.</w:t>
+      </w:r>
+    </w:p>
+    <w:p>
+      <w:pPr>
+        <w:numPr>
+          <w:ilvl w:val="0"/>
+          <w:numId w:val="55"/>
+        </w:numPr>
+      </w:pPr>
+      <w:r>
+        <w:t>These new axes are rotated versions of the original ones. PC₁ captures the maximum variance in the data meaning it holds the most information while PC₂ captures the remaining variance and is perpendicular to PC₁.</w:t>
+      </w:r>
+    </w:p>
+    <w:p>
+      <w:pPr>
+        <w:numPr>
+          <w:ilvl w:val="0"/>
+          <w:numId w:val="56"/>
+        </w:numPr>
+      </w:pPr>
+      <w:r>
+        <w:t>The spread of data is much wider along PC₁ than along PC₂. This is why PC₁ is chosen for dimensionality reduction. By projecting the data points (blue crosses) onto PC₁ we effectively transform the 2D data into 1D and retain most of the important structure and patterns.</w:t>
+      </w:r>
+    </w:p>
     <w:p>
       <w:pPr>
         <w:rPr>
@@ -3396,7 +4669,6 @@
           <w:b/>
           <w:bCs/>
         </w:rPr>
-        <w:lastRenderedPageBreak/>
         <w:t>Data Scaling Sensitivity:</w:t>
       </w:r>
       <w:r>
@@ -3473,6 +4745,970 @@
       </w:r>
       <w:r>
         <w:t> Using too many components or working with a small dataset might lead to models that don't generalize well.</w:t>
+      </w:r>
+    </w:p>
+    <w:p>
+      <w:r>
+        <w:drawing>
+          <wp:inline distT="0" distB="0" distL="0" distR="0" wp14:anchorId="78C9577C" wp14:editId="0F0EED34">
+            <wp:extent cx="4992370" cy="1509732"/>
+            <wp:effectExtent l="0" t="0" r="0" b="0"/>
+            <wp:docPr id="28693770" name="Picture 1"/>
+            <wp:cNvGraphicFramePr>
+              <a:graphicFrameLocks xmlns:a="http://schemas.openxmlformats.org/drawingml/2006/main" noChangeAspect="1"/>
+            </wp:cNvGraphicFramePr>
+            <a:graphic xmlns:a="http://schemas.openxmlformats.org/drawingml/2006/main">
+              <a:graphicData uri="http://schemas.openxmlformats.org/drawingml/2006/picture">
+                <pic:pic xmlns:pic="http://schemas.openxmlformats.org/drawingml/2006/picture">
+                  <pic:nvPicPr>
+                    <pic:cNvPr id="28693770" name=""/>
+                    <pic:cNvPicPr/>
+                  </pic:nvPicPr>
+                  <pic:blipFill>
+                    <a:blip r:embed="rId26"/>
+                    <a:stretch>
+                      <a:fillRect/>
+                    </a:stretch>
+                  </pic:blipFill>
+                  <pic:spPr>
+                    <a:xfrm>
+                      <a:off x="0" y="0"/>
+                      <a:ext cx="5008160" cy="1514507"/>
+                    </a:xfrm>
+                    <a:prstGeom prst="rect">
+                      <a:avLst/>
+                    </a:prstGeom>
+                  </pic:spPr>
+                </pic:pic>
+              </a:graphicData>
+            </a:graphic>
+          </wp:inline>
+        </w:drawing>
+      </w:r>
+    </w:p>
+    <w:p/>
+    <w:p>
+      <w:pPr>
+        <w:pStyle w:val="Heading1"/>
+      </w:pPr>
+      <w:r>
+        <w:lastRenderedPageBreak/>
+        <w:t>KNN</w:t>
+      </w:r>
+    </w:p>
+    <w:p>
+      <w:r>
+        <w:t xml:space="preserve">K-Nearest </w:t>
+      </w:r>
+      <w:proofErr w:type="spellStart"/>
+      <w:r>
+        <w:t>Neighbors</w:t>
+      </w:r>
+      <w:proofErr w:type="spellEnd"/>
+      <w:r>
+        <w:t xml:space="preserve"> (KNN) is a </w:t>
+      </w:r>
+      <w:r>
+        <w:rPr>
+          <w:highlight w:val="yellow"/>
+        </w:rPr>
+        <w:t>supervised machine learning algorithm</w:t>
+      </w:r>
+      <w:r>
+        <w:t xml:space="preserve"> generally used for classification but can also be used for regression tasks. </w:t>
+      </w:r>
+      <w:r>
+        <w:rPr>
+          <w:highlight w:val="yellow"/>
+        </w:rPr>
+        <w:t>It works by finding the "k" closest data points (</w:t>
+      </w:r>
+      <w:proofErr w:type="spellStart"/>
+      <w:r>
+        <w:rPr>
+          <w:highlight w:val="yellow"/>
+        </w:rPr>
+        <w:t>neighbors</w:t>
+      </w:r>
+      <w:proofErr w:type="spellEnd"/>
+      <w:r>
+        <w:rPr>
+          <w:highlight w:val="yellow"/>
+        </w:rPr>
+        <w:t xml:space="preserve">) to a given input and makes a </w:t>
+      </w:r>
+      <w:proofErr w:type="gramStart"/>
+      <w:r>
+        <w:rPr>
+          <w:highlight w:val="yellow"/>
+        </w:rPr>
+        <w:t>predictions</w:t>
+      </w:r>
+      <w:proofErr w:type="gramEnd"/>
+      <w:r>
+        <w:rPr>
+          <w:highlight w:val="yellow"/>
+        </w:rPr>
+        <w:t xml:space="preserve"> based on the majority class</w:t>
+      </w:r>
+      <w:r>
+        <w:t xml:space="preserve"> (for classification) or the average value (for regression). Since KNN makes no assumptions about the underlying data distribution it makes it a </w:t>
+      </w:r>
+      <w:r>
+        <w:rPr>
+          <w:highlight w:val="yellow"/>
+        </w:rPr>
+        <w:t>non-parametric and instance-based</w:t>
+      </w:r>
+      <w:r>
+        <w:t xml:space="preserve"> learning method.</w:t>
+      </w:r>
+    </w:p>
+    <w:p>
+      <w:r>
+        <w:t xml:space="preserve">Metric: 1) K value: </w:t>
+      </w:r>
+      <w:r>
+        <w:t xml:space="preserve">In the k-Nearest Neighbours algorithm k is just a number that tells the algorithm how many nearby points or </w:t>
+      </w:r>
+      <w:proofErr w:type="spellStart"/>
+      <w:r>
+        <w:t>neighbors</w:t>
+      </w:r>
+      <w:proofErr w:type="spellEnd"/>
+      <w:r>
+        <w:t xml:space="preserve"> to look at when it </w:t>
+      </w:r>
+      <w:proofErr w:type="gramStart"/>
+      <w:r>
+        <w:t>makes a decision</w:t>
+      </w:r>
+      <w:proofErr w:type="gramEnd"/>
+      <w:r>
+        <w:t>.</w:t>
+      </w:r>
+      <w:r>
+        <w:t xml:space="preserve"> Methods to choose k: Cross validation (</w:t>
+      </w:r>
+      <w:r>
+        <w:t>dividing the dataset into k parts. The model is trained on some of these parts and tested on the remaining ones. This process is repeated for each part. The k value that gives the highest average accuracy during these tests is usually the best one to use</w:t>
+      </w:r>
+      <w:r>
+        <w:t>), elbow method, odd values for k</w:t>
+      </w:r>
+    </w:p>
+    <w:p>
+      <w:pPr>
+        <w:pStyle w:val="ListParagraph"/>
+        <w:numPr>
+          <w:ilvl w:val="1"/>
+          <w:numId w:val="36"/>
+        </w:numPr>
+      </w:pPr>
+      <w:r>
+        <w:t>If k is too large: overfitting</w:t>
+      </w:r>
+    </w:p>
+    <w:p>
+      <w:pPr>
+        <w:pStyle w:val="ListParagraph"/>
+        <w:numPr>
+          <w:ilvl w:val="1"/>
+          <w:numId w:val="36"/>
+        </w:numPr>
+      </w:pPr>
+      <w:r>
+        <w:t>If k is too small: underfitting</w:t>
+      </w:r>
+    </w:p>
+    <w:p>
+      <w:pPr>
+        <w:ind w:left="720"/>
+        <w:rPr>
+          <w:b/>
+          <w:bCs/>
+        </w:rPr>
+      </w:pPr>
+      <w:r>
+        <w:t>2) Distance metric: Euclidian Distance, Manhattan distance (</w:t>
+      </w:r>
+      <w:r>
+        <w:t>This is the total distance you would travel if you could only move along horizontal and vertical lines like a grid</w:t>
+      </w:r>
+      <w:r>
+        <w:t xml:space="preserve">), </w:t>
+      </w:r>
+      <w:r>
+        <w:t>Minkowski Distance</w:t>
+      </w:r>
+      <w:r>
+        <w:t xml:space="preserve"> (</w:t>
+      </w:r>
+      <w:r>
+        <w:t>Minkowski distance is like a family of distances, which includes both Euclidean and Manhattan distances as special cases</w:t>
+      </w:r>
+      <w:r>
+        <w:t>)</w:t>
+      </w:r>
+    </w:p>
+    <w:p>
+      <w:pPr>
+        <w:rPr>
+          <w:b/>
+          <w:bCs/>
+        </w:rPr>
+      </w:pPr>
+      <w:r>
+        <w:rPr>
+          <w:b/>
+          <w:bCs/>
+          <w:noProof/>
+        </w:rPr>
+        <w:drawing>
+          <wp:inline distT="0" distB="0" distL="0" distR="0" wp14:anchorId="6162A3CC" wp14:editId="493B72F4">
+            <wp:extent cx="5984147" cy="2446020"/>
+            <wp:effectExtent l="0" t="0" r="0" b="0"/>
+            <wp:docPr id="1933986132" name="Picture 16"/>
+            <wp:cNvGraphicFramePr>
+              <a:graphicFrameLocks xmlns:a="http://schemas.openxmlformats.org/drawingml/2006/main" noChangeAspect="1"/>
+            </wp:cNvGraphicFramePr>
+            <a:graphic xmlns:a="http://schemas.openxmlformats.org/drawingml/2006/main">
+              <a:graphicData uri="http://schemas.openxmlformats.org/drawingml/2006/picture">
+                <pic:pic xmlns:pic="http://schemas.openxmlformats.org/drawingml/2006/picture">
+                  <pic:nvPicPr>
+                    <pic:cNvPr id="0" name="Picture 5"/>
+                    <pic:cNvPicPr>
+                      <a:picLocks noChangeAspect="1" noChangeArrowheads="1"/>
+                    </pic:cNvPicPr>
+                  </pic:nvPicPr>
+                  <pic:blipFill>
+                    <a:blip r:embed="rId27">
+                      <a:extLst>
+                        <a:ext uri="{28A0092B-C50C-407E-A947-70E740481C1C}">
+                          <a14:useLocalDpi xmlns:a14="http://schemas.microsoft.com/office/drawing/2010/main" val="0"/>
+                        </a:ext>
+                      </a:extLst>
+                    </a:blip>
+                    <a:srcRect/>
+                    <a:stretch>
+                      <a:fillRect/>
+                    </a:stretch>
+                  </pic:blipFill>
+                  <pic:spPr bwMode="auto">
+                    <a:xfrm>
+                      <a:off x="0" y="0"/>
+                      <a:ext cx="5999585" cy="2452330"/>
+                    </a:xfrm>
+                    <a:prstGeom prst="rect">
+                      <a:avLst/>
+                    </a:prstGeom>
+                    <a:noFill/>
+                  </pic:spPr>
+                </pic:pic>
+              </a:graphicData>
+            </a:graphic>
+          </wp:inline>
+        </w:drawing>
+      </w:r>
+    </w:p>
+    <w:p>
+      <w:pPr>
+        <w:rPr>
+          <w:b/>
+          <w:bCs/>
+        </w:rPr>
+      </w:pPr>
+      <w:r>
+        <w:rPr>
+          <w:b/>
+          <w:bCs/>
+        </w:rPr>
+        <w:t>Step 1: Selecting the optimal value of K</w:t>
+      </w:r>
+    </w:p>
+    <w:p>
+      <w:pPr>
+        <w:numPr>
+          <w:ilvl w:val="0"/>
+          <w:numId w:val="64"/>
+        </w:numPr>
+      </w:pPr>
+      <w:r>
+        <w:t xml:space="preserve">K represents the number of nearest </w:t>
+      </w:r>
+      <w:r>
+        <w:t>neighbours</w:t>
+      </w:r>
+      <w:r>
+        <w:t xml:space="preserve"> that needs to be considered while making prediction.</w:t>
+      </w:r>
+    </w:p>
+    <w:p>
+      <w:pPr>
+        <w:rPr>
+          <w:b/>
+          <w:bCs/>
+        </w:rPr>
+      </w:pPr>
+      <w:r>
+        <w:rPr>
+          <w:b/>
+          <w:bCs/>
+        </w:rPr>
+        <w:t>Step 2: Calculating distance</w:t>
+      </w:r>
+    </w:p>
+    <w:p>
+      <w:pPr>
+        <w:numPr>
+          <w:ilvl w:val="0"/>
+          <w:numId w:val="65"/>
+        </w:numPr>
+      </w:pPr>
+      <w:r>
+        <w:t>To measure the similarity between target and training data points Euclidean distance is widely used. Distance is calculated between data points in the dataset and target point.</w:t>
+      </w:r>
+    </w:p>
+    <w:p>
+      <w:pPr>
+        <w:rPr>
+          <w:b/>
+          <w:bCs/>
+        </w:rPr>
+      </w:pPr>
+      <w:r>
+        <w:rPr>
+          <w:b/>
+          <w:bCs/>
+        </w:rPr>
+        <w:t xml:space="preserve">Step 3: Finding Nearest </w:t>
+      </w:r>
+      <w:proofErr w:type="spellStart"/>
+      <w:r>
+        <w:rPr>
+          <w:b/>
+          <w:bCs/>
+        </w:rPr>
+        <w:t>Neighbors</w:t>
+      </w:r>
+      <w:proofErr w:type="spellEnd"/>
+    </w:p>
+    <w:p>
+      <w:pPr>
+        <w:numPr>
+          <w:ilvl w:val="0"/>
+          <w:numId w:val="66"/>
+        </w:numPr>
+      </w:pPr>
+      <w:r>
+        <w:t xml:space="preserve">The k data points with the smallest distances to the target point are nearest </w:t>
+      </w:r>
+      <w:proofErr w:type="spellStart"/>
+      <w:r>
+        <w:t>neighbors</w:t>
+      </w:r>
+      <w:proofErr w:type="spellEnd"/>
+      <w:r>
+        <w:t>.</w:t>
+      </w:r>
+    </w:p>
+    <w:p>
+      <w:pPr>
+        <w:rPr>
+          <w:b/>
+          <w:bCs/>
+        </w:rPr>
+      </w:pPr>
+      <w:r>
+        <w:rPr>
+          <w:b/>
+          <w:bCs/>
+        </w:rPr>
+        <w:t>Step 4: Voting for Classification or Taking Average for Regression</w:t>
+      </w:r>
+    </w:p>
+    <w:p>
+      <w:pPr>
+        <w:numPr>
+          <w:ilvl w:val="0"/>
+          <w:numId w:val="67"/>
+        </w:numPr>
+      </w:pPr>
+      <w:r>
+        <w:lastRenderedPageBreak/>
+        <w:t xml:space="preserve">When you want to classify a data point into a category like spam or not spam, the KNN algorithm looks at the K closest points in the dataset. These closest points are called </w:t>
+      </w:r>
+      <w:proofErr w:type="spellStart"/>
+      <w:r>
+        <w:t>neighbors</w:t>
+      </w:r>
+      <w:proofErr w:type="spellEnd"/>
+      <w:r>
+        <w:t xml:space="preserve">. The algorithm then looks at which category the </w:t>
+      </w:r>
+      <w:proofErr w:type="spellStart"/>
+      <w:r>
+        <w:t>neighbors</w:t>
+      </w:r>
+      <w:proofErr w:type="spellEnd"/>
+      <w:r>
+        <w:t xml:space="preserve"> belong to and picks the one that appears the most. This is called majority voting.</w:t>
+      </w:r>
+    </w:p>
+    <w:p>
+      <w:pPr>
+        <w:numPr>
+          <w:ilvl w:val="0"/>
+          <w:numId w:val="68"/>
+        </w:numPr>
+      </w:pPr>
+      <w:r>
+        <w:t xml:space="preserve">In regression, the algorithm still looks for the K closest points. But instead of voting for a class in classification, it takes the average of the values of those K </w:t>
+      </w:r>
+      <w:proofErr w:type="spellStart"/>
+      <w:r>
+        <w:t>neighbors</w:t>
+      </w:r>
+      <w:proofErr w:type="spellEnd"/>
+      <w:r>
+        <w:t>. This average is the predicted value for the new point for the algorithm.</w:t>
+      </w:r>
+    </w:p>
+    <w:p/>
+    <w:p>
+      <w:pPr>
+        <w:rPr>
+          <w:b/>
+          <w:bCs/>
+        </w:rPr>
+      </w:pPr>
+      <w:r>
+        <w:rPr>
+          <w:b/>
+          <w:bCs/>
+        </w:rPr>
+        <w:t>Advantages of KNN</w:t>
+      </w:r>
+    </w:p>
+    <w:p>
+      <w:pPr>
+        <w:numPr>
+          <w:ilvl w:val="0"/>
+          <w:numId w:val="57"/>
+        </w:numPr>
+      </w:pPr>
+      <w:r>
+        <w:rPr>
+          <w:b/>
+          <w:bCs/>
+        </w:rPr>
+        <w:t>Simple to use</w:t>
+      </w:r>
+      <w:r>
+        <w:t>: Easy to understand and implement.</w:t>
+      </w:r>
+    </w:p>
+    <w:p>
+      <w:pPr>
+        <w:numPr>
+          <w:ilvl w:val="0"/>
+          <w:numId w:val="58"/>
+        </w:numPr>
+      </w:pPr>
+      <w:r>
+        <w:rPr>
+          <w:b/>
+          <w:bCs/>
+        </w:rPr>
+        <w:t>No training step</w:t>
+      </w:r>
+      <w:r>
+        <w:t>: No need to train as it just stores the data and uses it during prediction.</w:t>
+      </w:r>
+    </w:p>
+    <w:p>
+      <w:pPr>
+        <w:numPr>
+          <w:ilvl w:val="0"/>
+          <w:numId w:val="59"/>
+        </w:numPr>
+      </w:pPr>
+      <w:r>
+        <w:rPr>
+          <w:b/>
+          <w:bCs/>
+        </w:rPr>
+        <w:t>Few parameters</w:t>
+      </w:r>
+      <w:r>
+        <w:t xml:space="preserve">: Only needs to set the number of </w:t>
+      </w:r>
+      <w:proofErr w:type="spellStart"/>
+      <w:r>
+        <w:t>neighbors</w:t>
+      </w:r>
+      <w:proofErr w:type="spellEnd"/>
+      <w:r>
+        <w:t xml:space="preserve"> (k) and a distance method.</w:t>
+      </w:r>
+    </w:p>
+    <w:p>
+      <w:pPr>
+        <w:numPr>
+          <w:ilvl w:val="0"/>
+          <w:numId w:val="60"/>
+        </w:numPr>
+      </w:pPr>
+      <w:r>
+        <w:rPr>
+          <w:b/>
+          <w:bCs/>
+        </w:rPr>
+        <w:t>Versatile</w:t>
+      </w:r>
+      <w:r>
+        <w:t>: Works for both classification and regression problems.</w:t>
+      </w:r>
+    </w:p>
+    <w:p>
+      <w:pPr>
+        <w:rPr>
+          <w:b/>
+          <w:bCs/>
+        </w:rPr>
+      </w:pPr>
+      <w:r>
+        <w:rPr>
+          <w:b/>
+          <w:bCs/>
+        </w:rPr>
+        <w:t>Disadvantages of KNN</w:t>
+      </w:r>
+    </w:p>
+    <w:p>
+      <w:pPr>
+        <w:numPr>
+          <w:ilvl w:val="0"/>
+          <w:numId w:val="61"/>
+        </w:numPr>
+      </w:pPr>
+      <w:r>
+        <w:rPr>
+          <w:b/>
+          <w:bCs/>
+        </w:rPr>
+        <w:t>Slow with large data</w:t>
+      </w:r>
+      <w:r>
+        <w:t>: Needs to compare every point during prediction.</w:t>
+      </w:r>
+    </w:p>
+    <w:p>
+      <w:pPr>
+        <w:numPr>
+          <w:ilvl w:val="0"/>
+          <w:numId w:val="62"/>
+        </w:numPr>
+      </w:pPr>
+      <w:r>
+        <w:rPr>
+          <w:b/>
+          <w:bCs/>
+        </w:rPr>
+        <w:t>Struggles with many features</w:t>
+      </w:r>
+      <w:r>
+        <w:t>: Accuracy drops when data has too many features.</w:t>
+      </w:r>
+    </w:p>
+    <w:p>
+      <w:pPr>
+        <w:numPr>
+          <w:ilvl w:val="0"/>
+          <w:numId w:val="63"/>
+        </w:numPr>
+      </w:pPr>
+      <w:r>
+        <w:rPr>
+          <w:b/>
+          <w:bCs/>
+        </w:rPr>
+        <w:t>Can Overfit</w:t>
+      </w:r>
+      <w:r>
+        <w:t>: It can overfit especially when the data is high-dimensional or not clean.</w:t>
+      </w:r>
+    </w:p>
+    <w:p/>
+    <w:p/>
+    <w:p/>
+    <w:p/>
+    <w:p/>
+    <w:p/>
+    <w:p/>
+    <w:p/>
+    <w:p/>
+    <w:p/>
+    <w:p/>
+    <w:p/>
+    <w:p/>
+    <w:p/>
+    <w:p/>
+    <w:p>
+      <w:pPr>
+        <w:pStyle w:val="Heading1"/>
+      </w:pPr>
+      <w:r>
+        <w:lastRenderedPageBreak/>
+        <w:t>Ransac</w:t>
+      </w:r>
+    </w:p>
+    <w:p>
+      <w:r>
+        <w:rPr>
+          <w:b/>
+          <w:bCs/>
+        </w:rPr>
+        <w:t>RANSAC (Random Sample Consensus)</w:t>
+      </w:r>
+      <w:r>
+        <w:t> is an iterative method to estimate the parameters of a mathematical model from a set of observed data that contains outliers.</w:t>
+      </w:r>
+    </w:p>
+    <w:p/>
+    <w:p>
+      <w:r>
+        <w:t>RANSAC works with the smallest sample possible from the available data. It continues taking more data points with a consistent pattern and outputs an array of inliers which can be used to perform useful operations.</w:t>
+      </w:r>
+    </w:p>
+    <w:p/>
+    <w:p>
+      <w:pPr>
+        <w:numPr>
+          <w:ilvl w:val="0"/>
+          <w:numId w:val="75"/>
+        </w:numPr>
+      </w:pPr>
+      <w:r>
+        <w:rPr>
+          <w:b/>
+          <w:bCs/>
+        </w:rPr>
+        <w:t>Line 23:</w:t>
+      </w:r>
+      <w:r>
+        <w:t> Here, we define the </w:t>
+      </w:r>
+      <w:proofErr w:type="spellStart"/>
+      <w:proofErr w:type="gramStart"/>
+      <w:r>
+        <w:t>ransac</w:t>
+      </w:r>
+      <w:proofErr w:type="spellEnd"/>
+      <w:r>
+        <w:t>(</w:t>
+      </w:r>
+      <w:proofErr w:type="gramEnd"/>
+      <w:r>
+        <w:t>) method which takes three parameters as input. It returns the best-fit line and inliers to the variables named </w:t>
+      </w:r>
+      <w:proofErr w:type="spellStart"/>
+      <w:r>
+        <w:t>best_model</w:t>
+      </w:r>
+      <w:proofErr w:type="spellEnd"/>
+      <w:r>
+        <w:t> and </w:t>
+      </w:r>
+      <w:proofErr w:type="spellStart"/>
+      <w:r>
+        <w:t>best_inliers_list</w:t>
+      </w:r>
+      <w:proofErr w:type="spellEnd"/>
+      <w:r>
+        <w:t>.</w:t>
+      </w:r>
+    </w:p>
+    <w:p>
+      <w:pPr>
+        <w:numPr>
+          <w:ilvl w:val="0"/>
+          <w:numId w:val="75"/>
+        </w:numPr>
+      </w:pPr>
+      <w:r>
+        <w:rPr>
+          <w:b/>
+          <w:bCs/>
+        </w:rPr>
+        <w:t>Line 29–30:</w:t>
+      </w:r>
+      <w:r>
+        <w:t> </w:t>
+      </w:r>
+      <w:proofErr w:type="spellStart"/>
+      <w:r>
+        <w:t>random.</w:t>
+      </w:r>
+      <w:proofErr w:type="gramStart"/>
+      <w:r>
+        <w:t>sample</w:t>
+      </w:r>
+      <w:proofErr w:type="spellEnd"/>
+      <w:r>
+        <w:t>(</w:t>
+      </w:r>
+      <w:proofErr w:type="gramEnd"/>
+      <w:r>
+        <w:t>data, 2) chooses two data points randomly from the dataset, </w:t>
+      </w:r>
+      <w:proofErr w:type="spellStart"/>
+      <w:r>
+        <w:t>fit_</w:t>
+      </w:r>
+      <w:proofErr w:type="gramStart"/>
+      <w:r>
+        <w:t>line</w:t>
+      </w:r>
+      <w:proofErr w:type="spellEnd"/>
+      <w:r>
+        <w:t>(</w:t>
+      </w:r>
+      <w:proofErr w:type="gramEnd"/>
+      <w:r>
+        <w:t>) returns the slope and y-intercept of the fitted line.</w:t>
+      </w:r>
+    </w:p>
+    <w:p>
+      <w:pPr>
+        <w:numPr>
+          <w:ilvl w:val="0"/>
+          <w:numId w:val="75"/>
+        </w:numPr>
+      </w:pPr>
+      <w:r>
+        <w:rPr>
+          <w:b/>
+          <w:bCs/>
+        </w:rPr>
+        <w:t>Line 32–35: </w:t>
+      </w:r>
+      <w:r>
+        <w:t xml:space="preserve">The for loop iterates over each data point from the </w:t>
+      </w:r>
+      <w:proofErr w:type="gramStart"/>
+      <w:r>
+        <w:t>dataset, and</w:t>
+      </w:r>
+      <w:proofErr w:type="gramEnd"/>
+      <w:r>
+        <w:t xml:space="preserve"> calculates the distance from the line of the best-fit through </w:t>
+      </w:r>
+      <w:proofErr w:type="spellStart"/>
+      <w:r>
+        <w:t>calculate_</w:t>
+      </w:r>
+      <w:proofErr w:type="gramStart"/>
+      <w:r>
+        <w:t>distance</w:t>
+      </w:r>
+      <w:proofErr w:type="spellEnd"/>
+      <w:r>
+        <w:t>(</w:t>
+      </w:r>
+      <w:proofErr w:type="gramEnd"/>
+      <w:r>
+        <w:t>) method. It appends the data point to the list of inliers if the distance is below the specified threshold.</w:t>
+      </w:r>
+    </w:p>
+    <w:p>
+      <w:pPr>
+        <w:numPr>
+          <w:ilvl w:val="0"/>
+          <w:numId w:val="75"/>
+        </w:numPr>
+      </w:pPr>
+      <w:r>
+        <w:rPr>
+          <w:b/>
+          <w:bCs/>
+        </w:rPr>
+        <w:t>Line 37–39:</w:t>
+      </w:r>
+      <w:r>
+        <w:t> These lines check if the current iteration of the algorithm finds out more inliers than the previous iteration by comparing the length of inliers list by the length of </w:t>
+      </w:r>
+      <w:proofErr w:type="spellStart"/>
+      <w:r>
+        <w:t>best_inliers_list</w:t>
+      </w:r>
+      <w:proofErr w:type="spellEnd"/>
+      <w:r>
+        <w:t>. It sets the </w:t>
+      </w:r>
+      <w:proofErr w:type="spellStart"/>
+      <w:r>
+        <w:t>current_model</w:t>
+      </w:r>
+      <w:proofErr w:type="spellEnd"/>
+      <w:r>
+        <w:t> as the </w:t>
+      </w:r>
+      <w:proofErr w:type="spellStart"/>
+      <w:r>
+        <w:t>best_model</w:t>
+      </w:r>
+      <w:proofErr w:type="spellEnd"/>
+      <w:r>
+        <w:t> and the </w:t>
+      </w:r>
+      <w:proofErr w:type="spellStart"/>
+      <w:r>
+        <w:t>best_inliers_list</w:t>
+      </w:r>
+      <w:proofErr w:type="spellEnd"/>
+      <w:r>
+        <w:t> as the </w:t>
+      </w:r>
+      <w:proofErr w:type="spellStart"/>
+      <w:r>
+        <w:t>current_inliers</w:t>
+      </w:r>
+      <w:proofErr w:type="spellEnd"/>
+      <w:r>
+        <w:t> if the current iteration has more inliers than the previous one.</w:t>
+      </w:r>
+    </w:p>
+    <w:p>
+      <w:pPr>
+        <w:numPr>
+          <w:ilvl w:val="0"/>
+          <w:numId w:val="75"/>
+        </w:numPr>
+      </w:pPr>
+      <w:r>
+        <w:rPr>
+          <w:b/>
+          <w:bCs/>
+        </w:rPr>
+        <w:t>Line 41–42: </w:t>
+      </w:r>
+      <w:r>
+        <w:t>This check serves as a breaking point for the algorithm. It indicates that the algorithm has found the </w:t>
+      </w:r>
+      <w:proofErr w:type="spellStart"/>
+      <w:r>
+        <w:t>best_inliers_list</w:t>
+      </w:r>
+      <w:proofErr w:type="spellEnd"/>
+      <w:r>
+        <w:t>. The condition assures that the number of data points in the </w:t>
+      </w:r>
+      <w:proofErr w:type="spellStart"/>
+      <w:r>
+        <w:t>best_inliers_list</w:t>
+      </w:r>
+      <w:proofErr w:type="spellEnd"/>
+      <w:r>
+        <w:t> is less than or equal to 80% of the total data points.</w:t>
+      </w:r>
+    </w:p>
+    <w:p>
+      <w:pPr>
+        <w:numPr>
+          <w:ilvl w:val="0"/>
+          <w:numId w:val="75"/>
+        </w:numPr>
+      </w:pPr>
+      <w:r>
+        <w:rPr>
+          <w:b/>
+          <w:bCs/>
+        </w:rPr>
+        <w:t>Line 55:</w:t>
+      </w:r>
+      <w:r>
+        <w:t xml:space="preserve"> Here we pass the dataset as </w:t>
+      </w:r>
+      <w:proofErr w:type="gramStart"/>
+      <w:r>
+        <w:t>input, and</w:t>
+      </w:r>
+      <w:proofErr w:type="gramEnd"/>
+      <w:r>
+        <w:t xml:space="preserve"> calls the </w:t>
+      </w:r>
+      <w:proofErr w:type="spellStart"/>
+      <w:proofErr w:type="gramStart"/>
+      <w:r>
+        <w:t>ransac</w:t>
+      </w:r>
+      <w:proofErr w:type="spellEnd"/>
+      <w:r>
+        <w:t>(</w:t>
+      </w:r>
+      <w:proofErr w:type="gramEnd"/>
+      <w:r>
+        <w:t>) method to determine the inliers.</w:t>
+      </w:r>
+    </w:p>
+    <w:p>
+      <w:pPr>
+        <w:numPr>
+          <w:ilvl w:val="0"/>
+          <w:numId w:val="75"/>
+        </w:numPr>
+      </w:pPr>
+      <w:r>
+        <w:rPr>
+          <w:b/>
+          <w:bCs/>
+        </w:rPr>
+        <w:t>Line 56–62:</w:t>
+      </w:r>
+      <w:r>
+        <w:t> Here, we output the line of best fit, the inliers determined by the </w:t>
+      </w:r>
+      <w:proofErr w:type="spellStart"/>
+      <w:proofErr w:type="gramStart"/>
+      <w:r>
+        <w:t>ransac</w:t>
+      </w:r>
+      <w:proofErr w:type="spellEnd"/>
+      <w:r>
+        <w:t>(</w:t>
+      </w:r>
+      <w:proofErr w:type="gramEnd"/>
+      <w:r>
+        <w:t>), and the outliers.</w:t>
+      </w:r>
+    </w:p>
+    <w:p>
+      <w:pPr>
+        <w:numPr>
+          <w:ilvl w:val="0"/>
+          <w:numId w:val="75"/>
+        </w:numPr>
+      </w:pPr>
+      <w:r>
+        <w:rPr>
+          <w:b/>
+          <w:bCs/>
+        </w:rPr>
+        <w:t>Line 75–82: </w:t>
+      </w:r>
+      <w:r>
+        <w:t>Here, we use </w:t>
+      </w:r>
+      <w:proofErr w:type="spellStart"/>
+      <w:proofErr w:type="gramStart"/>
+      <w:r>
+        <w:t>plt.show</w:t>
+      </w:r>
+      <w:proofErr w:type="spellEnd"/>
+      <w:proofErr w:type="gramEnd"/>
+      <w:r>
+        <w:t>() to plot a graph that shows inliers and outliers. The data points shown in green are inliers and the data points shown in blue are outliers.</w:t>
       </w:r>
     </w:p>
     <w:p/>
@@ -3638,6 +5874,155 @@
     </w:lvl>
   </w:abstractNum>
   <w:abstractNum w:abstractNumId="1" w15:restartNumberingAfterBreak="0">
+    <w:nsid w:val="06505DC4"/>
+    <w:multiLevelType w:val="multilevel"/>
+    <w:tmpl w:val="FDBCAD86"/>
+    <w:lvl w:ilvl="0">
+      <w:start w:val="1"/>
+      <w:numFmt w:val="bullet"/>
+      <w:lvlText w:val=""/>
+      <w:lvlJc w:val="left"/>
+      <w:pPr>
+        <w:tabs>
+          <w:tab w:val="num" w:pos="720"/>
+        </w:tabs>
+        <w:ind w:left="720" w:hanging="360"/>
+      </w:pPr>
+      <w:rPr>
+        <w:rFonts w:ascii="Symbol" w:hAnsi="Symbol" w:hint="default"/>
+        <w:sz w:val="20"/>
+      </w:rPr>
+    </w:lvl>
+    <w:lvl w:ilvl="1" w:tentative="1">
+      <w:start w:val="1"/>
+      <w:numFmt w:val="bullet"/>
+      <w:lvlText w:val=""/>
+      <w:lvlJc w:val="left"/>
+      <w:pPr>
+        <w:tabs>
+          <w:tab w:val="num" w:pos="1440"/>
+        </w:tabs>
+        <w:ind w:left="1440" w:hanging="360"/>
+      </w:pPr>
+      <w:rPr>
+        <w:rFonts w:ascii="Symbol" w:hAnsi="Symbol" w:hint="default"/>
+        <w:sz w:val="20"/>
+      </w:rPr>
+    </w:lvl>
+    <w:lvl w:ilvl="2" w:tentative="1">
+      <w:start w:val="1"/>
+      <w:numFmt w:val="bullet"/>
+      <w:lvlText w:val=""/>
+      <w:lvlJc w:val="left"/>
+      <w:pPr>
+        <w:tabs>
+          <w:tab w:val="num" w:pos="2160"/>
+        </w:tabs>
+        <w:ind w:left="2160" w:hanging="360"/>
+      </w:pPr>
+      <w:rPr>
+        <w:rFonts w:ascii="Symbol" w:hAnsi="Symbol" w:hint="default"/>
+        <w:sz w:val="20"/>
+      </w:rPr>
+    </w:lvl>
+    <w:lvl w:ilvl="3" w:tentative="1">
+      <w:start w:val="1"/>
+      <w:numFmt w:val="bullet"/>
+      <w:lvlText w:val=""/>
+      <w:lvlJc w:val="left"/>
+      <w:pPr>
+        <w:tabs>
+          <w:tab w:val="num" w:pos="2880"/>
+        </w:tabs>
+        <w:ind w:left="2880" w:hanging="360"/>
+      </w:pPr>
+      <w:rPr>
+        <w:rFonts w:ascii="Symbol" w:hAnsi="Symbol" w:hint="default"/>
+        <w:sz w:val="20"/>
+      </w:rPr>
+    </w:lvl>
+    <w:lvl w:ilvl="4" w:tentative="1">
+      <w:start w:val="1"/>
+      <w:numFmt w:val="bullet"/>
+      <w:lvlText w:val=""/>
+      <w:lvlJc w:val="left"/>
+      <w:pPr>
+        <w:tabs>
+          <w:tab w:val="num" w:pos="3600"/>
+        </w:tabs>
+        <w:ind w:left="3600" w:hanging="360"/>
+      </w:pPr>
+      <w:rPr>
+        <w:rFonts w:ascii="Symbol" w:hAnsi="Symbol" w:hint="default"/>
+        <w:sz w:val="20"/>
+      </w:rPr>
+    </w:lvl>
+    <w:lvl w:ilvl="5" w:tentative="1">
+      <w:start w:val="1"/>
+      <w:numFmt w:val="bullet"/>
+      <w:lvlText w:val=""/>
+      <w:lvlJc w:val="left"/>
+      <w:pPr>
+        <w:tabs>
+          <w:tab w:val="num" w:pos="4320"/>
+        </w:tabs>
+        <w:ind w:left="4320" w:hanging="360"/>
+      </w:pPr>
+      <w:rPr>
+        <w:rFonts w:ascii="Symbol" w:hAnsi="Symbol" w:hint="default"/>
+        <w:sz w:val="20"/>
+      </w:rPr>
+    </w:lvl>
+    <w:lvl w:ilvl="6" w:tentative="1">
+      <w:start w:val="1"/>
+      <w:numFmt w:val="bullet"/>
+      <w:lvlText w:val=""/>
+      <w:lvlJc w:val="left"/>
+      <w:pPr>
+        <w:tabs>
+          <w:tab w:val="num" w:pos="5040"/>
+        </w:tabs>
+        <w:ind w:left="5040" w:hanging="360"/>
+      </w:pPr>
+      <w:rPr>
+        <w:rFonts w:ascii="Symbol" w:hAnsi="Symbol" w:hint="default"/>
+        <w:sz w:val="20"/>
+      </w:rPr>
+    </w:lvl>
+    <w:lvl w:ilvl="7" w:tentative="1">
+      <w:start w:val="1"/>
+      <w:numFmt w:val="bullet"/>
+      <w:lvlText w:val=""/>
+      <w:lvlJc w:val="left"/>
+      <w:pPr>
+        <w:tabs>
+          <w:tab w:val="num" w:pos="5760"/>
+        </w:tabs>
+        <w:ind w:left="5760" w:hanging="360"/>
+      </w:pPr>
+      <w:rPr>
+        <w:rFonts w:ascii="Symbol" w:hAnsi="Symbol" w:hint="default"/>
+        <w:sz w:val="20"/>
+      </w:rPr>
+    </w:lvl>
+    <w:lvl w:ilvl="8" w:tentative="1">
+      <w:start w:val="1"/>
+      <w:numFmt w:val="bullet"/>
+      <w:lvlText w:val=""/>
+      <w:lvlJc w:val="left"/>
+      <w:pPr>
+        <w:tabs>
+          <w:tab w:val="num" w:pos="6480"/>
+        </w:tabs>
+        <w:ind w:left="6480" w:hanging="360"/>
+      </w:pPr>
+      <w:rPr>
+        <w:rFonts w:ascii="Symbol" w:hAnsi="Symbol" w:hint="default"/>
+        <w:sz w:val="20"/>
+      </w:rPr>
+    </w:lvl>
+  </w:abstractNum>
+  <w:abstractNum w:abstractNumId="2" w15:restartNumberingAfterBreak="0">
     <w:nsid w:val="08957BAC"/>
     <w:multiLevelType w:val="multilevel"/>
     <w:tmpl w:val="A00A2316"/>
@@ -3750,7 +6135,156 @@
       </w:pPr>
     </w:lvl>
   </w:abstractNum>
-  <w:abstractNum w:abstractNumId="2" w15:restartNumberingAfterBreak="0">
+  <w:abstractNum w:abstractNumId="3" w15:restartNumberingAfterBreak="0">
+    <w:nsid w:val="1E072EF5"/>
+    <w:multiLevelType w:val="multilevel"/>
+    <w:tmpl w:val="5C582BF8"/>
+    <w:lvl w:ilvl="0">
+      <w:start w:val="1"/>
+      <w:numFmt w:val="bullet"/>
+      <w:lvlText w:val=""/>
+      <w:lvlJc w:val="left"/>
+      <w:pPr>
+        <w:tabs>
+          <w:tab w:val="num" w:pos="720"/>
+        </w:tabs>
+        <w:ind w:left="720" w:hanging="360"/>
+      </w:pPr>
+      <w:rPr>
+        <w:rFonts w:ascii="Symbol" w:hAnsi="Symbol" w:hint="default"/>
+        <w:sz w:val="20"/>
+      </w:rPr>
+    </w:lvl>
+    <w:lvl w:ilvl="1" w:tentative="1">
+      <w:start w:val="1"/>
+      <w:numFmt w:val="bullet"/>
+      <w:lvlText w:val=""/>
+      <w:lvlJc w:val="left"/>
+      <w:pPr>
+        <w:tabs>
+          <w:tab w:val="num" w:pos="1440"/>
+        </w:tabs>
+        <w:ind w:left="1440" w:hanging="360"/>
+      </w:pPr>
+      <w:rPr>
+        <w:rFonts w:ascii="Symbol" w:hAnsi="Symbol" w:hint="default"/>
+        <w:sz w:val="20"/>
+      </w:rPr>
+    </w:lvl>
+    <w:lvl w:ilvl="2" w:tentative="1">
+      <w:start w:val="1"/>
+      <w:numFmt w:val="bullet"/>
+      <w:lvlText w:val=""/>
+      <w:lvlJc w:val="left"/>
+      <w:pPr>
+        <w:tabs>
+          <w:tab w:val="num" w:pos="2160"/>
+        </w:tabs>
+        <w:ind w:left="2160" w:hanging="360"/>
+      </w:pPr>
+      <w:rPr>
+        <w:rFonts w:ascii="Symbol" w:hAnsi="Symbol" w:hint="default"/>
+        <w:sz w:val="20"/>
+      </w:rPr>
+    </w:lvl>
+    <w:lvl w:ilvl="3" w:tentative="1">
+      <w:start w:val="1"/>
+      <w:numFmt w:val="bullet"/>
+      <w:lvlText w:val=""/>
+      <w:lvlJc w:val="left"/>
+      <w:pPr>
+        <w:tabs>
+          <w:tab w:val="num" w:pos="2880"/>
+        </w:tabs>
+        <w:ind w:left="2880" w:hanging="360"/>
+      </w:pPr>
+      <w:rPr>
+        <w:rFonts w:ascii="Symbol" w:hAnsi="Symbol" w:hint="default"/>
+        <w:sz w:val="20"/>
+      </w:rPr>
+    </w:lvl>
+    <w:lvl w:ilvl="4" w:tentative="1">
+      <w:start w:val="1"/>
+      <w:numFmt w:val="bullet"/>
+      <w:lvlText w:val=""/>
+      <w:lvlJc w:val="left"/>
+      <w:pPr>
+        <w:tabs>
+          <w:tab w:val="num" w:pos="3600"/>
+        </w:tabs>
+        <w:ind w:left="3600" w:hanging="360"/>
+      </w:pPr>
+      <w:rPr>
+        <w:rFonts w:ascii="Symbol" w:hAnsi="Symbol" w:hint="default"/>
+        <w:sz w:val="20"/>
+      </w:rPr>
+    </w:lvl>
+    <w:lvl w:ilvl="5" w:tentative="1">
+      <w:start w:val="1"/>
+      <w:numFmt w:val="bullet"/>
+      <w:lvlText w:val=""/>
+      <w:lvlJc w:val="left"/>
+      <w:pPr>
+        <w:tabs>
+          <w:tab w:val="num" w:pos="4320"/>
+        </w:tabs>
+        <w:ind w:left="4320" w:hanging="360"/>
+      </w:pPr>
+      <w:rPr>
+        <w:rFonts w:ascii="Symbol" w:hAnsi="Symbol" w:hint="default"/>
+        <w:sz w:val="20"/>
+      </w:rPr>
+    </w:lvl>
+    <w:lvl w:ilvl="6" w:tentative="1">
+      <w:start w:val="1"/>
+      <w:numFmt w:val="bullet"/>
+      <w:lvlText w:val=""/>
+      <w:lvlJc w:val="left"/>
+      <w:pPr>
+        <w:tabs>
+          <w:tab w:val="num" w:pos="5040"/>
+        </w:tabs>
+        <w:ind w:left="5040" w:hanging="360"/>
+      </w:pPr>
+      <w:rPr>
+        <w:rFonts w:ascii="Symbol" w:hAnsi="Symbol" w:hint="default"/>
+        <w:sz w:val="20"/>
+      </w:rPr>
+    </w:lvl>
+    <w:lvl w:ilvl="7" w:tentative="1">
+      <w:start w:val="1"/>
+      <w:numFmt w:val="bullet"/>
+      <w:lvlText w:val=""/>
+      <w:lvlJc w:val="left"/>
+      <w:pPr>
+        <w:tabs>
+          <w:tab w:val="num" w:pos="5760"/>
+        </w:tabs>
+        <w:ind w:left="5760" w:hanging="360"/>
+      </w:pPr>
+      <w:rPr>
+        <w:rFonts w:ascii="Symbol" w:hAnsi="Symbol" w:hint="default"/>
+        <w:sz w:val="20"/>
+      </w:rPr>
+    </w:lvl>
+    <w:lvl w:ilvl="8" w:tentative="1">
+      <w:start w:val="1"/>
+      <w:numFmt w:val="bullet"/>
+      <w:lvlText w:val=""/>
+      <w:lvlJc w:val="left"/>
+      <w:pPr>
+        <w:tabs>
+          <w:tab w:val="num" w:pos="6480"/>
+        </w:tabs>
+        <w:ind w:left="6480" w:hanging="360"/>
+      </w:pPr>
+      <w:rPr>
+        <w:rFonts w:ascii="Symbol" w:hAnsi="Symbol" w:hint="default"/>
+        <w:sz w:val="20"/>
+      </w:rPr>
+    </w:lvl>
+  </w:abstractNum>
+  <w:abstractNum w:abstractNumId="4" w15:restartNumberingAfterBreak="0">
     <w:nsid w:val="205641CF"/>
     <w:multiLevelType w:val="multilevel"/>
     <w:tmpl w:val="D602AE84"/>
@@ -3899,7 +6433,7 @@
       </w:rPr>
     </w:lvl>
   </w:abstractNum>
-  <w:abstractNum w:abstractNumId="3" w15:restartNumberingAfterBreak="0">
+  <w:abstractNum w:abstractNumId="5" w15:restartNumberingAfterBreak="0">
     <w:nsid w:val="23830D9D"/>
     <w:multiLevelType w:val="multilevel"/>
     <w:tmpl w:val="C94CE4E0"/>
@@ -4048,7 +6582,7 @@
       </w:rPr>
     </w:lvl>
   </w:abstractNum>
-  <w:abstractNum w:abstractNumId="4" w15:restartNumberingAfterBreak="0">
+  <w:abstractNum w:abstractNumId="6" w15:restartNumberingAfterBreak="0">
     <w:nsid w:val="25794D23"/>
     <w:multiLevelType w:val="multilevel"/>
     <w:tmpl w:val="0EFEABAC"/>
@@ -4161,7 +6695,603 @@
       </w:pPr>
     </w:lvl>
   </w:abstractNum>
-  <w:abstractNum w:abstractNumId="5" w15:restartNumberingAfterBreak="0">
+  <w:abstractNum w:abstractNumId="7" w15:restartNumberingAfterBreak="0">
+    <w:nsid w:val="270F2548"/>
+    <w:multiLevelType w:val="multilevel"/>
+    <w:tmpl w:val="E53A6F62"/>
+    <w:lvl w:ilvl="0">
+      <w:start w:val="1"/>
+      <w:numFmt w:val="bullet"/>
+      <w:lvlText w:val=""/>
+      <w:lvlJc w:val="left"/>
+      <w:pPr>
+        <w:tabs>
+          <w:tab w:val="num" w:pos="720"/>
+        </w:tabs>
+        <w:ind w:left="720" w:hanging="360"/>
+      </w:pPr>
+      <w:rPr>
+        <w:rFonts w:ascii="Symbol" w:hAnsi="Symbol" w:hint="default"/>
+        <w:sz w:val="20"/>
+      </w:rPr>
+    </w:lvl>
+    <w:lvl w:ilvl="1" w:tentative="1">
+      <w:start w:val="1"/>
+      <w:numFmt w:val="bullet"/>
+      <w:lvlText w:val=""/>
+      <w:lvlJc w:val="left"/>
+      <w:pPr>
+        <w:tabs>
+          <w:tab w:val="num" w:pos="1440"/>
+        </w:tabs>
+        <w:ind w:left="1440" w:hanging="360"/>
+      </w:pPr>
+      <w:rPr>
+        <w:rFonts w:ascii="Symbol" w:hAnsi="Symbol" w:hint="default"/>
+        <w:sz w:val="20"/>
+      </w:rPr>
+    </w:lvl>
+    <w:lvl w:ilvl="2" w:tentative="1">
+      <w:start w:val="1"/>
+      <w:numFmt w:val="bullet"/>
+      <w:lvlText w:val=""/>
+      <w:lvlJc w:val="left"/>
+      <w:pPr>
+        <w:tabs>
+          <w:tab w:val="num" w:pos="2160"/>
+        </w:tabs>
+        <w:ind w:left="2160" w:hanging="360"/>
+      </w:pPr>
+      <w:rPr>
+        <w:rFonts w:ascii="Symbol" w:hAnsi="Symbol" w:hint="default"/>
+        <w:sz w:val="20"/>
+      </w:rPr>
+    </w:lvl>
+    <w:lvl w:ilvl="3" w:tentative="1">
+      <w:start w:val="1"/>
+      <w:numFmt w:val="bullet"/>
+      <w:lvlText w:val=""/>
+      <w:lvlJc w:val="left"/>
+      <w:pPr>
+        <w:tabs>
+          <w:tab w:val="num" w:pos="2880"/>
+        </w:tabs>
+        <w:ind w:left="2880" w:hanging="360"/>
+      </w:pPr>
+      <w:rPr>
+        <w:rFonts w:ascii="Symbol" w:hAnsi="Symbol" w:hint="default"/>
+        <w:sz w:val="20"/>
+      </w:rPr>
+    </w:lvl>
+    <w:lvl w:ilvl="4" w:tentative="1">
+      <w:start w:val="1"/>
+      <w:numFmt w:val="bullet"/>
+      <w:lvlText w:val=""/>
+      <w:lvlJc w:val="left"/>
+      <w:pPr>
+        <w:tabs>
+          <w:tab w:val="num" w:pos="3600"/>
+        </w:tabs>
+        <w:ind w:left="3600" w:hanging="360"/>
+      </w:pPr>
+      <w:rPr>
+        <w:rFonts w:ascii="Symbol" w:hAnsi="Symbol" w:hint="default"/>
+        <w:sz w:val="20"/>
+      </w:rPr>
+    </w:lvl>
+    <w:lvl w:ilvl="5" w:tentative="1">
+      <w:start w:val="1"/>
+      <w:numFmt w:val="bullet"/>
+      <w:lvlText w:val=""/>
+      <w:lvlJc w:val="left"/>
+      <w:pPr>
+        <w:tabs>
+          <w:tab w:val="num" w:pos="4320"/>
+        </w:tabs>
+        <w:ind w:left="4320" w:hanging="360"/>
+      </w:pPr>
+      <w:rPr>
+        <w:rFonts w:ascii="Symbol" w:hAnsi="Symbol" w:hint="default"/>
+        <w:sz w:val="20"/>
+      </w:rPr>
+    </w:lvl>
+    <w:lvl w:ilvl="6" w:tentative="1">
+      <w:start w:val="1"/>
+      <w:numFmt w:val="bullet"/>
+      <w:lvlText w:val=""/>
+      <w:lvlJc w:val="left"/>
+      <w:pPr>
+        <w:tabs>
+          <w:tab w:val="num" w:pos="5040"/>
+        </w:tabs>
+        <w:ind w:left="5040" w:hanging="360"/>
+      </w:pPr>
+      <w:rPr>
+        <w:rFonts w:ascii="Symbol" w:hAnsi="Symbol" w:hint="default"/>
+        <w:sz w:val="20"/>
+      </w:rPr>
+    </w:lvl>
+    <w:lvl w:ilvl="7" w:tentative="1">
+      <w:start w:val="1"/>
+      <w:numFmt w:val="bullet"/>
+      <w:lvlText w:val=""/>
+      <w:lvlJc w:val="left"/>
+      <w:pPr>
+        <w:tabs>
+          <w:tab w:val="num" w:pos="5760"/>
+        </w:tabs>
+        <w:ind w:left="5760" w:hanging="360"/>
+      </w:pPr>
+      <w:rPr>
+        <w:rFonts w:ascii="Symbol" w:hAnsi="Symbol" w:hint="default"/>
+        <w:sz w:val="20"/>
+      </w:rPr>
+    </w:lvl>
+    <w:lvl w:ilvl="8" w:tentative="1">
+      <w:start w:val="1"/>
+      <w:numFmt w:val="bullet"/>
+      <w:lvlText w:val=""/>
+      <w:lvlJc w:val="left"/>
+      <w:pPr>
+        <w:tabs>
+          <w:tab w:val="num" w:pos="6480"/>
+        </w:tabs>
+        <w:ind w:left="6480" w:hanging="360"/>
+      </w:pPr>
+      <w:rPr>
+        <w:rFonts w:ascii="Symbol" w:hAnsi="Symbol" w:hint="default"/>
+        <w:sz w:val="20"/>
+      </w:rPr>
+    </w:lvl>
+  </w:abstractNum>
+  <w:abstractNum w:abstractNumId="8" w15:restartNumberingAfterBreak="0">
+    <w:nsid w:val="32C1577B"/>
+    <w:multiLevelType w:val="multilevel"/>
+    <w:tmpl w:val="93AEEC2C"/>
+    <w:lvl w:ilvl="0">
+      <w:start w:val="1"/>
+      <w:numFmt w:val="bullet"/>
+      <w:lvlText w:val=""/>
+      <w:lvlJc w:val="left"/>
+      <w:pPr>
+        <w:tabs>
+          <w:tab w:val="num" w:pos="720"/>
+        </w:tabs>
+        <w:ind w:left="720" w:hanging="360"/>
+      </w:pPr>
+      <w:rPr>
+        <w:rFonts w:ascii="Symbol" w:hAnsi="Symbol" w:hint="default"/>
+        <w:sz w:val="20"/>
+      </w:rPr>
+    </w:lvl>
+    <w:lvl w:ilvl="1" w:tentative="1">
+      <w:start w:val="1"/>
+      <w:numFmt w:val="bullet"/>
+      <w:lvlText w:val=""/>
+      <w:lvlJc w:val="left"/>
+      <w:pPr>
+        <w:tabs>
+          <w:tab w:val="num" w:pos="1440"/>
+        </w:tabs>
+        <w:ind w:left="1440" w:hanging="360"/>
+      </w:pPr>
+      <w:rPr>
+        <w:rFonts w:ascii="Symbol" w:hAnsi="Symbol" w:hint="default"/>
+        <w:sz w:val="20"/>
+      </w:rPr>
+    </w:lvl>
+    <w:lvl w:ilvl="2" w:tentative="1">
+      <w:start w:val="1"/>
+      <w:numFmt w:val="bullet"/>
+      <w:lvlText w:val=""/>
+      <w:lvlJc w:val="left"/>
+      <w:pPr>
+        <w:tabs>
+          <w:tab w:val="num" w:pos="2160"/>
+        </w:tabs>
+        <w:ind w:left="2160" w:hanging="360"/>
+      </w:pPr>
+      <w:rPr>
+        <w:rFonts w:ascii="Symbol" w:hAnsi="Symbol" w:hint="default"/>
+        <w:sz w:val="20"/>
+      </w:rPr>
+    </w:lvl>
+    <w:lvl w:ilvl="3" w:tentative="1">
+      <w:start w:val="1"/>
+      <w:numFmt w:val="bullet"/>
+      <w:lvlText w:val=""/>
+      <w:lvlJc w:val="left"/>
+      <w:pPr>
+        <w:tabs>
+          <w:tab w:val="num" w:pos="2880"/>
+        </w:tabs>
+        <w:ind w:left="2880" w:hanging="360"/>
+      </w:pPr>
+      <w:rPr>
+        <w:rFonts w:ascii="Symbol" w:hAnsi="Symbol" w:hint="default"/>
+        <w:sz w:val="20"/>
+      </w:rPr>
+    </w:lvl>
+    <w:lvl w:ilvl="4" w:tentative="1">
+      <w:start w:val="1"/>
+      <w:numFmt w:val="bullet"/>
+      <w:lvlText w:val=""/>
+      <w:lvlJc w:val="left"/>
+      <w:pPr>
+        <w:tabs>
+          <w:tab w:val="num" w:pos="3600"/>
+        </w:tabs>
+        <w:ind w:left="3600" w:hanging="360"/>
+      </w:pPr>
+      <w:rPr>
+        <w:rFonts w:ascii="Symbol" w:hAnsi="Symbol" w:hint="default"/>
+        <w:sz w:val="20"/>
+      </w:rPr>
+    </w:lvl>
+    <w:lvl w:ilvl="5" w:tentative="1">
+      <w:start w:val="1"/>
+      <w:numFmt w:val="bullet"/>
+      <w:lvlText w:val=""/>
+      <w:lvlJc w:val="left"/>
+      <w:pPr>
+        <w:tabs>
+          <w:tab w:val="num" w:pos="4320"/>
+        </w:tabs>
+        <w:ind w:left="4320" w:hanging="360"/>
+      </w:pPr>
+      <w:rPr>
+        <w:rFonts w:ascii="Symbol" w:hAnsi="Symbol" w:hint="default"/>
+        <w:sz w:val="20"/>
+      </w:rPr>
+    </w:lvl>
+    <w:lvl w:ilvl="6" w:tentative="1">
+      <w:start w:val="1"/>
+      <w:numFmt w:val="bullet"/>
+      <w:lvlText w:val=""/>
+      <w:lvlJc w:val="left"/>
+      <w:pPr>
+        <w:tabs>
+          <w:tab w:val="num" w:pos="5040"/>
+        </w:tabs>
+        <w:ind w:left="5040" w:hanging="360"/>
+      </w:pPr>
+      <w:rPr>
+        <w:rFonts w:ascii="Symbol" w:hAnsi="Symbol" w:hint="default"/>
+        <w:sz w:val="20"/>
+      </w:rPr>
+    </w:lvl>
+    <w:lvl w:ilvl="7" w:tentative="1">
+      <w:start w:val="1"/>
+      <w:numFmt w:val="bullet"/>
+      <w:lvlText w:val=""/>
+      <w:lvlJc w:val="left"/>
+      <w:pPr>
+        <w:tabs>
+          <w:tab w:val="num" w:pos="5760"/>
+        </w:tabs>
+        <w:ind w:left="5760" w:hanging="360"/>
+      </w:pPr>
+      <w:rPr>
+        <w:rFonts w:ascii="Symbol" w:hAnsi="Symbol" w:hint="default"/>
+        <w:sz w:val="20"/>
+      </w:rPr>
+    </w:lvl>
+    <w:lvl w:ilvl="8" w:tentative="1">
+      <w:start w:val="1"/>
+      <w:numFmt w:val="bullet"/>
+      <w:lvlText w:val=""/>
+      <w:lvlJc w:val="left"/>
+      <w:pPr>
+        <w:tabs>
+          <w:tab w:val="num" w:pos="6480"/>
+        </w:tabs>
+        <w:ind w:left="6480" w:hanging="360"/>
+      </w:pPr>
+      <w:rPr>
+        <w:rFonts w:ascii="Symbol" w:hAnsi="Symbol" w:hint="default"/>
+        <w:sz w:val="20"/>
+      </w:rPr>
+    </w:lvl>
+  </w:abstractNum>
+  <w:abstractNum w:abstractNumId="9" w15:restartNumberingAfterBreak="0">
+    <w:nsid w:val="36052B12"/>
+    <w:multiLevelType w:val="multilevel"/>
+    <w:tmpl w:val="32F07248"/>
+    <w:lvl w:ilvl="0">
+      <w:start w:val="1"/>
+      <w:numFmt w:val="bullet"/>
+      <w:lvlText w:val=""/>
+      <w:lvlJc w:val="left"/>
+      <w:pPr>
+        <w:tabs>
+          <w:tab w:val="num" w:pos="720"/>
+        </w:tabs>
+        <w:ind w:left="720" w:hanging="360"/>
+      </w:pPr>
+      <w:rPr>
+        <w:rFonts w:ascii="Symbol" w:hAnsi="Symbol" w:hint="default"/>
+        <w:sz w:val="20"/>
+      </w:rPr>
+    </w:lvl>
+    <w:lvl w:ilvl="1" w:tentative="1">
+      <w:start w:val="1"/>
+      <w:numFmt w:val="bullet"/>
+      <w:lvlText w:val=""/>
+      <w:lvlJc w:val="left"/>
+      <w:pPr>
+        <w:tabs>
+          <w:tab w:val="num" w:pos="1440"/>
+        </w:tabs>
+        <w:ind w:left="1440" w:hanging="360"/>
+      </w:pPr>
+      <w:rPr>
+        <w:rFonts w:ascii="Symbol" w:hAnsi="Symbol" w:hint="default"/>
+        <w:sz w:val="20"/>
+      </w:rPr>
+    </w:lvl>
+    <w:lvl w:ilvl="2" w:tentative="1">
+      <w:start w:val="1"/>
+      <w:numFmt w:val="bullet"/>
+      <w:lvlText w:val=""/>
+      <w:lvlJc w:val="left"/>
+      <w:pPr>
+        <w:tabs>
+          <w:tab w:val="num" w:pos="2160"/>
+        </w:tabs>
+        <w:ind w:left="2160" w:hanging="360"/>
+      </w:pPr>
+      <w:rPr>
+        <w:rFonts w:ascii="Symbol" w:hAnsi="Symbol" w:hint="default"/>
+        <w:sz w:val="20"/>
+      </w:rPr>
+    </w:lvl>
+    <w:lvl w:ilvl="3" w:tentative="1">
+      <w:start w:val="1"/>
+      <w:numFmt w:val="bullet"/>
+      <w:lvlText w:val=""/>
+      <w:lvlJc w:val="left"/>
+      <w:pPr>
+        <w:tabs>
+          <w:tab w:val="num" w:pos="2880"/>
+        </w:tabs>
+        <w:ind w:left="2880" w:hanging="360"/>
+      </w:pPr>
+      <w:rPr>
+        <w:rFonts w:ascii="Symbol" w:hAnsi="Symbol" w:hint="default"/>
+        <w:sz w:val="20"/>
+      </w:rPr>
+    </w:lvl>
+    <w:lvl w:ilvl="4" w:tentative="1">
+      <w:start w:val="1"/>
+      <w:numFmt w:val="bullet"/>
+      <w:lvlText w:val=""/>
+      <w:lvlJc w:val="left"/>
+      <w:pPr>
+        <w:tabs>
+          <w:tab w:val="num" w:pos="3600"/>
+        </w:tabs>
+        <w:ind w:left="3600" w:hanging="360"/>
+      </w:pPr>
+      <w:rPr>
+        <w:rFonts w:ascii="Symbol" w:hAnsi="Symbol" w:hint="default"/>
+        <w:sz w:val="20"/>
+      </w:rPr>
+    </w:lvl>
+    <w:lvl w:ilvl="5" w:tentative="1">
+      <w:start w:val="1"/>
+      <w:numFmt w:val="bullet"/>
+      <w:lvlText w:val=""/>
+      <w:lvlJc w:val="left"/>
+      <w:pPr>
+        <w:tabs>
+          <w:tab w:val="num" w:pos="4320"/>
+        </w:tabs>
+        <w:ind w:left="4320" w:hanging="360"/>
+      </w:pPr>
+      <w:rPr>
+        <w:rFonts w:ascii="Symbol" w:hAnsi="Symbol" w:hint="default"/>
+        <w:sz w:val="20"/>
+      </w:rPr>
+    </w:lvl>
+    <w:lvl w:ilvl="6" w:tentative="1">
+      <w:start w:val="1"/>
+      <w:numFmt w:val="bullet"/>
+      <w:lvlText w:val=""/>
+      <w:lvlJc w:val="left"/>
+      <w:pPr>
+        <w:tabs>
+          <w:tab w:val="num" w:pos="5040"/>
+        </w:tabs>
+        <w:ind w:left="5040" w:hanging="360"/>
+      </w:pPr>
+      <w:rPr>
+        <w:rFonts w:ascii="Symbol" w:hAnsi="Symbol" w:hint="default"/>
+        <w:sz w:val="20"/>
+      </w:rPr>
+    </w:lvl>
+    <w:lvl w:ilvl="7" w:tentative="1">
+      <w:start w:val="1"/>
+      <w:numFmt w:val="bullet"/>
+      <w:lvlText w:val=""/>
+      <w:lvlJc w:val="left"/>
+      <w:pPr>
+        <w:tabs>
+          <w:tab w:val="num" w:pos="5760"/>
+        </w:tabs>
+        <w:ind w:left="5760" w:hanging="360"/>
+      </w:pPr>
+      <w:rPr>
+        <w:rFonts w:ascii="Symbol" w:hAnsi="Symbol" w:hint="default"/>
+        <w:sz w:val="20"/>
+      </w:rPr>
+    </w:lvl>
+    <w:lvl w:ilvl="8" w:tentative="1">
+      <w:start w:val="1"/>
+      <w:numFmt w:val="bullet"/>
+      <w:lvlText w:val=""/>
+      <w:lvlJc w:val="left"/>
+      <w:pPr>
+        <w:tabs>
+          <w:tab w:val="num" w:pos="6480"/>
+        </w:tabs>
+        <w:ind w:left="6480" w:hanging="360"/>
+      </w:pPr>
+      <w:rPr>
+        <w:rFonts w:ascii="Symbol" w:hAnsi="Symbol" w:hint="default"/>
+        <w:sz w:val="20"/>
+      </w:rPr>
+    </w:lvl>
+  </w:abstractNum>
+  <w:abstractNum w:abstractNumId="10" w15:restartNumberingAfterBreak="0">
+    <w:nsid w:val="373403E4"/>
+    <w:multiLevelType w:val="multilevel"/>
+    <w:tmpl w:val="D5ACAAAA"/>
+    <w:lvl w:ilvl="0">
+      <w:start w:val="1"/>
+      <w:numFmt w:val="bullet"/>
+      <w:lvlText w:val=""/>
+      <w:lvlJc w:val="left"/>
+      <w:pPr>
+        <w:tabs>
+          <w:tab w:val="num" w:pos="720"/>
+        </w:tabs>
+        <w:ind w:left="720" w:hanging="360"/>
+      </w:pPr>
+      <w:rPr>
+        <w:rFonts w:ascii="Symbol" w:hAnsi="Symbol" w:hint="default"/>
+        <w:sz w:val="20"/>
+      </w:rPr>
+    </w:lvl>
+    <w:lvl w:ilvl="1" w:tentative="1">
+      <w:start w:val="1"/>
+      <w:numFmt w:val="bullet"/>
+      <w:lvlText w:val="o"/>
+      <w:lvlJc w:val="left"/>
+      <w:pPr>
+        <w:tabs>
+          <w:tab w:val="num" w:pos="1440"/>
+        </w:tabs>
+        <w:ind w:left="1440" w:hanging="360"/>
+      </w:pPr>
+      <w:rPr>
+        <w:rFonts w:ascii="Courier New" w:hAnsi="Courier New" w:hint="default"/>
+        <w:sz w:val="20"/>
+      </w:rPr>
+    </w:lvl>
+    <w:lvl w:ilvl="2" w:tentative="1">
+      <w:start w:val="1"/>
+      <w:numFmt w:val="bullet"/>
+      <w:lvlText w:val=""/>
+      <w:lvlJc w:val="left"/>
+      <w:pPr>
+        <w:tabs>
+          <w:tab w:val="num" w:pos="2160"/>
+        </w:tabs>
+        <w:ind w:left="2160" w:hanging="360"/>
+      </w:pPr>
+      <w:rPr>
+        <w:rFonts w:ascii="Wingdings" w:hAnsi="Wingdings" w:hint="default"/>
+        <w:sz w:val="20"/>
+      </w:rPr>
+    </w:lvl>
+    <w:lvl w:ilvl="3" w:tentative="1">
+      <w:start w:val="1"/>
+      <w:numFmt w:val="bullet"/>
+      <w:lvlText w:val=""/>
+      <w:lvlJc w:val="left"/>
+      <w:pPr>
+        <w:tabs>
+          <w:tab w:val="num" w:pos="2880"/>
+        </w:tabs>
+        <w:ind w:left="2880" w:hanging="360"/>
+      </w:pPr>
+      <w:rPr>
+        <w:rFonts w:ascii="Wingdings" w:hAnsi="Wingdings" w:hint="default"/>
+        <w:sz w:val="20"/>
+      </w:rPr>
+    </w:lvl>
+    <w:lvl w:ilvl="4" w:tentative="1">
+      <w:start w:val="1"/>
+      <w:numFmt w:val="bullet"/>
+      <w:lvlText w:val=""/>
+      <w:lvlJc w:val="left"/>
+      <w:pPr>
+        <w:tabs>
+          <w:tab w:val="num" w:pos="3600"/>
+        </w:tabs>
+        <w:ind w:left="3600" w:hanging="360"/>
+      </w:pPr>
+      <w:rPr>
+        <w:rFonts w:ascii="Wingdings" w:hAnsi="Wingdings" w:hint="default"/>
+        <w:sz w:val="20"/>
+      </w:rPr>
+    </w:lvl>
+    <w:lvl w:ilvl="5" w:tentative="1">
+      <w:start w:val="1"/>
+      <w:numFmt w:val="bullet"/>
+      <w:lvlText w:val=""/>
+      <w:lvlJc w:val="left"/>
+      <w:pPr>
+        <w:tabs>
+          <w:tab w:val="num" w:pos="4320"/>
+        </w:tabs>
+        <w:ind w:left="4320" w:hanging="360"/>
+      </w:pPr>
+      <w:rPr>
+        <w:rFonts w:ascii="Wingdings" w:hAnsi="Wingdings" w:hint="default"/>
+        <w:sz w:val="20"/>
+      </w:rPr>
+    </w:lvl>
+    <w:lvl w:ilvl="6" w:tentative="1">
+      <w:start w:val="1"/>
+      <w:numFmt w:val="bullet"/>
+      <w:lvlText w:val=""/>
+      <w:lvlJc w:val="left"/>
+      <w:pPr>
+        <w:tabs>
+          <w:tab w:val="num" w:pos="5040"/>
+        </w:tabs>
+        <w:ind w:left="5040" w:hanging="360"/>
+      </w:pPr>
+      <w:rPr>
+        <w:rFonts w:ascii="Wingdings" w:hAnsi="Wingdings" w:hint="default"/>
+        <w:sz w:val="20"/>
+      </w:rPr>
+    </w:lvl>
+    <w:lvl w:ilvl="7" w:tentative="1">
+      <w:start w:val="1"/>
+      <w:numFmt w:val="bullet"/>
+      <w:lvlText w:val=""/>
+      <w:lvlJc w:val="left"/>
+      <w:pPr>
+        <w:tabs>
+          <w:tab w:val="num" w:pos="5760"/>
+        </w:tabs>
+        <w:ind w:left="5760" w:hanging="360"/>
+      </w:pPr>
+      <w:rPr>
+        <w:rFonts w:ascii="Wingdings" w:hAnsi="Wingdings" w:hint="default"/>
+        <w:sz w:val="20"/>
+      </w:rPr>
+    </w:lvl>
+    <w:lvl w:ilvl="8" w:tentative="1">
+      <w:start w:val="1"/>
+      <w:numFmt w:val="bullet"/>
+      <w:lvlText w:val=""/>
+      <w:lvlJc w:val="left"/>
+      <w:pPr>
+        <w:tabs>
+          <w:tab w:val="num" w:pos="6480"/>
+        </w:tabs>
+        <w:ind w:left="6480" w:hanging="360"/>
+      </w:pPr>
+      <w:rPr>
+        <w:rFonts w:ascii="Wingdings" w:hAnsi="Wingdings" w:hint="default"/>
+        <w:sz w:val="20"/>
+      </w:rPr>
+    </w:lvl>
+  </w:abstractNum>
+  <w:abstractNum w:abstractNumId="11" w15:restartNumberingAfterBreak="0">
     <w:nsid w:val="37600C87"/>
     <w:multiLevelType w:val="multilevel"/>
     <w:tmpl w:val="B638F97E"/>
@@ -4310,7 +7440,156 @@
       </w:rPr>
     </w:lvl>
   </w:abstractNum>
-  <w:abstractNum w:abstractNumId="6" w15:restartNumberingAfterBreak="0">
+  <w:abstractNum w:abstractNumId="12" w15:restartNumberingAfterBreak="0">
+    <w:nsid w:val="453A7473"/>
+    <w:multiLevelType w:val="multilevel"/>
+    <w:tmpl w:val="5DB428B0"/>
+    <w:lvl w:ilvl="0">
+      <w:start w:val="1"/>
+      <w:numFmt w:val="bullet"/>
+      <w:lvlText w:val=""/>
+      <w:lvlJc w:val="left"/>
+      <w:pPr>
+        <w:tabs>
+          <w:tab w:val="num" w:pos="720"/>
+        </w:tabs>
+        <w:ind w:left="720" w:hanging="360"/>
+      </w:pPr>
+      <w:rPr>
+        <w:rFonts w:ascii="Symbol" w:hAnsi="Symbol" w:hint="default"/>
+        <w:sz w:val="20"/>
+      </w:rPr>
+    </w:lvl>
+    <w:lvl w:ilvl="1" w:tentative="1">
+      <w:start w:val="1"/>
+      <w:numFmt w:val="bullet"/>
+      <w:lvlText w:val=""/>
+      <w:lvlJc w:val="left"/>
+      <w:pPr>
+        <w:tabs>
+          <w:tab w:val="num" w:pos="1440"/>
+        </w:tabs>
+        <w:ind w:left="1440" w:hanging="360"/>
+      </w:pPr>
+      <w:rPr>
+        <w:rFonts w:ascii="Symbol" w:hAnsi="Symbol" w:hint="default"/>
+        <w:sz w:val="20"/>
+      </w:rPr>
+    </w:lvl>
+    <w:lvl w:ilvl="2" w:tentative="1">
+      <w:start w:val="1"/>
+      <w:numFmt w:val="bullet"/>
+      <w:lvlText w:val=""/>
+      <w:lvlJc w:val="left"/>
+      <w:pPr>
+        <w:tabs>
+          <w:tab w:val="num" w:pos="2160"/>
+        </w:tabs>
+        <w:ind w:left="2160" w:hanging="360"/>
+      </w:pPr>
+      <w:rPr>
+        <w:rFonts w:ascii="Symbol" w:hAnsi="Symbol" w:hint="default"/>
+        <w:sz w:val="20"/>
+      </w:rPr>
+    </w:lvl>
+    <w:lvl w:ilvl="3" w:tentative="1">
+      <w:start w:val="1"/>
+      <w:numFmt w:val="bullet"/>
+      <w:lvlText w:val=""/>
+      <w:lvlJc w:val="left"/>
+      <w:pPr>
+        <w:tabs>
+          <w:tab w:val="num" w:pos="2880"/>
+        </w:tabs>
+        <w:ind w:left="2880" w:hanging="360"/>
+      </w:pPr>
+      <w:rPr>
+        <w:rFonts w:ascii="Symbol" w:hAnsi="Symbol" w:hint="default"/>
+        <w:sz w:val="20"/>
+      </w:rPr>
+    </w:lvl>
+    <w:lvl w:ilvl="4" w:tentative="1">
+      <w:start w:val="1"/>
+      <w:numFmt w:val="bullet"/>
+      <w:lvlText w:val=""/>
+      <w:lvlJc w:val="left"/>
+      <w:pPr>
+        <w:tabs>
+          <w:tab w:val="num" w:pos="3600"/>
+        </w:tabs>
+        <w:ind w:left="3600" w:hanging="360"/>
+      </w:pPr>
+      <w:rPr>
+        <w:rFonts w:ascii="Symbol" w:hAnsi="Symbol" w:hint="default"/>
+        <w:sz w:val="20"/>
+      </w:rPr>
+    </w:lvl>
+    <w:lvl w:ilvl="5" w:tentative="1">
+      <w:start w:val="1"/>
+      <w:numFmt w:val="bullet"/>
+      <w:lvlText w:val=""/>
+      <w:lvlJc w:val="left"/>
+      <w:pPr>
+        <w:tabs>
+          <w:tab w:val="num" w:pos="4320"/>
+        </w:tabs>
+        <w:ind w:left="4320" w:hanging="360"/>
+      </w:pPr>
+      <w:rPr>
+        <w:rFonts w:ascii="Symbol" w:hAnsi="Symbol" w:hint="default"/>
+        <w:sz w:val="20"/>
+      </w:rPr>
+    </w:lvl>
+    <w:lvl w:ilvl="6" w:tentative="1">
+      <w:start w:val="1"/>
+      <w:numFmt w:val="bullet"/>
+      <w:lvlText w:val=""/>
+      <w:lvlJc w:val="left"/>
+      <w:pPr>
+        <w:tabs>
+          <w:tab w:val="num" w:pos="5040"/>
+        </w:tabs>
+        <w:ind w:left="5040" w:hanging="360"/>
+      </w:pPr>
+      <w:rPr>
+        <w:rFonts w:ascii="Symbol" w:hAnsi="Symbol" w:hint="default"/>
+        <w:sz w:val="20"/>
+      </w:rPr>
+    </w:lvl>
+    <w:lvl w:ilvl="7" w:tentative="1">
+      <w:start w:val="1"/>
+      <w:numFmt w:val="bullet"/>
+      <w:lvlText w:val=""/>
+      <w:lvlJc w:val="left"/>
+      <w:pPr>
+        <w:tabs>
+          <w:tab w:val="num" w:pos="5760"/>
+        </w:tabs>
+        <w:ind w:left="5760" w:hanging="360"/>
+      </w:pPr>
+      <w:rPr>
+        <w:rFonts w:ascii="Symbol" w:hAnsi="Symbol" w:hint="default"/>
+        <w:sz w:val="20"/>
+      </w:rPr>
+    </w:lvl>
+    <w:lvl w:ilvl="8" w:tentative="1">
+      <w:start w:val="1"/>
+      <w:numFmt w:val="bullet"/>
+      <w:lvlText w:val=""/>
+      <w:lvlJc w:val="left"/>
+      <w:pPr>
+        <w:tabs>
+          <w:tab w:val="num" w:pos="6480"/>
+        </w:tabs>
+        <w:ind w:left="6480" w:hanging="360"/>
+      </w:pPr>
+      <w:rPr>
+        <w:rFonts w:ascii="Symbol" w:hAnsi="Symbol" w:hint="default"/>
+        <w:sz w:val="20"/>
+      </w:rPr>
+    </w:lvl>
+  </w:abstractNum>
+  <w:abstractNum w:abstractNumId="13" w15:restartNumberingAfterBreak="0">
     <w:nsid w:val="48DC7117"/>
     <w:multiLevelType w:val="multilevel"/>
     <w:tmpl w:val="8DEC301E"/>
@@ -4427,7 +7706,7 @@
       </w:pPr>
     </w:lvl>
   </w:abstractNum>
-  <w:abstractNum w:abstractNumId="7" w15:restartNumberingAfterBreak="0">
+  <w:abstractNum w:abstractNumId="14" w15:restartNumberingAfterBreak="0">
     <w:nsid w:val="4B7C187A"/>
     <w:multiLevelType w:val="multilevel"/>
     <w:tmpl w:val="F50C6296"/>
@@ -4540,7 +7819,454 @@
       </w:pPr>
     </w:lvl>
   </w:abstractNum>
-  <w:abstractNum w:abstractNumId="8" w15:restartNumberingAfterBreak="0">
+  <w:abstractNum w:abstractNumId="15" w15:restartNumberingAfterBreak="0">
+    <w:nsid w:val="4D0213ED"/>
+    <w:multiLevelType w:val="multilevel"/>
+    <w:tmpl w:val="1F66DEF4"/>
+    <w:lvl w:ilvl="0">
+      <w:start w:val="1"/>
+      <w:numFmt w:val="bullet"/>
+      <w:lvlText w:val=""/>
+      <w:lvlJc w:val="left"/>
+      <w:pPr>
+        <w:tabs>
+          <w:tab w:val="num" w:pos="720"/>
+        </w:tabs>
+        <w:ind w:left="720" w:hanging="360"/>
+      </w:pPr>
+      <w:rPr>
+        <w:rFonts w:ascii="Symbol" w:hAnsi="Symbol" w:hint="default"/>
+        <w:sz w:val="20"/>
+      </w:rPr>
+    </w:lvl>
+    <w:lvl w:ilvl="1" w:tentative="1">
+      <w:start w:val="1"/>
+      <w:numFmt w:val="bullet"/>
+      <w:lvlText w:val=""/>
+      <w:lvlJc w:val="left"/>
+      <w:pPr>
+        <w:tabs>
+          <w:tab w:val="num" w:pos="1440"/>
+        </w:tabs>
+        <w:ind w:left="1440" w:hanging="360"/>
+      </w:pPr>
+      <w:rPr>
+        <w:rFonts w:ascii="Symbol" w:hAnsi="Symbol" w:hint="default"/>
+        <w:sz w:val="20"/>
+      </w:rPr>
+    </w:lvl>
+    <w:lvl w:ilvl="2" w:tentative="1">
+      <w:start w:val="1"/>
+      <w:numFmt w:val="bullet"/>
+      <w:lvlText w:val=""/>
+      <w:lvlJc w:val="left"/>
+      <w:pPr>
+        <w:tabs>
+          <w:tab w:val="num" w:pos="2160"/>
+        </w:tabs>
+        <w:ind w:left="2160" w:hanging="360"/>
+      </w:pPr>
+      <w:rPr>
+        <w:rFonts w:ascii="Symbol" w:hAnsi="Symbol" w:hint="default"/>
+        <w:sz w:val="20"/>
+      </w:rPr>
+    </w:lvl>
+    <w:lvl w:ilvl="3" w:tentative="1">
+      <w:start w:val="1"/>
+      <w:numFmt w:val="bullet"/>
+      <w:lvlText w:val=""/>
+      <w:lvlJc w:val="left"/>
+      <w:pPr>
+        <w:tabs>
+          <w:tab w:val="num" w:pos="2880"/>
+        </w:tabs>
+        <w:ind w:left="2880" w:hanging="360"/>
+      </w:pPr>
+      <w:rPr>
+        <w:rFonts w:ascii="Symbol" w:hAnsi="Symbol" w:hint="default"/>
+        <w:sz w:val="20"/>
+      </w:rPr>
+    </w:lvl>
+    <w:lvl w:ilvl="4" w:tentative="1">
+      <w:start w:val="1"/>
+      <w:numFmt w:val="bullet"/>
+      <w:lvlText w:val=""/>
+      <w:lvlJc w:val="left"/>
+      <w:pPr>
+        <w:tabs>
+          <w:tab w:val="num" w:pos="3600"/>
+        </w:tabs>
+        <w:ind w:left="3600" w:hanging="360"/>
+      </w:pPr>
+      <w:rPr>
+        <w:rFonts w:ascii="Symbol" w:hAnsi="Symbol" w:hint="default"/>
+        <w:sz w:val="20"/>
+      </w:rPr>
+    </w:lvl>
+    <w:lvl w:ilvl="5" w:tentative="1">
+      <w:start w:val="1"/>
+      <w:numFmt w:val="bullet"/>
+      <w:lvlText w:val=""/>
+      <w:lvlJc w:val="left"/>
+      <w:pPr>
+        <w:tabs>
+          <w:tab w:val="num" w:pos="4320"/>
+        </w:tabs>
+        <w:ind w:left="4320" w:hanging="360"/>
+      </w:pPr>
+      <w:rPr>
+        <w:rFonts w:ascii="Symbol" w:hAnsi="Symbol" w:hint="default"/>
+        <w:sz w:val="20"/>
+      </w:rPr>
+    </w:lvl>
+    <w:lvl w:ilvl="6" w:tentative="1">
+      <w:start w:val="1"/>
+      <w:numFmt w:val="bullet"/>
+      <w:lvlText w:val=""/>
+      <w:lvlJc w:val="left"/>
+      <w:pPr>
+        <w:tabs>
+          <w:tab w:val="num" w:pos="5040"/>
+        </w:tabs>
+        <w:ind w:left="5040" w:hanging="360"/>
+      </w:pPr>
+      <w:rPr>
+        <w:rFonts w:ascii="Symbol" w:hAnsi="Symbol" w:hint="default"/>
+        <w:sz w:val="20"/>
+      </w:rPr>
+    </w:lvl>
+    <w:lvl w:ilvl="7" w:tentative="1">
+      <w:start w:val="1"/>
+      <w:numFmt w:val="bullet"/>
+      <w:lvlText w:val=""/>
+      <w:lvlJc w:val="left"/>
+      <w:pPr>
+        <w:tabs>
+          <w:tab w:val="num" w:pos="5760"/>
+        </w:tabs>
+        <w:ind w:left="5760" w:hanging="360"/>
+      </w:pPr>
+      <w:rPr>
+        <w:rFonts w:ascii="Symbol" w:hAnsi="Symbol" w:hint="default"/>
+        <w:sz w:val="20"/>
+      </w:rPr>
+    </w:lvl>
+    <w:lvl w:ilvl="8" w:tentative="1">
+      <w:start w:val="1"/>
+      <w:numFmt w:val="bullet"/>
+      <w:lvlText w:val=""/>
+      <w:lvlJc w:val="left"/>
+      <w:pPr>
+        <w:tabs>
+          <w:tab w:val="num" w:pos="6480"/>
+        </w:tabs>
+        <w:ind w:left="6480" w:hanging="360"/>
+      </w:pPr>
+      <w:rPr>
+        <w:rFonts w:ascii="Symbol" w:hAnsi="Symbol" w:hint="default"/>
+        <w:sz w:val="20"/>
+      </w:rPr>
+    </w:lvl>
+  </w:abstractNum>
+  <w:abstractNum w:abstractNumId="16" w15:restartNumberingAfterBreak="0">
+    <w:nsid w:val="4E1D6302"/>
+    <w:multiLevelType w:val="multilevel"/>
+    <w:tmpl w:val="FD6CD664"/>
+    <w:lvl w:ilvl="0">
+      <w:start w:val="1"/>
+      <w:numFmt w:val="bullet"/>
+      <w:lvlText w:val=""/>
+      <w:lvlJc w:val="left"/>
+      <w:pPr>
+        <w:tabs>
+          <w:tab w:val="num" w:pos="720"/>
+        </w:tabs>
+        <w:ind w:left="720" w:hanging="360"/>
+      </w:pPr>
+      <w:rPr>
+        <w:rFonts w:ascii="Symbol" w:hAnsi="Symbol" w:hint="default"/>
+        <w:sz w:val="20"/>
+      </w:rPr>
+    </w:lvl>
+    <w:lvl w:ilvl="1" w:tentative="1">
+      <w:start w:val="1"/>
+      <w:numFmt w:val="bullet"/>
+      <w:lvlText w:val=""/>
+      <w:lvlJc w:val="left"/>
+      <w:pPr>
+        <w:tabs>
+          <w:tab w:val="num" w:pos="1440"/>
+        </w:tabs>
+        <w:ind w:left="1440" w:hanging="360"/>
+      </w:pPr>
+      <w:rPr>
+        <w:rFonts w:ascii="Symbol" w:hAnsi="Symbol" w:hint="default"/>
+        <w:sz w:val="20"/>
+      </w:rPr>
+    </w:lvl>
+    <w:lvl w:ilvl="2" w:tentative="1">
+      <w:start w:val="1"/>
+      <w:numFmt w:val="bullet"/>
+      <w:lvlText w:val=""/>
+      <w:lvlJc w:val="left"/>
+      <w:pPr>
+        <w:tabs>
+          <w:tab w:val="num" w:pos="2160"/>
+        </w:tabs>
+        <w:ind w:left="2160" w:hanging="360"/>
+      </w:pPr>
+      <w:rPr>
+        <w:rFonts w:ascii="Symbol" w:hAnsi="Symbol" w:hint="default"/>
+        <w:sz w:val="20"/>
+      </w:rPr>
+    </w:lvl>
+    <w:lvl w:ilvl="3" w:tentative="1">
+      <w:start w:val="1"/>
+      <w:numFmt w:val="bullet"/>
+      <w:lvlText w:val=""/>
+      <w:lvlJc w:val="left"/>
+      <w:pPr>
+        <w:tabs>
+          <w:tab w:val="num" w:pos="2880"/>
+        </w:tabs>
+        <w:ind w:left="2880" w:hanging="360"/>
+      </w:pPr>
+      <w:rPr>
+        <w:rFonts w:ascii="Symbol" w:hAnsi="Symbol" w:hint="default"/>
+        <w:sz w:val="20"/>
+      </w:rPr>
+    </w:lvl>
+    <w:lvl w:ilvl="4" w:tentative="1">
+      <w:start w:val="1"/>
+      <w:numFmt w:val="bullet"/>
+      <w:lvlText w:val=""/>
+      <w:lvlJc w:val="left"/>
+      <w:pPr>
+        <w:tabs>
+          <w:tab w:val="num" w:pos="3600"/>
+        </w:tabs>
+        <w:ind w:left="3600" w:hanging="360"/>
+      </w:pPr>
+      <w:rPr>
+        <w:rFonts w:ascii="Symbol" w:hAnsi="Symbol" w:hint="default"/>
+        <w:sz w:val="20"/>
+      </w:rPr>
+    </w:lvl>
+    <w:lvl w:ilvl="5" w:tentative="1">
+      <w:start w:val="1"/>
+      <w:numFmt w:val="bullet"/>
+      <w:lvlText w:val=""/>
+      <w:lvlJc w:val="left"/>
+      <w:pPr>
+        <w:tabs>
+          <w:tab w:val="num" w:pos="4320"/>
+        </w:tabs>
+        <w:ind w:left="4320" w:hanging="360"/>
+      </w:pPr>
+      <w:rPr>
+        <w:rFonts w:ascii="Symbol" w:hAnsi="Symbol" w:hint="default"/>
+        <w:sz w:val="20"/>
+      </w:rPr>
+    </w:lvl>
+    <w:lvl w:ilvl="6" w:tentative="1">
+      <w:start w:val="1"/>
+      <w:numFmt w:val="bullet"/>
+      <w:lvlText w:val=""/>
+      <w:lvlJc w:val="left"/>
+      <w:pPr>
+        <w:tabs>
+          <w:tab w:val="num" w:pos="5040"/>
+        </w:tabs>
+        <w:ind w:left="5040" w:hanging="360"/>
+      </w:pPr>
+      <w:rPr>
+        <w:rFonts w:ascii="Symbol" w:hAnsi="Symbol" w:hint="default"/>
+        <w:sz w:val="20"/>
+      </w:rPr>
+    </w:lvl>
+    <w:lvl w:ilvl="7" w:tentative="1">
+      <w:start w:val="1"/>
+      <w:numFmt w:val="bullet"/>
+      <w:lvlText w:val=""/>
+      <w:lvlJc w:val="left"/>
+      <w:pPr>
+        <w:tabs>
+          <w:tab w:val="num" w:pos="5760"/>
+        </w:tabs>
+        <w:ind w:left="5760" w:hanging="360"/>
+      </w:pPr>
+      <w:rPr>
+        <w:rFonts w:ascii="Symbol" w:hAnsi="Symbol" w:hint="default"/>
+        <w:sz w:val="20"/>
+      </w:rPr>
+    </w:lvl>
+    <w:lvl w:ilvl="8" w:tentative="1">
+      <w:start w:val="1"/>
+      <w:numFmt w:val="bullet"/>
+      <w:lvlText w:val=""/>
+      <w:lvlJc w:val="left"/>
+      <w:pPr>
+        <w:tabs>
+          <w:tab w:val="num" w:pos="6480"/>
+        </w:tabs>
+        <w:ind w:left="6480" w:hanging="360"/>
+      </w:pPr>
+      <w:rPr>
+        <w:rFonts w:ascii="Symbol" w:hAnsi="Symbol" w:hint="default"/>
+        <w:sz w:val="20"/>
+      </w:rPr>
+    </w:lvl>
+  </w:abstractNum>
+  <w:abstractNum w:abstractNumId="17" w15:restartNumberingAfterBreak="0">
+    <w:nsid w:val="4F5C43CF"/>
+    <w:multiLevelType w:val="multilevel"/>
+    <w:tmpl w:val="3D3440AA"/>
+    <w:lvl w:ilvl="0">
+      <w:start w:val="1"/>
+      <w:numFmt w:val="bullet"/>
+      <w:lvlText w:val=""/>
+      <w:lvlJc w:val="left"/>
+      <w:pPr>
+        <w:tabs>
+          <w:tab w:val="num" w:pos="720"/>
+        </w:tabs>
+        <w:ind w:left="720" w:hanging="360"/>
+      </w:pPr>
+      <w:rPr>
+        <w:rFonts w:ascii="Symbol" w:hAnsi="Symbol" w:hint="default"/>
+        <w:sz w:val="20"/>
+      </w:rPr>
+    </w:lvl>
+    <w:lvl w:ilvl="1" w:tentative="1">
+      <w:start w:val="1"/>
+      <w:numFmt w:val="bullet"/>
+      <w:lvlText w:val=""/>
+      <w:lvlJc w:val="left"/>
+      <w:pPr>
+        <w:tabs>
+          <w:tab w:val="num" w:pos="1440"/>
+        </w:tabs>
+        <w:ind w:left="1440" w:hanging="360"/>
+      </w:pPr>
+      <w:rPr>
+        <w:rFonts w:ascii="Symbol" w:hAnsi="Symbol" w:hint="default"/>
+        <w:sz w:val="20"/>
+      </w:rPr>
+    </w:lvl>
+    <w:lvl w:ilvl="2" w:tentative="1">
+      <w:start w:val="1"/>
+      <w:numFmt w:val="bullet"/>
+      <w:lvlText w:val=""/>
+      <w:lvlJc w:val="left"/>
+      <w:pPr>
+        <w:tabs>
+          <w:tab w:val="num" w:pos="2160"/>
+        </w:tabs>
+        <w:ind w:left="2160" w:hanging="360"/>
+      </w:pPr>
+      <w:rPr>
+        <w:rFonts w:ascii="Symbol" w:hAnsi="Symbol" w:hint="default"/>
+        <w:sz w:val="20"/>
+      </w:rPr>
+    </w:lvl>
+    <w:lvl w:ilvl="3" w:tentative="1">
+      <w:start w:val="1"/>
+      <w:numFmt w:val="bullet"/>
+      <w:lvlText w:val=""/>
+      <w:lvlJc w:val="left"/>
+      <w:pPr>
+        <w:tabs>
+          <w:tab w:val="num" w:pos="2880"/>
+        </w:tabs>
+        <w:ind w:left="2880" w:hanging="360"/>
+      </w:pPr>
+      <w:rPr>
+        <w:rFonts w:ascii="Symbol" w:hAnsi="Symbol" w:hint="default"/>
+        <w:sz w:val="20"/>
+      </w:rPr>
+    </w:lvl>
+    <w:lvl w:ilvl="4" w:tentative="1">
+      <w:start w:val="1"/>
+      <w:numFmt w:val="bullet"/>
+      <w:lvlText w:val=""/>
+      <w:lvlJc w:val="left"/>
+      <w:pPr>
+        <w:tabs>
+          <w:tab w:val="num" w:pos="3600"/>
+        </w:tabs>
+        <w:ind w:left="3600" w:hanging="360"/>
+      </w:pPr>
+      <w:rPr>
+        <w:rFonts w:ascii="Symbol" w:hAnsi="Symbol" w:hint="default"/>
+        <w:sz w:val="20"/>
+      </w:rPr>
+    </w:lvl>
+    <w:lvl w:ilvl="5" w:tentative="1">
+      <w:start w:val="1"/>
+      <w:numFmt w:val="bullet"/>
+      <w:lvlText w:val=""/>
+      <w:lvlJc w:val="left"/>
+      <w:pPr>
+        <w:tabs>
+          <w:tab w:val="num" w:pos="4320"/>
+        </w:tabs>
+        <w:ind w:left="4320" w:hanging="360"/>
+      </w:pPr>
+      <w:rPr>
+        <w:rFonts w:ascii="Symbol" w:hAnsi="Symbol" w:hint="default"/>
+        <w:sz w:val="20"/>
+      </w:rPr>
+    </w:lvl>
+    <w:lvl w:ilvl="6" w:tentative="1">
+      <w:start w:val="1"/>
+      <w:numFmt w:val="bullet"/>
+      <w:lvlText w:val=""/>
+      <w:lvlJc w:val="left"/>
+      <w:pPr>
+        <w:tabs>
+          <w:tab w:val="num" w:pos="5040"/>
+        </w:tabs>
+        <w:ind w:left="5040" w:hanging="360"/>
+      </w:pPr>
+      <w:rPr>
+        <w:rFonts w:ascii="Symbol" w:hAnsi="Symbol" w:hint="default"/>
+        <w:sz w:val="20"/>
+      </w:rPr>
+    </w:lvl>
+    <w:lvl w:ilvl="7" w:tentative="1">
+      <w:start w:val="1"/>
+      <w:numFmt w:val="bullet"/>
+      <w:lvlText w:val=""/>
+      <w:lvlJc w:val="left"/>
+      <w:pPr>
+        <w:tabs>
+          <w:tab w:val="num" w:pos="5760"/>
+        </w:tabs>
+        <w:ind w:left="5760" w:hanging="360"/>
+      </w:pPr>
+      <w:rPr>
+        <w:rFonts w:ascii="Symbol" w:hAnsi="Symbol" w:hint="default"/>
+        <w:sz w:val="20"/>
+      </w:rPr>
+    </w:lvl>
+    <w:lvl w:ilvl="8" w:tentative="1">
+      <w:start w:val="1"/>
+      <w:numFmt w:val="bullet"/>
+      <w:lvlText w:val=""/>
+      <w:lvlJc w:val="left"/>
+      <w:pPr>
+        <w:tabs>
+          <w:tab w:val="num" w:pos="6480"/>
+        </w:tabs>
+        <w:ind w:left="6480" w:hanging="360"/>
+      </w:pPr>
+      <w:rPr>
+        <w:rFonts w:ascii="Symbol" w:hAnsi="Symbol" w:hint="default"/>
+        <w:sz w:val="20"/>
+      </w:rPr>
+    </w:lvl>
+  </w:abstractNum>
+  <w:abstractNum w:abstractNumId="18" w15:restartNumberingAfterBreak="0">
     <w:nsid w:val="597D4B58"/>
     <w:multiLevelType w:val="multilevel"/>
     <w:tmpl w:val="4D3ED018"/>
@@ -4689,7 +8415,269 @@
       </w:rPr>
     </w:lvl>
   </w:abstractNum>
-  <w:abstractNum w:abstractNumId="9" w15:restartNumberingAfterBreak="0">
+  <w:abstractNum w:abstractNumId="19" w15:restartNumberingAfterBreak="0">
+    <w:nsid w:val="5EE37A43"/>
+    <w:multiLevelType w:val="multilevel"/>
+    <w:tmpl w:val="4AA06CE6"/>
+    <w:lvl w:ilvl="0">
+      <w:start w:val="1"/>
+      <w:numFmt w:val="bullet"/>
+      <w:lvlText w:val=""/>
+      <w:lvlJc w:val="left"/>
+      <w:pPr>
+        <w:tabs>
+          <w:tab w:val="num" w:pos="720"/>
+        </w:tabs>
+        <w:ind w:left="720" w:hanging="360"/>
+      </w:pPr>
+      <w:rPr>
+        <w:rFonts w:ascii="Symbol" w:hAnsi="Symbol" w:hint="default"/>
+        <w:sz w:val="20"/>
+      </w:rPr>
+    </w:lvl>
+    <w:lvl w:ilvl="1" w:tentative="1">
+      <w:start w:val="1"/>
+      <w:numFmt w:val="bullet"/>
+      <w:lvlText w:val=""/>
+      <w:lvlJc w:val="left"/>
+      <w:pPr>
+        <w:tabs>
+          <w:tab w:val="num" w:pos="1440"/>
+        </w:tabs>
+        <w:ind w:left="1440" w:hanging="360"/>
+      </w:pPr>
+      <w:rPr>
+        <w:rFonts w:ascii="Symbol" w:hAnsi="Symbol" w:hint="default"/>
+        <w:sz w:val="20"/>
+      </w:rPr>
+    </w:lvl>
+    <w:lvl w:ilvl="2" w:tentative="1">
+      <w:start w:val="1"/>
+      <w:numFmt w:val="bullet"/>
+      <w:lvlText w:val=""/>
+      <w:lvlJc w:val="left"/>
+      <w:pPr>
+        <w:tabs>
+          <w:tab w:val="num" w:pos="2160"/>
+        </w:tabs>
+        <w:ind w:left="2160" w:hanging="360"/>
+      </w:pPr>
+      <w:rPr>
+        <w:rFonts w:ascii="Symbol" w:hAnsi="Symbol" w:hint="default"/>
+        <w:sz w:val="20"/>
+      </w:rPr>
+    </w:lvl>
+    <w:lvl w:ilvl="3" w:tentative="1">
+      <w:start w:val="1"/>
+      <w:numFmt w:val="bullet"/>
+      <w:lvlText w:val=""/>
+      <w:lvlJc w:val="left"/>
+      <w:pPr>
+        <w:tabs>
+          <w:tab w:val="num" w:pos="2880"/>
+        </w:tabs>
+        <w:ind w:left="2880" w:hanging="360"/>
+      </w:pPr>
+      <w:rPr>
+        <w:rFonts w:ascii="Symbol" w:hAnsi="Symbol" w:hint="default"/>
+        <w:sz w:val="20"/>
+      </w:rPr>
+    </w:lvl>
+    <w:lvl w:ilvl="4" w:tentative="1">
+      <w:start w:val="1"/>
+      <w:numFmt w:val="bullet"/>
+      <w:lvlText w:val=""/>
+      <w:lvlJc w:val="left"/>
+      <w:pPr>
+        <w:tabs>
+          <w:tab w:val="num" w:pos="3600"/>
+        </w:tabs>
+        <w:ind w:left="3600" w:hanging="360"/>
+      </w:pPr>
+      <w:rPr>
+        <w:rFonts w:ascii="Symbol" w:hAnsi="Symbol" w:hint="default"/>
+        <w:sz w:val="20"/>
+      </w:rPr>
+    </w:lvl>
+    <w:lvl w:ilvl="5" w:tentative="1">
+      <w:start w:val="1"/>
+      <w:numFmt w:val="bullet"/>
+      <w:lvlText w:val=""/>
+      <w:lvlJc w:val="left"/>
+      <w:pPr>
+        <w:tabs>
+          <w:tab w:val="num" w:pos="4320"/>
+        </w:tabs>
+        <w:ind w:left="4320" w:hanging="360"/>
+      </w:pPr>
+      <w:rPr>
+        <w:rFonts w:ascii="Symbol" w:hAnsi="Symbol" w:hint="default"/>
+        <w:sz w:val="20"/>
+      </w:rPr>
+    </w:lvl>
+    <w:lvl w:ilvl="6" w:tentative="1">
+      <w:start w:val="1"/>
+      <w:numFmt w:val="bullet"/>
+      <w:lvlText w:val=""/>
+      <w:lvlJc w:val="left"/>
+      <w:pPr>
+        <w:tabs>
+          <w:tab w:val="num" w:pos="5040"/>
+        </w:tabs>
+        <w:ind w:left="5040" w:hanging="360"/>
+      </w:pPr>
+      <w:rPr>
+        <w:rFonts w:ascii="Symbol" w:hAnsi="Symbol" w:hint="default"/>
+        <w:sz w:val="20"/>
+      </w:rPr>
+    </w:lvl>
+    <w:lvl w:ilvl="7" w:tentative="1">
+      <w:start w:val="1"/>
+      <w:numFmt w:val="bullet"/>
+      <w:lvlText w:val=""/>
+      <w:lvlJc w:val="left"/>
+      <w:pPr>
+        <w:tabs>
+          <w:tab w:val="num" w:pos="5760"/>
+        </w:tabs>
+        <w:ind w:left="5760" w:hanging="360"/>
+      </w:pPr>
+      <w:rPr>
+        <w:rFonts w:ascii="Symbol" w:hAnsi="Symbol" w:hint="default"/>
+        <w:sz w:val="20"/>
+      </w:rPr>
+    </w:lvl>
+    <w:lvl w:ilvl="8" w:tentative="1">
+      <w:start w:val="1"/>
+      <w:numFmt w:val="bullet"/>
+      <w:lvlText w:val=""/>
+      <w:lvlJc w:val="left"/>
+      <w:pPr>
+        <w:tabs>
+          <w:tab w:val="num" w:pos="6480"/>
+        </w:tabs>
+        <w:ind w:left="6480" w:hanging="360"/>
+      </w:pPr>
+      <w:rPr>
+        <w:rFonts w:ascii="Symbol" w:hAnsi="Symbol" w:hint="default"/>
+        <w:sz w:val="20"/>
+      </w:rPr>
+    </w:lvl>
+  </w:abstractNum>
+  <w:abstractNum w:abstractNumId="20" w15:restartNumberingAfterBreak="0">
+    <w:nsid w:val="60ED30CE"/>
+    <w:multiLevelType w:val="multilevel"/>
+    <w:tmpl w:val="0BFAF854"/>
+    <w:lvl w:ilvl="0">
+      <w:start w:val="1"/>
+      <w:numFmt w:val="decimal"/>
+      <w:lvlText w:val="%1."/>
+      <w:lvlJc w:val="left"/>
+      <w:pPr>
+        <w:tabs>
+          <w:tab w:val="num" w:pos="720"/>
+        </w:tabs>
+        <w:ind w:left="720" w:hanging="360"/>
+      </w:pPr>
+    </w:lvl>
+    <w:lvl w:ilvl="1" w:tentative="1">
+      <w:start w:val="1"/>
+      <w:numFmt w:val="decimal"/>
+      <w:lvlText w:val="%2."/>
+      <w:lvlJc w:val="left"/>
+      <w:pPr>
+        <w:tabs>
+          <w:tab w:val="num" w:pos="1440"/>
+        </w:tabs>
+        <w:ind w:left="1440" w:hanging="360"/>
+      </w:pPr>
+    </w:lvl>
+    <w:lvl w:ilvl="2" w:tentative="1">
+      <w:start w:val="1"/>
+      <w:numFmt w:val="decimal"/>
+      <w:lvlText w:val="%3."/>
+      <w:lvlJc w:val="left"/>
+      <w:pPr>
+        <w:tabs>
+          <w:tab w:val="num" w:pos="2160"/>
+        </w:tabs>
+        <w:ind w:left="2160" w:hanging="360"/>
+      </w:pPr>
+    </w:lvl>
+    <w:lvl w:ilvl="3" w:tentative="1">
+      <w:start w:val="1"/>
+      <w:numFmt w:val="decimal"/>
+      <w:lvlText w:val="%4."/>
+      <w:lvlJc w:val="left"/>
+      <w:pPr>
+        <w:tabs>
+          <w:tab w:val="num" w:pos="2880"/>
+        </w:tabs>
+        <w:ind w:left="2880" w:hanging="360"/>
+      </w:pPr>
+    </w:lvl>
+    <w:lvl w:ilvl="4" w:tentative="1">
+      <w:start w:val="1"/>
+      <w:numFmt w:val="decimal"/>
+      <w:lvlText w:val="%5."/>
+      <w:lvlJc w:val="left"/>
+      <w:pPr>
+        <w:tabs>
+          <w:tab w:val="num" w:pos="3600"/>
+        </w:tabs>
+        <w:ind w:left="3600" w:hanging="360"/>
+      </w:pPr>
+    </w:lvl>
+    <w:lvl w:ilvl="5" w:tentative="1">
+      <w:start w:val="1"/>
+      <w:numFmt w:val="decimal"/>
+      <w:lvlText w:val="%6."/>
+      <w:lvlJc w:val="left"/>
+      <w:pPr>
+        <w:tabs>
+          <w:tab w:val="num" w:pos="4320"/>
+        </w:tabs>
+        <w:ind w:left="4320" w:hanging="360"/>
+      </w:pPr>
+    </w:lvl>
+    <w:lvl w:ilvl="6" w:tentative="1">
+      <w:start w:val="1"/>
+      <w:numFmt w:val="decimal"/>
+      <w:lvlText w:val="%7."/>
+      <w:lvlJc w:val="left"/>
+      <w:pPr>
+        <w:tabs>
+          <w:tab w:val="num" w:pos="5040"/>
+        </w:tabs>
+        <w:ind w:left="5040" w:hanging="360"/>
+      </w:pPr>
+    </w:lvl>
+    <w:lvl w:ilvl="7" w:tentative="1">
+      <w:start w:val="1"/>
+      <w:numFmt w:val="decimal"/>
+      <w:lvlText w:val="%8."/>
+      <w:lvlJc w:val="left"/>
+      <w:pPr>
+        <w:tabs>
+          <w:tab w:val="num" w:pos="5760"/>
+        </w:tabs>
+        <w:ind w:left="5760" w:hanging="360"/>
+      </w:pPr>
+    </w:lvl>
+    <w:lvl w:ilvl="8" w:tentative="1">
+      <w:start w:val="1"/>
+      <w:numFmt w:val="decimal"/>
+      <w:lvlText w:val="%9."/>
+      <w:lvlJc w:val="left"/>
+      <w:pPr>
+        <w:tabs>
+          <w:tab w:val="num" w:pos="6480"/>
+        </w:tabs>
+        <w:ind w:left="6480" w:hanging="360"/>
+      </w:pPr>
+    </w:lvl>
+  </w:abstractNum>
+  <w:abstractNum w:abstractNumId="21" w15:restartNumberingAfterBreak="0">
     <w:nsid w:val="658457C8"/>
     <w:multiLevelType w:val="multilevel"/>
     <w:tmpl w:val="BE4887D4"/>
@@ -4838,7 +8826,7 @@
       </w:rPr>
     </w:lvl>
   </w:abstractNum>
-  <w:abstractNum w:abstractNumId="10" w15:restartNumberingAfterBreak="0">
+  <w:abstractNum w:abstractNumId="22" w15:restartNumberingAfterBreak="0">
     <w:nsid w:val="6E3C327A"/>
     <w:multiLevelType w:val="multilevel"/>
     <w:tmpl w:val="4EE65AD8"/>
@@ -4987,10 +8975,10 @@
       </w:rPr>
     </w:lvl>
   </w:abstractNum>
-  <w:abstractNum w:abstractNumId="11" w15:restartNumberingAfterBreak="0">
+  <w:abstractNum w:abstractNumId="23" w15:restartNumberingAfterBreak="0">
     <w:nsid w:val="6EAD21A1"/>
     <w:multiLevelType w:val="multilevel"/>
-    <w:tmpl w:val="9484FC82"/>
+    <w:tmpl w:val="DE24AFB6"/>
     <w:lvl w:ilvl="0">
       <w:start w:val="1"/>
       <w:numFmt w:val="decimal"/>
@@ -5003,17 +8991,17 @@
         <w:ind w:left="720" w:hanging="360"/>
       </w:pPr>
     </w:lvl>
-    <w:lvl w:ilvl="1" w:tentative="1">
-      <w:start w:val="1"/>
-      <w:numFmt w:val="decimal"/>
-      <w:lvlText w:val="%2."/>
-      <w:lvlJc w:val="left"/>
-      <w:pPr>
-        <w:tabs>
-          <w:tab w:val="num" w:pos="1440"/>
-        </w:tabs>
+    <w:lvl w:ilvl="1">
+      <w:start w:val="11"/>
+      <w:numFmt w:val="bullet"/>
+      <w:lvlText w:val="-"/>
+      <w:lvlJc w:val="left"/>
+      <w:pPr>
         <w:ind w:left="1440" w:hanging="360"/>
       </w:pPr>
+      <w:rPr>
+        <w:rFonts w:ascii="Aptos" w:eastAsiaTheme="minorHAnsi" w:hAnsi="Aptos" w:cstheme="minorBidi" w:hint="default"/>
+      </w:rPr>
     </w:lvl>
     <w:lvl w:ilvl="2" w:tentative="1">
       <w:start w:val="1"/>
@@ -5100,7 +9088,305 @@
       </w:pPr>
     </w:lvl>
   </w:abstractNum>
-  <w:abstractNum w:abstractNumId="12" w15:restartNumberingAfterBreak="0">
+  <w:abstractNum w:abstractNumId="24" w15:restartNumberingAfterBreak="0">
+    <w:nsid w:val="6FD92E78"/>
+    <w:multiLevelType w:val="multilevel"/>
+    <w:tmpl w:val="F8DA8004"/>
+    <w:lvl w:ilvl="0">
+      <w:start w:val="1"/>
+      <w:numFmt w:val="bullet"/>
+      <w:lvlText w:val=""/>
+      <w:lvlJc w:val="left"/>
+      <w:pPr>
+        <w:tabs>
+          <w:tab w:val="num" w:pos="720"/>
+        </w:tabs>
+        <w:ind w:left="720" w:hanging="360"/>
+      </w:pPr>
+      <w:rPr>
+        <w:rFonts w:ascii="Symbol" w:hAnsi="Symbol" w:hint="default"/>
+        <w:sz w:val="20"/>
+      </w:rPr>
+    </w:lvl>
+    <w:lvl w:ilvl="1" w:tentative="1">
+      <w:start w:val="1"/>
+      <w:numFmt w:val="bullet"/>
+      <w:lvlText w:val=""/>
+      <w:lvlJc w:val="left"/>
+      <w:pPr>
+        <w:tabs>
+          <w:tab w:val="num" w:pos="1440"/>
+        </w:tabs>
+        <w:ind w:left="1440" w:hanging="360"/>
+      </w:pPr>
+      <w:rPr>
+        <w:rFonts w:ascii="Symbol" w:hAnsi="Symbol" w:hint="default"/>
+        <w:sz w:val="20"/>
+      </w:rPr>
+    </w:lvl>
+    <w:lvl w:ilvl="2" w:tentative="1">
+      <w:start w:val="1"/>
+      <w:numFmt w:val="bullet"/>
+      <w:lvlText w:val=""/>
+      <w:lvlJc w:val="left"/>
+      <w:pPr>
+        <w:tabs>
+          <w:tab w:val="num" w:pos="2160"/>
+        </w:tabs>
+        <w:ind w:left="2160" w:hanging="360"/>
+      </w:pPr>
+      <w:rPr>
+        <w:rFonts w:ascii="Symbol" w:hAnsi="Symbol" w:hint="default"/>
+        <w:sz w:val="20"/>
+      </w:rPr>
+    </w:lvl>
+    <w:lvl w:ilvl="3" w:tentative="1">
+      <w:start w:val="1"/>
+      <w:numFmt w:val="bullet"/>
+      <w:lvlText w:val=""/>
+      <w:lvlJc w:val="left"/>
+      <w:pPr>
+        <w:tabs>
+          <w:tab w:val="num" w:pos="2880"/>
+        </w:tabs>
+        <w:ind w:left="2880" w:hanging="360"/>
+      </w:pPr>
+      <w:rPr>
+        <w:rFonts w:ascii="Symbol" w:hAnsi="Symbol" w:hint="default"/>
+        <w:sz w:val="20"/>
+      </w:rPr>
+    </w:lvl>
+    <w:lvl w:ilvl="4" w:tentative="1">
+      <w:start w:val="1"/>
+      <w:numFmt w:val="bullet"/>
+      <w:lvlText w:val=""/>
+      <w:lvlJc w:val="left"/>
+      <w:pPr>
+        <w:tabs>
+          <w:tab w:val="num" w:pos="3600"/>
+        </w:tabs>
+        <w:ind w:left="3600" w:hanging="360"/>
+      </w:pPr>
+      <w:rPr>
+        <w:rFonts w:ascii="Symbol" w:hAnsi="Symbol" w:hint="default"/>
+        <w:sz w:val="20"/>
+      </w:rPr>
+    </w:lvl>
+    <w:lvl w:ilvl="5" w:tentative="1">
+      <w:start w:val="1"/>
+      <w:numFmt w:val="bullet"/>
+      <w:lvlText w:val=""/>
+      <w:lvlJc w:val="left"/>
+      <w:pPr>
+        <w:tabs>
+          <w:tab w:val="num" w:pos="4320"/>
+        </w:tabs>
+        <w:ind w:left="4320" w:hanging="360"/>
+      </w:pPr>
+      <w:rPr>
+        <w:rFonts w:ascii="Symbol" w:hAnsi="Symbol" w:hint="default"/>
+        <w:sz w:val="20"/>
+      </w:rPr>
+    </w:lvl>
+    <w:lvl w:ilvl="6" w:tentative="1">
+      <w:start w:val="1"/>
+      <w:numFmt w:val="bullet"/>
+      <w:lvlText w:val=""/>
+      <w:lvlJc w:val="left"/>
+      <w:pPr>
+        <w:tabs>
+          <w:tab w:val="num" w:pos="5040"/>
+        </w:tabs>
+        <w:ind w:left="5040" w:hanging="360"/>
+      </w:pPr>
+      <w:rPr>
+        <w:rFonts w:ascii="Symbol" w:hAnsi="Symbol" w:hint="default"/>
+        <w:sz w:val="20"/>
+      </w:rPr>
+    </w:lvl>
+    <w:lvl w:ilvl="7" w:tentative="1">
+      <w:start w:val="1"/>
+      <w:numFmt w:val="bullet"/>
+      <w:lvlText w:val=""/>
+      <w:lvlJc w:val="left"/>
+      <w:pPr>
+        <w:tabs>
+          <w:tab w:val="num" w:pos="5760"/>
+        </w:tabs>
+        <w:ind w:left="5760" w:hanging="360"/>
+      </w:pPr>
+      <w:rPr>
+        <w:rFonts w:ascii="Symbol" w:hAnsi="Symbol" w:hint="default"/>
+        <w:sz w:val="20"/>
+      </w:rPr>
+    </w:lvl>
+    <w:lvl w:ilvl="8" w:tentative="1">
+      <w:start w:val="1"/>
+      <w:numFmt w:val="bullet"/>
+      <w:lvlText w:val=""/>
+      <w:lvlJc w:val="left"/>
+      <w:pPr>
+        <w:tabs>
+          <w:tab w:val="num" w:pos="6480"/>
+        </w:tabs>
+        <w:ind w:left="6480" w:hanging="360"/>
+      </w:pPr>
+      <w:rPr>
+        <w:rFonts w:ascii="Symbol" w:hAnsi="Symbol" w:hint="default"/>
+        <w:sz w:val="20"/>
+      </w:rPr>
+    </w:lvl>
+  </w:abstractNum>
+  <w:abstractNum w:abstractNumId="25" w15:restartNumberingAfterBreak="0">
+    <w:nsid w:val="74FD4F59"/>
+    <w:multiLevelType w:val="multilevel"/>
+    <w:tmpl w:val="BBE4CFD6"/>
+    <w:lvl w:ilvl="0">
+      <w:start w:val="1"/>
+      <w:numFmt w:val="bullet"/>
+      <w:lvlText w:val=""/>
+      <w:lvlJc w:val="left"/>
+      <w:pPr>
+        <w:tabs>
+          <w:tab w:val="num" w:pos="720"/>
+        </w:tabs>
+        <w:ind w:left="720" w:hanging="360"/>
+      </w:pPr>
+      <w:rPr>
+        <w:rFonts w:ascii="Symbol" w:hAnsi="Symbol" w:hint="default"/>
+        <w:sz w:val="20"/>
+      </w:rPr>
+    </w:lvl>
+    <w:lvl w:ilvl="1" w:tentative="1">
+      <w:start w:val="1"/>
+      <w:numFmt w:val="bullet"/>
+      <w:lvlText w:val=""/>
+      <w:lvlJc w:val="left"/>
+      <w:pPr>
+        <w:tabs>
+          <w:tab w:val="num" w:pos="1440"/>
+        </w:tabs>
+        <w:ind w:left="1440" w:hanging="360"/>
+      </w:pPr>
+      <w:rPr>
+        <w:rFonts w:ascii="Symbol" w:hAnsi="Symbol" w:hint="default"/>
+        <w:sz w:val="20"/>
+      </w:rPr>
+    </w:lvl>
+    <w:lvl w:ilvl="2" w:tentative="1">
+      <w:start w:val="1"/>
+      <w:numFmt w:val="bullet"/>
+      <w:lvlText w:val=""/>
+      <w:lvlJc w:val="left"/>
+      <w:pPr>
+        <w:tabs>
+          <w:tab w:val="num" w:pos="2160"/>
+        </w:tabs>
+        <w:ind w:left="2160" w:hanging="360"/>
+      </w:pPr>
+      <w:rPr>
+        <w:rFonts w:ascii="Symbol" w:hAnsi="Symbol" w:hint="default"/>
+        <w:sz w:val="20"/>
+      </w:rPr>
+    </w:lvl>
+    <w:lvl w:ilvl="3" w:tentative="1">
+      <w:start w:val="1"/>
+      <w:numFmt w:val="bullet"/>
+      <w:lvlText w:val=""/>
+      <w:lvlJc w:val="left"/>
+      <w:pPr>
+        <w:tabs>
+          <w:tab w:val="num" w:pos="2880"/>
+        </w:tabs>
+        <w:ind w:left="2880" w:hanging="360"/>
+      </w:pPr>
+      <w:rPr>
+        <w:rFonts w:ascii="Symbol" w:hAnsi="Symbol" w:hint="default"/>
+        <w:sz w:val="20"/>
+      </w:rPr>
+    </w:lvl>
+    <w:lvl w:ilvl="4" w:tentative="1">
+      <w:start w:val="1"/>
+      <w:numFmt w:val="bullet"/>
+      <w:lvlText w:val=""/>
+      <w:lvlJc w:val="left"/>
+      <w:pPr>
+        <w:tabs>
+          <w:tab w:val="num" w:pos="3600"/>
+        </w:tabs>
+        <w:ind w:left="3600" w:hanging="360"/>
+      </w:pPr>
+      <w:rPr>
+        <w:rFonts w:ascii="Symbol" w:hAnsi="Symbol" w:hint="default"/>
+        <w:sz w:val="20"/>
+      </w:rPr>
+    </w:lvl>
+    <w:lvl w:ilvl="5" w:tentative="1">
+      <w:start w:val="1"/>
+      <w:numFmt w:val="bullet"/>
+      <w:lvlText w:val=""/>
+      <w:lvlJc w:val="left"/>
+      <w:pPr>
+        <w:tabs>
+          <w:tab w:val="num" w:pos="4320"/>
+        </w:tabs>
+        <w:ind w:left="4320" w:hanging="360"/>
+      </w:pPr>
+      <w:rPr>
+        <w:rFonts w:ascii="Symbol" w:hAnsi="Symbol" w:hint="default"/>
+        <w:sz w:val="20"/>
+      </w:rPr>
+    </w:lvl>
+    <w:lvl w:ilvl="6" w:tentative="1">
+      <w:start w:val="1"/>
+      <w:numFmt w:val="bullet"/>
+      <w:lvlText w:val=""/>
+      <w:lvlJc w:val="left"/>
+      <w:pPr>
+        <w:tabs>
+          <w:tab w:val="num" w:pos="5040"/>
+        </w:tabs>
+        <w:ind w:left="5040" w:hanging="360"/>
+      </w:pPr>
+      <w:rPr>
+        <w:rFonts w:ascii="Symbol" w:hAnsi="Symbol" w:hint="default"/>
+        <w:sz w:val="20"/>
+      </w:rPr>
+    </w:lvl>
+    <w:lvl w:ilvl="7" w:tentative="1">
+      <w:start w:val="1"/>
+      <w:numFmt w:val="bullet"/>
+      <w:lvlText w:val=""/>
+      <w:lvlJc w:val="left"/>
+      <w:pPr>
+        <w:tabs>
+          <w:tab w:val="num" w:pos="5760"/>
+        </w:tabs>
+        <w:ind w:left="5760" w:hanging="360"/>
+      </w:pPr>
+      <w:rPr>
+        <w:rFonts w:ascii="Symbol" w:hAnsi="Symbol" w:hint="default"/>
+        <w:sz w:val="20"/>
+      </w:rPr>
+    </w:lvl>
+    <w:lvl w:ilvl="8" w:tentative="1">
+      <w:start w:val="1"/>
+      <w:numFmt w:val="bullet"/>
+      <w:lvlText w:val=""/>
+      <w:lvlJc w:val="left"/>
+      <w:pPr>
+        <w:tabs>
+          <w:tab w:val="num" w:pos="6480"/>
+        </w:tabs>
+        <w:ind w:left="6480" w:hanging="360"/>
+      </w:pPr>
+      <w:rPr>
+        <w:rFonts w:ascii="Symbol" w:hAnsi="Symbol" w:hint="default"/>
+        <w:sz w:val="20"/>
+      </w:rPr>
+    </w:lvl>
+  </w:abstractNum>
+  <w:abstractNum w:abstractNumId="26" w15:restartNumberingAfterBreak="0">
     <w:nsid w:val="751874F1"/>
     <w:multiLevelType w:val="multilevel"/>
     <w:tmpl w:val="35F8F9D2"/>
@@ -5249,7 +9535,7 @@
       </w:rPr>
     </w:lvl>
   </w:abstractNum>
-  <w:abstractNum w:abstractNumId="13" w15:restartNumberingAfterBreak="0">
+  <w:abstractNum w:abstractNumId="27" w15:restartNumberingAfterBreak="0">
     <w:nsid w:val="76352040"/>
     <w:multiLevelType w:val="multilevel"/>
     <w:tmpl w:val="D2DA7DF2"/>
@@ -5398,7 +9684,7 @@
       </w:rPr>
     </w:lvl>
   </w:abstractNum>
-  <w:abstractNum w:abstractNumId="14" w15:restartNumberingAfterBreak="0">
+  <w:abstractNum w:abstractNumId="28" w15:restartNumberingAfterBreak="0">
     <w:nsid w:val="76D10F60"/>
     <w:multiLevelType w:val="multilevel"/>
     <w:tmpl w:val="15FCB862"/>
@@ -5511,140 +9797,438 @@
       </w:pPr>
     </w:lvl>
   </w:abstractNum>
+  <w:abstractNum w:abstractNumId="29" w15:restartNumberingAfterBreak="0">
+    <w:nsid w:val="7C1F7943"/>
+    <w:multiLevelType w:val="multilevel"/>
+    <w:tmpl w:val="9CF03890"/>
+    <w:lvl w:ilvl="0">
+      <w:start w:val="1"/>
+      <w:numFmt w:val="bullet"/>
+      <w:lvlText w:val=""/>
+      <w:lvlJc w:val="left"/>
+      <w:pPr>
+        <w:tabs>
+          <w:tab w:val="num" w:pos="720"/>
+        </w:tabs>
+        <w:ind w:left="720" w:hanging="360"/>
+      </w:pPr>
+      <w:rPr>
+        <w:rFonts w:ascii="Symbol" w:hAnsi="Symbol" w:hint="default"/>
+        <w:sz w:val="20"/>
+      </w:rPr>
+    </w:lvl>
+    <w:lvl w:ilvl="1" w:tentative="1">
+      <w:start w:val="1"/>
+      <w:numFmt w:val="bullet"/>
+      <w:lvlText w:val=""/>
+      <w:lvlJc w:val="left"/>
+      <w:pPr>
+        <w:tabs>
+          <w:tab w:val="num" w:pos="1440"/>
+        </w:tabs>
+        <w:ind w:left="1440" w:hanging="360"/>
+      </w:pPr>
+      <w:rPr>
+        <w:rFonts w:ascii="Symbol" w:hAnsi="Symbol" w:hint="default"/>
+        <w:sz w:val="20"/>
+      </w:rPr>
+    </w:lvl>
+    <w:lvl w:ilvl="2" w:tentative="1">
+      <w:start w:val="1"/>
+      <w:numFmt w:val="bullet"/>
+      <w:lvlText w:val=""/>
+      <w:lvlJc w:val="left"/>
+      <w:pPr>
+        <w:tabs>
+          <w:tab w:val="num" w:pos="2160"/>
+        </w:tabs>
+        <w:ind w:left="2160" w:hanging="360"/>
+      </w:pPr>
+      <w:rPr>
+        <w:rFonts w:ascii="Symbol" w:hAnsi="Symbol" w:hint="default"/>
+        <w:sz w:val="20"/>
+      </w:rPr>
+    </w:lvl>
+    <w:lvl w:ilvl="3" w:tentative="1">
+      <w:start w:val="1"/>
+      <w:numFmt w:val="bullet"/>
+      <w:lvlText w:val=""/>
+      <w:lvlJc w:val="left"/>
+      <w:pPr>
+        <w:tabs>
+          <w:tab w:val="num" w:pos="2880"/>
+        </w:tabs>
+        <w:ind w:left="2880" w:hanging="360"/>
+      </w:pPr>
+      <w:rPr>
+        <w:rFonts w:ascii="Symbol" w:hAnsi="Symbol" w:hint="default"/>
+        <w:sz w:val="20"/>
+      </w:rPr>
+    </w:lvl>
+    <w:lvl w:ilvl="4" w:tentative="1">
+      <w:start w:val="1"/>
+      <w:numFmt w:val="bullet"/>
+      <w:lvlText w:val=""/>
+      <w:lvlJc w:val="left"/>
+      <w:pPr>
+        <w:tabs>
+          <w:tab w:val="num" w:pos="3600"/>
+        </w:tabs>
+        <w:ind w:left="3600" w:hanging="360"/>
+      </w:pPr>
+      <w:rPr>
+        <w:rFonts w:ascii="Symbol" w:hAnsi="Symbol" w:hint="default"/>
+        <w:sz w:val="20"/>
+      </w:rPr>
+    </w:lvl>
+    <w:lvl w:ilvl="5" w:tentative="1">
+      <w:start w:val="1"/>
+      <w:numFmt w:val="bullet"/>
+      <w:lvlText w:val=""/>
+      <w:lvlJc w:val="left"/>
+      <w:pPr>
+        <w:tabs>
+          <w:tab w:val="num" w:pos="4320"/>
+        </w:tabs>
+        <w:ind w:left="4320" w:hanging="360"/>
+      </w:pPr>
+      <w:rPr>
+        <w:rFonts w:ascii="Symbol" w:hAnsi="Symbol" w:hint="default"/>
+        <w:sz w:val="20"/>
+      </w:rPr>
+    </w:lvl>
+    <w:lvl w:ilvl="6" w:tentative="1">
+      <w:start w:val="1"/>
+      <w:numFmt w:val="bullet"/>
+      <w:lvlText w:val=""/>
+      <w:lvlJc w:val="left"/>
+      <w:pPr>
+        <w:tabs>
+          <w:tab w:val="num" w:pos="5040"/>
+        </w:tabs>
+        <w:ind w:left="5040" w:hanging="360"/>
+      </w:pPr>
+      <w:rPr>
+        <w:rFonts w:ascii="Symbol" w:hAnsi="Symbol" w:hint="default"/>
+        <w:sz w:val="20"/>
+      </w:rPr>
+    </w:lvl>
+    <w:lvl w:ilvl="7" w:tentative="1">
+      <w:start w:val="1"/>
+      <w:numFmt w:val="bullet"/>
+      <w:lvlText w:val=""/>
+      <w:lvlJc w:val="left"/>
+      <w:pPr>
+        <w:tabs>
+          <w:tab w:val="num" w:pos="5760"/>
+        </w:tabs>
+        <w:ind w:left="5760" w:hanging="360"/>
+      </w:pPr>
+      <w:rPr>
+        <w:rFonts w:ascii="Symbol" w:hAnsi="Symbol" w:hint="default"/>
+        <w:sz w:val="20"/>
+      </w:rPr>
+    </w:lvl>
+    <w:lvl w:ilvl="8" w:tentative="1">
+      <w:start w:val="1"/>
+      <w:numFmt w:val="bullet"/>
+      <w:lvlText w:val=""/>
+      <w:lvlJc w:val="left"/>
+      <w:pPr>
+        <w:tabs>
+          <w:tab w:val="num" w:pos="6480"/>
+        </w:tabs>
+        <w:ind w:left="6480" w:hanging="360"/>
+      </w:pPr>
+      <w:rPr>
+        <w:rFonts w:ascii="Symbol" w:hAnsi="Symbol" w:hint="default"/>
+        <w:sz w:val="20"/>
+      </w:rPr>
+    </w:lvl>
+  </w:abstractNum>
+  <w:abstractNum w:abstractNumId="30" w15:restartNumberingAfterBreak="0">
+    <w:nsid w:val="7E0904F9"/>
+    <w:multiLevelType w:val="multilevel"/>
+    <w:tmpl w:val="EF123B0E"/>
+    <w:lvl w:ilvl="0">
+      <w:start w:val="1"/>
+      <w:numFmt w:val="bullet"/>
+      <w:lvlText w:val=""/>
+      <w:lvlJc w:val="left"/>
+      <w:pPr>
+        <w:tabs>
+          <w:tab w:val="num" w:pos="720"/>
+        </w:tabs>
+        <w:ind w:left="720" w:hanging="360"/>
+      </w:pPr>
+      <w:rPr>
+        <w:rFonts w:ascii="Symbol" w:hAnsi="Symbol" w:hint="default"/>
+        <w:sz w:val="20"/>
+      </w:rPr>
+    </w:lvl>
+    <w:lvl w:ilvl="1" w:tentative="1">
+      <w:start w:val="1"/>
+      <w:numFmt w:val="bullet"/>
+      <w:lvlText w:val=""/>
+      <w:lvlJc w:val="left"/>
+      <w:pPr>
+        <w:tabs>
+          <w:tab w:val="num" w:pos="1440"/>
+        </w:tabs>
+        <w:ind w:left="1440" w:hanging="360"/>
+      </w:pPr>
+      <w:rPr>
+        <w:rFonts w:ascii="Symbol" w:hAnsi="Symbol" w:hint="default"/>
+        <w:sz w:val="20"/>
+      </w:rPr>
+    </w:lvl>
+    <w:lvl w:ilvl="2" w:tentative="1">
+      <w:start w:val="1"/>
+      <w:numFmt w:val="bullet"/>
+      <w:lvlText w:val=""/>
+      <w:lvlJc w:val="left"/>
+      <w:pPr>
+        <w:tabs>
+          <w:tab w:val="num" w:pos="2160"/>
+        </w:tabs>
+        <w:ind w:left="2160" w:hanging="360"/>
+      </w:pPr>
+      <w:rPr>
+        <w:rFonts w:ascii="Symbol" w:hAnsi="Symbol" w:hint="default"/>
+        <w:sz w:val="20"/>
+      </w:rPr>
+    </w:lvl>
+    <w:lvl w:ilvl="3" w:tentative="1">
+      <w:start w:val="1"/>
+      <w:numFmt w:val="bullet"/>
+      <w:lvlText w:val=""/>
+      <w:lvlJc w:val="left"/>
+      <w:pPr>
+        <w:tabs>
+          <w:tab w:val="num" w:pos="2880"/>
+        </w:tabs>
+        <w:ind w:left="2880" w:hanging="360"/>
+      </w:pPr>
+      <w:rPr>
+        <w:rFonts w:ascii="Symbol" w:hAnsi="Symbol" w:hint="default"/>
+        <w:sz w:val="20"/>
+      </w:rPr>
+    </w:lvl>
+    <w:lvl w:ilvl="4" w:tentative="1">
+      <w:start w:val="1"/>
+      <w:numFmt w:val="bullet"/>
+      <w:lvlText w:val=""/>
+      <w:lvlJc w:val="left"/>
+      <w:pPr>
+        <w:tabs>
+          <w:tab w:val="num" w:pos="3600"/>
+        </w:tabs>
+        <w:ind w:left="3600" w:hanging="360"/>
+      </w:pPr>
+      <w:rPr>
+        <w:rFonts w:ascii="Symbol" w:hAnsi="Symbol" w:hint="default"/>
+        <w:sz w:val="20"/>
+      </w:rPr>
+    </w:lvl>
+    <w:lvl w:ilvl="5" w:tentative="1">
+      <w:start w:val="1"/>
+      <w:numFmt w:val="bullet"/>
+      <w:lvlText w:val=""/>
+      <w:lvlJc w:val="left"/>
+      <w:pPr>
+        <w:tabs>
+          <w:tab w:val="num" w:pos="4320"/>
+        </w:tabs>
+        <w:ind w:left="4320" w:hanging="360"/>
+      </w:pPr>
+      <w:rPr>
+        <w:rFonts w:ascii="Symbol" w:hAnsi="Symbol" w:hint="default"/>
+        <w:sz w:val="20"/>
+      </w:rPr>
+    </w:lvl>
+    <w:lvl w:ilvl="6" w:tentative="1">
+      <w:start w:val="1"/>
+      <w:numFmt w:val="bullet"/>
+      <w:lvlText w:val=""/>
+      <w:lvlJc w:val="left"/>
+      <w:pPr>
+        <w:tabs>
+          <w:tab w:val="num" w:pos="5040"/>
+        </w:tabs>
+        <w:ind w:left="5040" w:hanging="360"/>
+      </w:pPr>
+      <w:rPr>
+        <w:rFonts w:ascii="Symbol" w:hAnsi="Symbol" w:hint="default"/>
+        <w:sz w:val="20"/>
+      </w:rPr>
+    </w:lvl>
+    <w:lvl w:ilvl="7" w:tentative="1">
+      <w:start w:val="1"/>
+      <w:numFmt w:val="bullet"/>
+      <w:lvlText w:val=""/>
+      <w:lvlJc w:val="left"/>
+      <w:pPr>
+        <w:tabs>
+          <w:tab w:val="num" w:pos="5760"/>
+        </w:tabs>
+        <w:ind w:left="5760" w:hanging="360"/>
+      </w:pPr>
+      <w:rPr>
+        <w:rFonts w:ascii="Symbol" w:hAnsi="Symbol" w:hint="default"/>
+        <w:sz w:val="20"/>
+      </w:rPr>
+    </w:lvl>
+    <w:lvl w:ilvl="8" w:tentative="1">
+      <w:start w:val="1"/>
+      <w:numFmt w:val="bullet"/>
+      <w:lvlText w:val=""/>
+      <w:lvlJc w:val="left"/>
+      <w:pPr>
+        <w:tabs>
+          <w:tab w:val="num" w:pos="6480"/>
+        </w:tabs>
+        <w:ind w:left="6480" w:hanging="360"/>
+      </w:pPr>
+      <w:rPr>
+        <w:rFonts w:ascii="Symbol" w:hAnsi="Symbol" w:hint="default"/>
+        <w:sz w:val="20"/>
+      </w:rPr>
+    </w:lvl>
+  </w:abstractNum>
   <w:num w:numId="1" w16cid:durableId="1281105205">
-    <w:abstractNumId w:val="2"/>
+    <w:abstractNumId w:val="4"/>
   </w:num>
   <w:num w:numId="2" w16cid:durableId="313728341">
-    <w:abstractNumId w:val="3"/>
+    <w:abstractNumId w:val="5"/>
   </w:num>
   <w:num w:numId="3" w16cid:durableId="603808362">
     <w:abstractNumId w:val="0"/>
   </w:num>
   <w:num w:numId="4" w16cid:durableId="607782241">
-    <w:abstractNumId w:val="7"/>
+    <w:abstractNumId w:val="14"/>
   </w:num>
   <w:num w:numId="5" w16cid:durableId="1201279197">
-    <w:abstractNumId w:val="1"/>
+    <w:abstractNumId w:val="2"/>
   </w:num>
   <w:num w:numId="6" w16cid:durableId="269510065">
-    <w:abstractNumId w:val="10"/>
+    <w:abstractNumId w:val="22"/>
     <w:lvlOverride w:ilvl="0">
       <w:startOverride w:val="1"/>
     </w:lvlOverride>
   </w:num>
   <w:num w:numId="7" w16cid:durableId="465515361">
-    <w:abstractNumId w:val="10"/>
+    <w:abstractNumId w:val="22"/>
     <w:lvlOverride w:ilvl="0">
       <w:startOverride w:val="2"/>
     </w:lvlOverride>
   </w:num>
   <w:num w:numId="8" w16cid:durableId="1119910420">
-    <w:abstractNumId w:val="14"/>
+    <w:abstractNumId w:val="28"/>
     <w:lvlOverride w:ilvl="0">
       <w:startOverride w:val="1"/>
     </w:lvlOverride>
   </w:num>
   <w:num w:numId="9" w16cid:durableId="1406877335">
-    <w:abstractNumId w:val="14"/>
+    <w:abstractNumId w:val="28"/>
     <w:lvlOverride w:ilvl="0">
       <w:startOverride w:val="2"/>
     </w:lvlOverride>
   </w:num>
   <w:num w:numId="10" w16cid:durableId="1500921869">
-    <w:abstractNumId w:val="14"/>
+    <w:abstractNumId w:val="28"/>
     <w:lvlOverride w:ilvl="0">
       <w:startOverride w:val="3"/>
     </w:lvlOverride>
   </w:num>
   <w:num w:numId="11" w16cid:durableId="1071853977">
-    <w:abstractNumId w:val="14"/>
+    <w:abstractNumId w:val="28"/>
     <w:lvlOverride w:ilvl="0">
       <w:startOverride w:val="4"/>
     </w:lvlOverride>
   </w:num>
   <w:num w:numId="12" w16cid:durableId="1956860610">
-    <w:abstractNumId w:val="13"/>
+    <w:abstractNumId w:val="27"/>
     <w:lvlOverride w:ilvl="0">
       <w:startOverride w:val="1"/>
     </w:lvlOverride>
   </w:num>
   <w:num w:numId="13" w16cid:durableId="1380323379">
-    <w:abstractNumId w:val="13"/>
+    <w:abstractNumId w:val="27"/>
     <w:lvlOverride w:ilvl="0">
       <w:startOverride w:val="2"/>
     </w:lvlOverride>
   </w:num>
   <w:num w:numId="14" w16cid:durableId="614563586">
-    <w:abstractNumId w:val="13"/>
+    <w:abstractNumId w:val="27"/>
     <w:lvlOverride w:ilvl="0">
       <w:startOverride w:val="3"/>
     </w:lvlOverride>
   </w:num>
   <w:num w:numId="15" w16cid:durableId="2029864868">
-    <w:abstractNumId w:val="12"/>
+    <w:abstractNumId w:val="26"/>
     <w:lvlOverride w:ilvl="0">
       <w:startOverride w:val="1"/>
     </w:lvlOverride>
   </w:num>
   <w:num w:numId="16" w16cid:durableId="2133938268">
-    <w:abstractNumId w:val="12"/>
+    <w:abstractNumId w:val="26"/>
     <w:lvlOverride w:ilvl="0">
       <w:startOverride w:val="2"/>
     </w:lvlOverride>
   </w:num>
   <w:num w:numId="17" w16cid:durableId="748699324">
-    <w:abstractNumId w:val="8"/>
+    <w:abstractNumId w:val="18"/>
     <w:lvlOverride w:ilvl="0">
       <w:startOverride w:val="1"/>
     </w:lvlOverride>
   </w:num>
   <w:num w:numId="18" w16cid:durableId="1002973175">
-    <w:abstractNumId w:val="8"/>
+    <w:abstractNumId w:val="18"/>
     <w:lvlOverride w:ilvl="0">
       <w:startOverride w:val="2"/>
     </w:lvlOverride>
   </w:num>
   <w:num w:numId="19" w16cid:durableId="2051417198">
-    <w:abstractNumId w:val="8"/>
+    <w:abstractNumId w:val="18"/>
     <w:lvlOverride w:ilvl="0">
       <w:startOverride w:val="3"/>
     </w:lvlOverride>
   </w:num>
   <w:num w:numId="20" w16cid:durableId="326858784">
-    <w:abstractNumId w:val="8"/>
+    <w:abstractNumId w:val="18"/>
     <w:lvlOverride w:ilvl="0">
       <w:startOverride w:val="4"/>
     </w:lvlOverride>
   </w:num>
   <w:num w:numId="21" w16cid:durableId="139925727">
-    <w:abstractNumId w:val="9"/>
+    <w:abstractNumId w:val="21"/>
     <w:lvlOverride w:ilvl="0">
       <w:startOverride w:val="1"/>
     </w:lvlOverride>
   </w:num>
   <w:num w:numId="22" w16cid:durableId="224876132">
-    <w:abstractNumId w:val="9"/>
+    <w:abstractNumId w:val="21"/>
     <w:lvlOverride w:ilvl="0">
       <w:startOverride w:val="2"/>
     </w:lvlOverride>
   </w:num>
   <w:num w:numId="23" w16cid:durableId="1695769517">
-    <w:abstractNumId w:val="9"/>
+    <w:abstractNumId w:val="21"/>
     <w:lvlOverride w:ilvl="0">
       <w:startOverride w:val="3"/>
     </w:lvlOverride>
   </w:num>
   <w:num w:numId="24" w16cid:durableId="2135515804">
-    <w:abstractNumId w:val="9"/>
+    <w:abstractNumId w:val="21"/>
     <w:lvlOverride w:ilvl="0">
       <w:startOverride w:val="4"/>
     </w:lvlOverride>
   </w:num>
   <w:num w:numId="25" w16cid:durableId="585236559">
-    <w:abstractNumId w:val="6"/>
+    <w:abstractNumId w:val="13"/>
   </w:num>
   <w:num w:numId="26" w16cid:durableId="1408187695">
-    <w:abstractNumId w:val="6"/>
+    <w:abstractNumId w:val="13"/>
     <w:lvlOverride w:ilvl="1">
       <w:lvl w:ilvl="1">
         <w:numFmt w:val="decimal"/>
@@ -5654,7 +10238,7 @@
     </w:lvlOverride>
   </w:num>
   <w:num w:numId="27" w16cid:durableId="384762009">
-    <w:abstractNumId w:val="6"/>
+    <w:abstractNumId w:val="13"/>
     <w:lvlOverride w:ilvl="1">
       <w:lvl w:ilvl="1">
         <w:numFmt w:val="decimal"/>
@@ -5664,94 +10248,289 @@
     </w:lvlOverride>
   </w:num>
   <w:num w:numId="28" w16cid:durableId="1250696432">
-    <w:abstractNumId w:val="5"/>
+    <w:abstractNumId w:val="11"/>
     <w:lvlOverride w:ilvl="0">
       <w:startOverride w:val="1"/>
     </w:lvlOverride>
   </w:num>
   <w:num w:numId="29" w16cid:durableId="1707096050">
-    <w:abstractNumId w:val="5"/>
+    <w:abstractNumId w:val="11"/>
     <w:lvlOverride w:ilvl="0">
       <w:startOverride w:val="2"/>
     </w:lvlOverride>
   </w:num>
   <w:num w:numId="30" w16cid:durableId="1096361990">
-    <w:abstractNumId w:val="5"/>
+    <w:abstractNumId w:val="11"/>
     <w:lvlOverride w:ilvl="0">
       <w:startOverride w:val="3"/>
     </w:lvlOverride>
   </w:num>
   <w:num w:numId="31" w16cid:durableId="1895383069">
-    <w:abstractNumId w:val="5"/>
+    <w:abstractNumId w:val="11"/>
     <w:lvlOverride w:ilvl="0">
       <w:startOverride w:val="4"/>
     </w:lvlOverride>
   </w:num>
   <w:num w:numId="32" w16cid:durableId="862673587">
-    <w:abstractNumId w:val="5"/>
+    <w:abstractNumId w:val="11"/>
     <w:lvlOverride w:ilvl="0">
       <w:startOverride w:val="5"/>
     </w:lvlOverride>
   </w:num>
   <w:num w:numId="33" w16cid:durableId="2085030835">
-    <w:abstractNumId w:val="11"/>
+    <w:abstractNumId w:val="23"/>
     <w:lvlOverride w:ilvl="0">
       <w:startOverride w:val="1"/>
     </w:lvlOverride>
   </w:num>
   <w:num w:numId="34" w16cid:durableId="1002204758">
-    <w:abstractNumId w:val="11"/>
+    <w:abstractNumId w:val="23"/>
     <w:lvlOverride w:ilvl="0">
       <w:startOverride w:val="2"/>
     </w:lvlOverride>
   </w:num>
   <w:num w:numId="35" w16cid:durableId="1558935344">
-    <w:abstractNumId w:val="11"/>
+    <w:abstractNumId w:val="23"/>
     <w:lvlOverride w:ilvl="0">
       <w:startOverride w:val="3"/>
     </w:lvlOverride>
   </w:num>
   <w:num w:numId="36" w16cid:durableId="1916043121">
-    <w:abstractNumId w:val="11"/>
+    <w:abstractNumId w:val="23"/>
     <w:lvlOverride w:ilvl="0">
       <w:startOverride w:val="4"/>
     </w:lvlOverride>
   </w:num>
   <w:num w:numId="37" w16cid:durableId="869803816">
-    <w:abstractNumId w:val="4"/>
+    <w:abstractNumId w:val="6"/>
     <w:lvlOverride w:ilvl="0">
       <w:startOverride w:val="1"/>
     </w:lvlOverride>
   </w:num>
   <w:num w:numId="38" w16cid:durableId="478350098">
-    <w:abstractNumId w:val="4"/>
+    <w:abstractNumId w:val="6"/>
     <w:lvlOverride w:ilvl="0">
       <w:startOverride w:val="2"/>
     </w:lvlOverride>
   </w:num>
   <w:num w:numId="39" w16cid:durableId="2145540520">
-    <w:abstractNumId w:val="4"/>
+    <w:abstractNumId w:val="6"/>
     <w:lvlOverride w:ilvl="0">
       <w:startOverride w:val="3"/>
     </w:lvlOverride>
   </w:num>
   <w:num w:numId="40" w16cid:durableId="1000742223">
-    <w:abstractNumId w:val="4"/>
+    <w:abstractNumId w:val="6"/>
     <w:lvlOverride w:ilvl="0">
       <w:startOverride w:val="4"/>
     </w:lvlOverride>
   </w:num>
   <w:num w:numId="41" w16cid:durableId="989603936">
-    <w:abstractNumId w:val="4"/>
+    <w:abstractNumId w:val="6"/>
     <w:lvlOverride w:ilvl="0">
       <w:startOverride w:val="5"/>
     </w:lvlOverride>
   </w:num>
   <w:num w:numId="42" w16cid:durableId="679431349">
-    <w:abstractNumId w:val="4"/>
+    <w:abstractNumId w:val="6"/>
     <w:lvlOverride w:ilvl="0">
       <w:startOverride w:val="6"/>
     </w:lvlOverride>
+  </w:num>
+  <w:num w:numId="43" w16cid:durableId="840000998">
+    <w:abstractNumId w:val="1"/>
+    <w:lvlOverride w:ilvl="0">
+      <w:startOverride w:val="1"/>
+    </w:lvlOverride>
+  </w:num>
+  <w:num w:numId="44" w16cid:durableId="1920290558">
+    <w:abstractNumId w:val="1"/>
+    <w:lvlOverride w:ilvl="0">
+      <w:startOverride w:val="2"/>
+    </w:lvlOverride>
+  </w:num>
+  <w:num w:numId="45" w16cid:durableId="903642475">
+    <w:abstractNumId w:val="12"/>
+    <w:lvlOverride w:ilvl="0">
+      <w:startOverride w:val="1"/>
+    </w:lvlOverride>
+  </w:num>
+  <w:num w:numId="46" w16cid:durableId="2064406635">
+    <w:abstractNumId w:val="12"/>
+    <w:lvlOverride w:ilvl="0">
+      <w:startOverride w:val="2"/>
+    </w:lvlOverride>
+  </w:num>
+  <w:num w:numId="47" w16cid:durableId="322514752">
+    <w:abstractNumId w:val="30"/>
+    <w:lvlOverride w:ilvl="0">
+      <w:startOverride w:val="1"/>
+    </w:lvlOverride>
+  </w:num>
+  <w:num w:numId="48" w16cid:durableId="289945331">
+    <w:abstractNumId w:val="30"/>
+    <w:lvlOverride w:ilvl="0">
+      <w:startOverride w:val="2"/>
+    </w:lvlOverride>
+  </w:num>
+  <w:num w:numId="49" w16cid:durableId="854348907">
+    <w:abstractNumId w:val="19"/>
+    <w:lvlOverride w:ilvl="0">
+      <w:startOverride w:val="1"/>
+    </w:lvlOverride>
+  </w:num>
+  <w:num w:numId="50" w16cid:durableId="689797529">
+    <w:abstractNumId w:val="19"/>
+    <w:lvlOverride w:ilvl="0">
+      <w:startOverride w:val="2"/>
+    </w:lvlOverride>
+  </w:num>
+  <w:num w:numId="51" w16cid:durableId="23020179">
+    <w:abstractNumId w:val="8"/>
+    <w:lvlOverride w:ilvl="0">
+      <w:startOverride w:val="1"/>
+    </w:lvlOverride>
+  </w:num>
+  <w:num w:numId="52" w16cid:durableId="876047143">
+    <w:abstractNumId w:val="8"/>
+    <w:lvlOverride w:ilvl="0">
+      <w:startOverride w:val="2"/>
+    </w:lvlOverride>
+  </w:num>
+  <w:num w:numId="53" w16cid:durableId="230234388">
+    <w:abstractNumId w:val="20"/>
+    <w:lvlOverride w:ilvl="0">
+      <w:startOverride w:val="1"/>
+    </w:lvlOverride>
+  </w:num>
+  <w:num w:numId="54" w16cid:durableId="815951801">
+    <w:abstractNumId w:val="20"/>
+    <w:lvlOverride w:ilvl="0">
+      <w:startOverride w:val="2"/>
+    </w:lvlOverride>
+  </w:num>
+  <w:num w:numId="55" w16cid:durableId="1889799622">
+    <w:abstractNumId w:val="7"/>
+    <w:lvlOverride w:ilvl="0">
+      <w:startOverride w:val="1"/>
+    </w:lvlOverride>
+  </w:num>
+  <w:num w:numId="56" w16cid:durableId="448210494">
+    <w:abstractNumId w:val="7"/>
+    <w:lvlOverride w:ilvl="0">
+      <w:startOverride w:val="2"/>
+    </w:lvlOverride>
+  </w:num>
+  <w:num w:numId="57" w16cid:durableId="1857426923">
+    <w:abstractNumId w:val="24"/>
+    <w:lvlOverride w:ilvl="0">
+      <w:startOverride w:val="1"/>
+    </w:lvlOverride>
+  </w:num>
+  <w:num w:numId="58" w16cid:durableId="26681285">
+    <w:abstractNumId w:val="24"/>
+    <w:lvlOverride w:ilvl="0">
+      <w:startOverride w:val="2"/>
+    </w:lvlOverride>
+  </w:num>
+  <w:num w:numId="59" w16cid:durableId="635987655">
+    <w:abstractNumId w:val="24"/>
+    <w:lvlOverride w:ilvl="0">
+      <w:startOverride w:val="3"/>
+    </w:lvlOverride>
+  </w:num>
+  <w:num w:numId="60" w16cid:durableId="801389620">
+    <w:abstractNumId w:val="24"/>
+    <w:lvlOverride w:ilvl="0">
+      <w:startOverride w:val="4"/>
+    </w:lvlOverride>
+  </w:num>
+  <w:num w:numId="61" w16cid:durableId="866868423">
+    <w:abstractNumId w:val="17"/>
+    <w:lvlOverride w:ilvl="0">
+      <w:startOverride w:val="1"/>
+    </w:lvlOverride>
+  </w:num>
+  <w:num w:numId="62" w16cid:durableId="1890803097">
+    <w:abstractNumId w:val="17"/>
+    <w:lvlOverride w:ilvl="0">
+      <w:startOverride w:val="2"/>
+    </w:lvlOverride>
+  </w:num>
+  <w:num w:numId="63" w16cid:durableId="1007444243">
+    <w:abstractNumId w:val="17"/>
+    <w:lvlOverride w:ilvl="0">
+      <w:startOverride w:val="3"/>
+    </w:lvlOverride>
+  </w:num>
+  <w:num w:numId="64" w16cid:durableId="1686244453">
+    <w:abstractNumId w:val="16"/>
+    <w:lvlOverride w:ilvl="0">
+      <w:startOverride w:val="1"/>
+    </w:lvlOverride>
+  </w:num>
+  <w:num w:numId="65" w16cid:durableId="764691020">
+    <w:abstractNumId w:val="3"/>
+    <w:lvlOverride w:ilvl="0">
+      <w:startOverride w:val="1"/>
+    </w:lvlOverride>
+  </w:num>
+  <w:num w:numId="66" w16cid:durableId="614407532">
+    <w:abstractNumId w:val="29"/>
+    <w:lvlOverride w:ilvl="0">
+      <w:startOverride w:val="1"/>
+    </w:lvlOverride>
+  </w:num>
+  <w:num w:numId="67" w16cid:durableId="182981894">
+    <w:abstractNumId w:val="25"/>
+    <w:lvlOverride w:ilvl="0">
+      <w:startOverride w:val="1"/>
+    </w:lvlOverride>
+  </w:num>
+  <w:num w:numId="68" w16cid:durableId="35080450">
+    <w:abstractNumId w:val="25"/>
+    <w:lvlOverride w:ilvl="0">
+      <w:startOverride w:val="2"/>
+    </w:lvlOverride>
+  </w:num>
+  <w:num w:numId="69" w16cid:durableId="53554488">
+    <w:abstractNumId w:val="15"/>
+    <w:lvlOverride w:ilvl="0">
+      <w:startOverride w:val="1"/>
+    </w:lvlOverride>
+  </w:num>
+  <w:num w:numId="70" w16cid:durableId="1417946116">
+    <w:abstractNumId w:val="15"/>
+    <w:lvlOverride w:ilvl="0">
+      <w:startOverride w:val="2"/>
+    </w:lvlOverride>
+  </w:num>
+  <w:num w:numId="71" w16cid:durableId="772437302">
+    <w:abstractNumId w:val="15"/>
+    <w:lvlOverride w:ilvl="0">
+      <w:startOverride w:val="3"/>
+    </w:lvlOverride>
+  </w:num>
+  <w:num w:numId="72" w16cid:durableId="1763067167">
+    <w:abstractNumId w:val="15"/>
+    <w:lvlOverride w:ilvl="0">
+      <w:startOverride w:val="4"/>
+    </w:lvlOverride>
+  </w:num>
+  <w:num w:numId="73" w16cid:durableId="1144158935">
+    <w:abstractNumId w:val="9"/>
+    <w:lvlOverride w:ilvl="0">
+      <w:startOverride w:val="1"/>
+    </w:lvlOverride>
+  </w:num>
+  <w:num w:numId="74" w16cid:durableId="1693188484">
+    <w:abstractNumId w:val="9"/>
+    <w:lvlOverride w:ilvl="0">
+      <w:startOverride w:val="2"/>
+    </w:lvlOverride>
+  </w:num>
+  <w:num w:numId="75" w16cid:durableId="1613171205">
+    <w:abstractNumId w:val="10"/>
   </w:num>
 </w:numbering>
 </file>
@@ -6207,7 +10986,6 @@
     <w:next w:val="Normal"/>
     <w:link w:val="Heading3Char"/>
     <w:uiPriority w:val="9"/>
-    <w:semiHidden/>
     <w:unhideWhenUsed/>
     <w:qFormat/>
     <w:rsid w:val="00E53239"/>
@@ -6414,7 +11192,6 @@
     <w:basedOn w:val="DefaultParagraphFont"/>
     <w:link w:val="Heading3"/>
     <w:uiPriority w:val="9"/>
-    <w:semiHidden/>
     <w:rsid w:val="00E53239"/>
     <w:rPr>
       <w:rFonts w:eastAsiaTheme="majorEastAsia" w:cstheme="majorBidi"/>

--- a/task5/week5.docx
+++ b/task5/week5.docx
@@ -223,15 +223,7 @@
     <w:p/>
     <w:p>
       <w:r>
-        <w:t xml:space="preserve">K means </w:t>
-      </w:r>
-      <w:proofErr w:type="gramStart"/>
-      <w:r>
-        <w:t>uses:</w:t>
-      </w:r>
-      <w:proofErr w:type="gramEnd"/>
-      <w:r>
-        <w:t xml:space="preserve"> image compression, data segmentation etc</w:t>
+        <w:t>K means uses: image compression, data segmentation etc</w:t>
       </w:r>
     </w:p>
     <w:p/>
@@ -321,22 +313,12 @@
     <w:p/>
     <w:p>
       <w:r>
-        <w:t xml:space="preserve">Hyperplane: </w:t>
-      </w:r>
-      <w:proofErr w:type="spellStart"/>
-      <w:r>
-        <w:t>wx+b</w:t>
-      </w:r>
-      <w:proofErr w:type="spellEnd"/>
-      <w:r>
-        <w:t xml:space="preserve"> = 0 in linear classification, </w:t>
-      </w:r>
-      <w:proofErr w:type="spellStart"/>
+        <w:t xml:space="preserve">Hyperplane: wx+b = 0 in linear classification, </w:t>
+      </w:r>
       <w:proofErr w:type="gramStart"/>
       <w:r>
         <w:t>its</w:t>
       </w:r>
-      <w:proofErr w:type="spellEnd"/>
       <w:proofErr w:type="gramEnd"/>
       <w:r>
         <w:t xml:space="preserve"> the decision boundary</w:t>
@@ -373,15 +355,7 @@
         <w:t>Hard Margin</w:t>
       </w:r>
       <w:r>
-        <w:t>: A maximum-margin hyperplane that perfectly separates the data without misclassifications. (</w:t>
-      </w:r>
-      <w:proofErr w:type="gramStart"/>
-      <w:r>
-        <w:t>end result</w:t>
-      </w:r>
-      <w:proofErr w:type="gramEnd"/>
-      <w:r>
-        <w:t>/</w:t>
+        <w:t>: A maximum-margin hyperplane that perfectly separates the data without misclassifications. (end result/</w:t>
       </w:r>
       <w:proofErr w:type="gramStart"/>
       <w:r>
@@ -871,15 +845,7 @@
     <w:p>
       <w:r>
         <w:lastRenderedPageBreak/>
-        <w:t xml:space="preserve">When data is not linearly separable </w:t>
-      </w:r>
-      <w:proofErr w:type="spellStart"/>
-      <w:r>
-        <w:t>i.e</w:t>
-      </w:r>
-      <w:proofErr w:type="spellEnd"/>
-      <w:r>
-        <w:t xml:space="preserve"> it can't be divided by a straight line, SVM uses a technique called </w:t>
+        <w:t>When data is not linearly separable i.e it can't be divided by a straight line, SVM uses a technique called </w:t>
       </w:r>
       <w:hyperlink r:id="rId11" w:tgtFrame="_blank" w:tooltip="https://www.geeksforgeeks.org/machine-learning/major-kernel-functions-in-support-vector-machine-svm/" w:history="1">
         <w:r>
@@ -1318,15 +1284,7 @@
         <w:t>1. eps</w:t>
       </w:r>
       <w:r>
-        <w:t xml:space="preserve">: This defines the radius of the </w:t>
-      </w:r>
-      <w:proofErr w:type="spellStart"/>
-      <w:r>
-        <w:t>neighborhood</w:t>
-      </w:r>
-      <w:proofErr w:type="spellEnd"/>
-      <w:r>
-        <w:t xml:space="preserve"> around a data point. If the distance between two points is less than or equal to </w:t>
+        <w:t>: This defines the radius of the neighborhood around a data point. If the distance between two points is less than or equal to </w:t>
       </w:r>
       <w:proofErr w:type="gramStart"/>
       <w:r>
@@ -1334,23 +1292,7 @@
       </w:r>
       <w:proofErr w:type="gramEnd"/>
       <w:r>
-        <w:t xml:space="preserve"> they are considered </w:t>
-      </w:r>
-      <w:proofErr w:type="spellStart"/>
-      <w:r>
-        <w:t>neighbors</w:t>
-      </w:r>
-      <w:proofErr w:type="spellEnd"/>
-      <w:r>
-        <w:t xml:space="preserve">. A common method to determine eps is by </w:t>
-      </w:r>
-      <w:proofErr w:type="spellStart"/>
-      <w:r>
-        <w:t>analyzing</w:t>
-      </w:r>
-      <w:proofErr w:type="spellEnd"/>
-      <w:r>
-        <w:t xml:space="preserve"> the k-distance graph. Choosing the right eps is important:</w:t>
+        <w:t xml:space="preserve"> they are considered neighbors. A common method to determine eps is by analyzing the k-distance graph. Choosing the right eps is important:</w:t>
       </w:r>
     </w:p>
     <w:p>
@@ -1388,34 +1330,17 @@
       </w:r>
       <w:proofErr w:type="gramEnd"/>
       <w:r>
-        <w:t xml:space="preserve"> too large clusters may </w:t>
-      </w:r>
-      <w:proofErr w:type="gramStart"/>
-      <w:r>
-        <w:t>merge</w:t>
-      </w:r>
-      <w:proofErr w:type="gramEnd"/>
-      <w:r>
-        <w:t xml:space="preserve"> and the algorithm may fail to distinguish between them.</w:t>
-      </w:r>
-    </w:p>
-    <w:p>
-      <w:r>
-        <w:rPr>
-          <w:b/>
-          <w:bCs/>
-        </w:rPr>
-        <w:t xml:space="preserve">2. </w:t>
-      </w:r>
-      <w:proofErr w:type="spellStart"/>
-      <w:r>
-        <w:rPr>
-          <w:b/>
-          <w:bCs/>
-        </w:rPr>
-        <w:t>MinPts</w:t>
-      </w:r>
-      <w:proofErr w:type="spellEnd"/>
+        <w:t xml:space="preserve"> too large clusters may merge and the algorithm may fail to distinguish between them.</w:t>
+      </w:r>
+    </w:p>
+    <w:p>
+      <w:r>
+        <w:rPr>
+          <w:b/>
+          <w:bCs/>
+        </w:rPr>
+        <w:t>2. MinPts</w:t>
+      </w:r>
       <w:r>
         <w:t>: This is the minimum number of points required within the </w:t>
       </w:r>
@@ -1427,15 +1352,7 @@
         <w:t>eps</w:t>
       </w:r>
       <w:r>
-        <w:t xml:space="preserve"> radius to form a dense region. A general rule of thumb is to set </w:t>
-      </w:r>
-      <w:proofErr w:type="spellStart"/>
-      <w:r>
-        <w:t>MinPts</w:t>
-      </w:r>
-      <w:proofErr w:type="spellEnd"/>
-      <w:r>
-        <w:t xml:space="preserve"> &gt;= D+1 where </w:t>
+        <w:t> radius to form a dense region. A general rule of thumb is to set MinPts &gt;= D+1 where </w:t>
       </w:r>
       <w:r>
         <w:rPr>
@@ -1462,7 +1379,6 @@
         </w:rPr>
         <w:t>For most cases a minimum value of </w:t>
       </w:r>
-      <w:proofErr w:type="spellStart"/>
       <w:r>
         <w:rPr>
           <w:b/>
@@ -1470,17 +1386,7 @@
           <w:i/>
           <w:iCs/>
         </w:rPr>
-        <w:t>MinPts</w:t>
-      </w:r>
-      <w:proofErr w:type="spellEnd"/>
-      <w:r>
-        <w:rPr>
-          <w:b/>
-          <w:bCs/>
-          <w:i/>
-          <w:iCs/>
-        </w:rPr>
-        <w:t xml:space="preserve"> = 3</w:t>
+        <w:t>MinPts = 3</w:t>
       </w:r>
       <w:r>
         <w:rPr>
@@ -1558,39 +1464,7 @@
           <w:i/>
           <w:iCs/>
         </w:rPr>
-        <w:t> </w:t>
-      </w:r>
-      <w:proofErr w:type="spellStart"/>
-      <w:r>
-        <w:rPr>
-          <w:i/>
-          <w:iCs/>
-        </w:rPr>
-        <w:t>neighborhood</w:t>
-      </w:r>
-      <w:proofErr w:type="spellEnd"/>
-      <w:r>
-        <w:rPr>
-          <w:i/>
-          <w:iCs/>
-        </w:rPr>
-        <w:t>. If the count meets or exceeds </w:t>
-      </w:r>
-      <w:proofErr w:type="spellStart"/>
-      <w:r>
-        <w:rPr>
-          <w:i/>
-          <w:iCs/>
-        </w:rPr>
-        <w:t>MinPts</w:t>
-      </w:r>
-      <w:proofErr w:type="spellEnd"/>
-      <w:r>
-        <w:rPr>
-          <w:i/>
-          <w:iCs/>
-        </w:rPr>
-        <w:t xml:space="preserve"> mark the point as a core point.</w:t>
+        <w:t> neighborhood. If the count meets or exceeds MinPts mark the point as a core point.</w:t>
       </w:r>
     </w:p>
     <w:p>
@@ -1618,23 +1492,7 @@
           <w:i/>
           <w:iCs/>
         </w:rPr>
-        <w:t>: For each core point that is not already assigned to a cluster create a new cluster. Recursively find all density-connected points </w:t>
-      </w:r>
-      <w:proofErr w:type="spellStart"/>
-      <w:r>
-        <w:rPr>
-          <w:i/>
-          <w:iCs/>
-        </w:rPr>
-        <w:t>i.e</w:t>
-      </w:r>
-      <w:proofErr w:type="spellEnd"/>
-      <w:r>
-        <w:rPr>
-          <w:i/>
-          <w:iCs/>
-        </w:rPr>
-        <w:t xml:space="preserve"> points within the </w:t>
+        <w:t>: For each core point that is not already assigned to a cluster create a new cluster. Recursively find all density-connected points i.e points within the </w:t>
       </w:r>
       <w:proofErr w:type="gramStart"/>
       <w:r>
@@ -1722,23 +1580,7 @@
           <w:i/>
           <w:iCs/>
         </w:rPr>
-        <w:t xml:space="preserve">: After processing all points any point that does not belong to a cluster is </w:t>
-      </w:r>
-      <w:proofErr w:type="spellStart"/>
-      <w:r>
-        <w:rPr>
-          <w:i/>
-          <w:iCs/>
-        </w:rPr>
-        <w:t>labeled</w:t>
-      </w:r>
-      <w:proofErr w:type="spellEnd"/>
-      <w:r>
-        <w:rPr>
-          <w:i/>
-          <w:iCs/>
-        </w:rPr>
-        <w:t xml:space="preserve"> as noise.</w:t>
+        <w:t>: After processing all points any point that does not belong to a cluster is labeled as noise.</w:t>
       </w:r>
     </w:p>
     <w:p>
@@ -2104,13 +1946,8 @@
       <w:r>
         <w:t xml:space="preserve"> to cut your data into </w:t>
       </w:r>
-      <w:proofErr w:type="spellStart"/>
-      <w:r>
-        <w:t>hypercuboids</w:t>
-      </w:r>
-      <w:proofErr w:type="spellEnd"/>
-      <w:r>
-        <w:t>.</w:t>
+      <w:r>
+        <w:t>hypercuboids.</w:t>
       </w:r>
       <w:r>
         <w:t xml:space="preserve"> No need for feature scaling/ normalization in decision trees</w:t>
@@ -2170,6 +2007,9 @@
     </w:p>
     <w:p>
       <w:r>
+        <w:rPr>
+          <w:noProof/>
+        </w:rPr>
         <w:drawing>
           <wp:inline distT="0" distB="0" distL="0" distR="0" wp14:anchorId="02823E40" wp14:editId="1D906816">
             <wp:extent cx="6645910" cy="3721735"/>
@@ -2209,6 +2049,9 @@
     </w:p>
     <w:p>
       <w:r>
+        <w:rPr>
+          <w:noProof/>
+        </w:rPr>
         <w:lastRenderedPageBreak/>
         <w:drawing>
           <wp:inline distT="0" distB="0" distL="0" distR="0" wp14:anchorId="5FA45C9C" wp14:editId="291ABD9A">
@@ -2254,13 +2097,8 @@
     </w:p>
     <w:p>
       <w:r>
-        <w:t xml:space="preserve">Ex: </w:t>
-      </w:r>
-      <w:proofErr w:type="spellStart"/>
-      <w:r>
-        <w:t>Akinator</w:t>
-      </w:r>
-      <w:proofErr w:type="spellEnd"/>
+        <w:t>Ex: Akinator</w:t>
+      </w:r>
     </w:p>
     <w:p/>
     <w:p>
@@ -2284,6 +2122,9 @@
     </w:p>
     <w:p>
       <w:r>
+        <w:rPr>
+          <w:noProof/>
+        </w:rPr>
         <w:drawing>
           <wp:inline distT="0" distB="0" distL="0" distR="0" wp14:anchorId="543422F5" wp14:editId="0843367F">
             <wp:extent cx="6645910" cy="2847975"/>
@@ -2338,6 +2179,9 @@
     </w:p>
     <w:p>
       <w:r>
+        <w:rPr>
+          <w:noProof/>
+        </w:rPr>
         <w:lastRenderedPageBreak/>
         <w:drawing>
           <wp:inline distT="0" distB="0" distL="0" distR="0" wp14:anchorId="2CE6E986" wp14:editId="5F2C6632">
@@ -2393,6 +2237,9 @@
     </w:p>
     <w:p>
       <w:r>
+        <w:rPr>
+          <w:noProof/>
+        </w:rPr>
         <w:drawing>
           <wp:inline distT="0" distB="0" distL="0" distR="0" wp14:anchorId="03B4FF98" wp14:editId="3B522B44">
             <wp:extent cx="6645910" cy="394970"/>
@@ -2438,15 +2285,7 @@
         <w:t>Benefit of using GINI Impurity over entropy: computationally faster</w:t>
       </w:r>
       <w:r>
-        <w:t xml:space="preserve"> since entropy has logarithmic calculations, however in certain data sets entropy gives balanced tree whereas </w:t>
-      </w:r>
-      <w:proofErr w:type="spellStart"/>
-      <w:r>
-        <w:t>gini</w:t>
-      </w:r>
-      <w:proofErr w:type="spellEnd"/>
-      <w:r>
-        <w:t xml:space="preserve"> impurity overfits.</w:t>
+        <w:t xml:space="preserve"> since entropy has logarithmic calculations, however in certain data sets entropy gives balanced tree whereas gini impurity overfits.</w:t>
       </w:r>
     </w:p>
     <w:p/>
@@ -2464,13 +2303,8 @@
     <w:p/>
     <w:p>
       <w:r>
-        <w:t xml:space="preserve">Steps in Decision </w:t>
-      </w:r>
-      <w:proofErr w:type="gramStart"/>
-      <w:r>
-        <w:t>Trees;</w:t>
-      </w:r>
-      <w:proofErr w:type="gramEnd"/>
+        <w:t>Steps in Decision Trees;</w:t>
+      </w:r>
     </w:p>
     <w:p>
       <w:pPr>
@@ -3161,15 +2995,7 @@
         <w:t>classification</w:t>
       </w:r>
       <w:r>
-        <w:t xml:space="preserve"> we choose a category as the final answer is the one that most trees agree on </w:t>
-      </w:r>
-      <w:proofErr w:type="spellStart"/>
-      <w:r>
-        <w:t>i.e</w:t>
-      </w:r>
-      <w:proofErr w:type="spellEnd"/>
-      <w:r>
-        <w:t xml:space="preserve"> majority voting and for </w:t>
+        <w:t> we choose a category as the final answer is the one that most trees agree on i.e majority voting and for </w:t>
       </w:r>
       <w:r>
         <w:rPr>
@@ -3284,15 +3110,7 @@
         </w:numPr>
       </w:pPr>
       <w:r>
-        <w:t xml:space="preserve">It can be computationally expensive especially with </w:t>
-      </w:r>
-      <w:proofErr w:type="gramStart"/>
-      <w:r>
-        <w:t>a large number of</w:t>
-      </w:r>
-      <w:proofErr w:type="gramEnd"/>
-      <w:r>
-        <w:t xml:space="preserve"> trees.</w:t>
+        <w:t>It can be computationally expensive especially with a large number of trees.</w:t>
       </w:r>
     </w:p>
     <w:p>
@@ -4326,15 +4144,7 @@
     </w:p>
     <w:p>
       <w:r>
-        <w:t xml:space="preserve">These directions come from the eigenvectors of the covariance </w:t>
-      </w:r>
-      <w:proofErr w:type="gramStart"/>
-      <w:r>
-        <w:t>matrix</w:t>
-      </w:r>
-      <w:proofErr w:type="gramEnd"/>
-      <w:r>
-        <w:t xml:space="preserve"> and their importance is measured by eigenvalues. For a square matrix A an eigenvector X (a non-zero vector) and its corresponding eigenvalue λ satisfy:</w:t>
+        <w:t>These directions come from the eigenvectors of the covariance matrix and their importance is measured by eigenvalues. For a square matrix A an eigenvector X (a non-zero vector) and its corresponding eigenvalue λ satisfy:</w:t>
       </w:r>
     </w:p>
     <w:p>
@@ -4414,15 +4224,7 @@
     </w:p>
     <w:p>
       <w:r>
-        <w:t xml:space="preserve">After calculating the eigenvalues and eigenvectors PCA ranks them by the amount of information they capture. </w:t>
-      </w:r>
-      <w:proofErr w:type="gramStart"/>
-      <w:r>
-        <w:t>We</w:t>
-      </w:r>
-      <w:proofErr w:type="gramEnd"/>
-      <w:r>
-        <w:t xml:space="preserve"> then:</w:t>
+        <w:t>After calculating the eigenvalues and eigenvectors PCA ranks them by the amount of information they capture. We then:</w:t>
       </w:r>
     </w:p>
     <w:p>
@@ -4749,6 +4551,9 @@
     </w:p>
     <w:p>
       <w:r>
+        <w:rPr>
+          <w:noProof/>
+        </w:rPr>
         <w:drawing>
           <wp:inline distT="0" distB="0" distL="0" distR="0" wp14:anchorId="78C9577C" wp14:editId="0F0EED34">
             <wp:extent cx="4992370" cy="1509732"/>
@@ -4798,15 +4603,7 @@
     </w:p>
     <w:p>
       <w:r>
-        <w:t xml:space="preserve">K-Nearest </w:t>
-      </w:r>
-      <w:proofErr w:type="spellStart"/>
-      <w:r>
-        <w:t>Neighbors</w:t>
-      </w:r>
-      <w:proofErr w:type="spellEnd"/>
-      <w:r>
-        <w:t xml:space="preserve"> (KNN) is a </w:t>
+        <w:t xml:space="preserve">K-Nearest Neighbors (KNN) is a </w:t>
       </w:r>
       <w:r>
         <w:rPr>
@@ -4821,43 +4618,29 @@
         <w:rPr>
           <w:highlight w:val="yellow"/>
         </w:rPr>
-        <w:t>It works by finding the "k" closest data points (</w:t>
-      </w:r>
-      <w:proofErr w:type="spellStart"/>
+        <w:t xml:space="preserve">It works by finding the "k" closest data points (neighbors) to a given input and makes a </w:t>
+      </w:r>
+      <w:proofErr w:type="gramStart"/>
       <w:r>
         <w:rPr>
           <w:highlight w:val="yellow"/>
         </w:rPr>
-        <w:t>neighbors</w:t>
-      </w:r>
-      <w:proofErr w:type="spellEnd"/>
+        <w:t>predictions</w:t>
+      </w:r>
+      <w:proofErr w:type="gramEnd"/>
       <w:r>
         <w:rPr>
           <w:highlight w:val="yellow"/>
         </w:rPr>
-        <w:t xml:space="preserve">) to a given input and makes a </w:t>
-      </w:r>
-      <w:proofErr w:type="gramStart"/>
+        <w:t xml:space="preserve"> based on the majority class</w:t>
+      </w:r>
+      <w:r>
+        <w:t xml:space="preserve"> (for classification) or the average value (for regression). Since KNN makes no assumptions about the underlying data distribution it makes it a </w:t>
+      </w:r>
       <w:r>
         <w:rPr>
           <w:highlight w:val="yellow"/>
         </w:rPr>
-        <w:t>predictions</w:t>
-      </w:r>
-      <w:proofErr w:type="gramEnd"/>
-      <w:r>
-        <w:rPr>
-          <w:highlight w:val="yellow"/>
-        </w:rPr>
-        <w:t xml:space="preserve"> based on the majority class</w:t>
-      </w:r>
-      <w:r>
-        <w:t xml:space="preserve"> (for classification) or the average value (for regression). Since KNN makes no assumptions about the underlying data distribution it makes it a </w:t>
-      </w:r>
-      <w:r>
-        <w:rPr>
-          <w:highlight w:val="yellow"/>
-        </w:rPr>
         <w:t>non-parametric and instance-based</w:t>
       </w:r>
       <w:r>
@@ -4869,23 +4652,7 @@
         <w:t xml:space="preserve">Metric: 1) K value: </w:t>
       </w:r>
       <w:r>
-        <w:t xml:space="preserve">In the k-Nearest Neighbours algorithm k is just a number that tells the algorithm how many nearby points or </w:t>
-      </w:r>
-      <w:proofErr w:type="spellStart"/>
-      <w:r>
-        <w:t>neighbors</w:t>
-      </w:r>
-      <w:proofErr w:type="spellEnd"/>
-      <w:r>
-        <w:t xml:space="preserve"> to look at when it </w:t>
-      </w:r>
-      <w:proofErr w:type="gramStart"/>
-      <w:r>
-        <w:t>makes a decision</w:t>
-      </w:r>
-      <w:proofErr w:type="gramEnd"/>
-      <w:r>
-        <w:t>.</w:t>
+        <w:t>In the k-Nearest Neighbours algorithm k is just a number that tells the algorithm how many nearby points or neighbors to look at when it makes a decision.</w:t>
       </w:r>
       <w:r>
         <w:t xml:space="preserve"> Methods to choose k: Cross validation (</w:t>
@@ -4939,16 +4706,7 @@
         <w:t xml:space="preserve">), </w:t>
       </w:r>
       <w:r>
-        <w:t>Minkowski Distance</w:t>
-      </w:r>
-      <w:r>
-        <w:t xml:space="preserve"> (</w:t>
-      </w:r>
-      <w:r>
-        <w:t>Minkowski distance is like a family of distances, which includes both Euclidean and Manhattan distances as special cases</w:t>
-      </w:r>
-      <w:r>
-        <w:t>)</w:t>
+        <w:t>Minkowski Distance (Minkowski distance is like a family of distances, which includes both Euclidean and Manhattan distances as special cases)</w:t>
       </w:r>
     </w:p>
     <w:p>
@@ -5034,13 +4792,7 @@
         </w:numPr>
       </w:pPr>
       <w:r>
-        <w:t xml:space="preserve">K represents the number of nearest </w:t>
-      </w:r>
-      <w:r>
-        <w:t>neighbours</w:t>
-      </w:r>
-      <w:r>
-        <w:t xml:space="preserve"> that needs to be considered while making prediction.</w:t>
+        <w:t>K represents the number of nearest neighbours that needs to be considered while making prediction.</w:t>
       </w:r>
     </w:p>
     <w:p>
@@ -5081,17 +4833,8 @@
           <w:b/>
           <w:bCs/>
         </w:rPr>
-        <w:t xml:space="preserve">Step 3: Finding Nearest </w:t>
-      </w:r>
-      <w:proofErr w:type="spellStart"/>
-      <w:r>
-        <w:rPr>
-          <w:b/>
-          <w:bCs/>
-        </w:rPr>
-        <w:t>Neighbors</w:t>
-      </w:r>
-      <w:proofErr w:type="spellEnd"/>
+        <w:t>Step 3: Finding Nearest Neighbors</w:t>
+      </w:r>
     </w:p>
     <w:p>
       <w:pPr>
@@ -5101,15 +4844,7 @@
         </w:numPr>
       </w:pPr>
       <w:r>
-        <w:t xml:space="preserve">The k data points with the smallest distances to the target point are nearest </w:t>
-      </w:r>
-      <w:proofErr w:type="spellStart"/>
-      <w:r>
-        <w:t>neighbors</w:t>
-      </w:r>
-      <w:proofErr w:type="spellEnd"/>
-      <w:r>
-        <w:t>.</w:t>
+        <w:t>The k data points with the smallest distances to the target point are nearest neighbors.</w:t>
       </w:r>
     </w:p>
     <w:p>
@@ -5136,23 +4871,7 @@
       </w:pPr>
       <w:r>
         <w:lastRenderedPageBreak/>
-        <w:t xml:space="preserve">When you want to classify a data point into a category like spam or not spam, the KNN algorithm looks at the K closest points in the dataset. These closest points are called </w:t>
-      </w:r>
-      <w:proofErr w:type="spellStart"/>
-      <w:r>
-        <w:t>neighbors</w:t>
-      </w:r>
-      <w:proofErr w:type="spellEnd"/>
-      <w:r>
-        <w:t xml:space="preserve">. The algorithm then looks at which category the </w:t>
-      </w:r>
-      <w:proofErr w:type="spellStart"/>
-      <w:r>
-        <w:t>neighbors</w:t>
-      </w:r>
-      <w:proofErr w:type="spellEnd"/>
-      <w:r>
-        <w:t xml:space="preserve"> belong to and picks the one that appears the most. This is called majority voting.</w:t>
+        <w:t>When you want to classify a data point into a category like spam or not spam, the KNN algorithm looks at the K closest points in the dataset. These closest points are called neighbors. The algorithm then looks at which category the neighbors belong to and picks the one that appears the most. This is called majority voting.</w:t>
       </w:r>
     </w:p>
     <w:p>
@@ -5163,15 +4882,7 @@
         </w:numPr>
       </w:pPr>
       <w:r>
-        <w:t xml:space="preserve">In regression, the algorithm still looks for the K closest points. But instead of voting for a class in classification, it takes the average of the values of those K </w:t>
-      </w:r>
-      <w:proofErr w:type="spellStart"/>
-      <w:r>
-        <w:t>neighbors</w:t>
-      </w:r>
-      <w:proofErr w:type="spellEnd"/>
-      <w:r>
-        <w:t>. This average is the predicted value for the new point for the algorithm.</w:t>
+        <w:t>In regression, the algorithm still looks for the K closest points. But instead of voting for a class in classification, it takes the average of the values of those K neighbors. This average is the predicted value for the new point for the algorithm.</w:t>
       </w:r>
     </w:p>
     <w:p/>
@@ -5241,15 +4952,7 @@
         <w:t>Few parameters</w:t>
       </w:r>
       <w:r>
-        <w:t xml:space="preserve">: Only needs to set the number of </w:t>
-      </w:r>
-      <w:proofErr w:type="spellStart"/>
-      <w:r>
-        <w:t>neighbors</w:t>
-      </w:r>
-      <w:proofErr w:type="spellEnd"/>
-      <w:r>
-        <w:t xml:space="preserve"> (k) and a distance method.</w:t>
+        <w:t>: Only needs to set the number of neighbors (k) and a distance method.</w:t>
       </w:r>
     </w:p>
     <w:p>
@@ -5399,34 +5102,13 @@
       <w:r>
         <w:t> Here, we define the </w:t>
       </w:r>
-      <w:proofErr w:type="spellStart"/>
       <w:proofErr w:type="gramStart"/>
       <w:r>
-        <w:t>ransac</w:t>
-      </w:r>
-      <w:proofErr w:type="spellEnd"/>
-      <w:r>
-        <w:t>(</w:t>
+        <w:t>ransac(</w:t>
       </w:r>
       <w:proofErr w:type="gramEnd"/>
       <w:r>
-        <w:t>) method which takes three parameters as input. It returns the best-fit line and inliers to the variables named </w:t>
-      </w:r>
-      <w:proofErr w:type="spellStart"/>
-      <w:r>
-        <w:t>best_model</w:t>
-      </w:r>
-      <w:proofErr w:type="spellEnd"/>
-      <w:r>
-        <w:t> and </w:t>
-      </w:r>
-      <w:proofErr w:type="spellStart"/>
-      <w:r>
-        <w:t>best_inliers_list</w:t>
-      </w:r>
-      <w:proofErr w:type="spellEnd"/>
-      <w:r>
-        <w:t>.</w:t>
+        <w:t>) method which takes three parameters as input. It returns the best-fit line and inliers to the variables named best_model and best_inliers_list.</w:t>
       </w:r>
     </w:p>
     <w:p>
@@ -5444,35 +5126,19 @@
         <w:t>Line 29–30:</w:t>
       </w:r>
       <w:r>
-        <w:t> </w:t>
-      </w:r>
-      <w:proofErr w:type="spellStart"/>
-      <w:r>
-        <w:t>random.</w:t>
+        <w:t> random.</w:t>
       </w:r>
       <w:proofErr w:type="gramStart"/>
       <w:r>
-        <w:t>sample</w:t>
-      </w:r>
-      <w:proofErr w:type="spellEnd"/>
-      <w:r>
-        <w:t>(</w:t>
+        <w:t>sample(</w:t>
       </w:r>
       <w:proofErr w:type="gramEnd"/>
       <w:r>
-        <w:t>data, 2) chooses two data points randomly from the dataset, </w:t>
-      </w:r>
-      <w:proofErr w:type="spellStart"/>
-      <w:r>
-        <w:t>fit_</w:t>
+        <w:t>data, 2) chooses two data points randomly from the dataset, fit_</w:t>
       </w:r>
       <w:proofErr w:type="gramStart"/>
       <w:r>
-        <w:t>line</w:t>
-      </w:r>
-      <w:proofErr w:type="spellEnd"/>
-      <w:r>
-        <w:t>(</w:t>
+        <w:t>line(</w:t>
       </w:r>
       <w:proofErr w:type="gramEnd"/>
       <w:r>
@@ -5494,27 +5160,11 @@
         <w:t>Line 32–35: </w:t>
       </w:r>
       <w:r>
-        <w:t xml:space="preserve">The for loop iterates over each data point from the </w:t>
+        <w:t>The for loop iterates over each data point from the dataset, and calculates the distance from the line of the best-fit through calculate_</w:t>
       </w:r>
       <w:proofErr w:type="gramStart"/>
       <w:r>
-        <w:t>dataset, and</w:t>
-      </w:r>
-      <w:proofErr w:type="gramEnd"/>
-      <w:r>
-        <w:t xml:space="preserve"> calculates the distance from the line of the best-fit through </w:t>
-      </w:r>
-      <w:proofErr w:type="spellStart"/>
-      <w:r>
-        <w:t>calculate_</w:t>
-      </w:r>
-      <w:proofErr w:type="gramStart"/>
-      <w:r>
-        <w:t>distance</w:t>
-      </w:r>
-      <w:proofErr w:type="spellEnd"/>
-      <w:r>
-        <w:t>(</w:t>
+        <w:t>distance(</w:t>
       </w:r>
       <w:proofErr w:type="gramEnd"/>
       <w:r>
@@ -5536,47 +5186,7 @@
         <w:t>Line 37–39:</w:t>
       </w:r>
       <w:r>
-        <w:t> These lines check if the current iteration of the algorithm finds out more inliers than the previous iteration by comparing the length of inliers list by the length of </w:t>
-      </w:r>
-      <w:proofErr w:type="spellStart"/>
-      <w:r>
-        <w:t>best_inliers_list</w:t>
-      </w:r>
-      <w:proofErr w:type="spellEnd"/>
-      <w:r>
-        <w:t>. It sets the </w:t>
-      </w:r>
-      <w:proofErr w:type="spellStart"/>
-      <w:r>
-        <w:t>current_model</w:t>
-      </w:r>
-      <w:proofErr w:type="spellEnd"/>
-      <w:r>
-        <w:t> as the </w:t>
-      </w:r>
-      <w:proofErr w:type="spellStart"/>
-      <w:r>
-        <w:t>best_model</w:t>
-      </w:r>
-      <w:proofErr w:type="spellEnd"/>
-      <w:r>
-        <w:t> and the </w:t>
-      </w:r>
-      <w:proofErr w:type="spellStart"/>
-      <w:r>
-        <w:t>best_inliers_list</w:t>
-      </w:r>
-      <w:proofErr w:type="spellEnd"/>
-      <w:r>
-        <w:t> as the </w:t>
-      </w:r>
-      <w:proofErr w:type="spellStart"/>
-      <w:r>
-        <w:t>current_inliers</w:t>
-      </w:r>
-      <w:proofErr w:type="spellEnd"/>
-      <w:r>
-        <w:t> if the current iteration has more inliers than the previous one.</w:t>
+        <w:t> These lines check if the current iteration of the algorithm finds out more inliers than the previous iteration by comparing the length of inliers list by the length of best_inliers_list. It sets the current_model as the best_model and the best_inliers_list as the current_inliers if the current iteration has more inliers than the previous one.</w:t>
       </w:r>
     </w:p>
     <w:p>
@@ -5594,23 +5204,7 @@
         <w:t>Line 41–42: </w:t>
       </w:r>
       <w:r>
-        <w:t>This check serves as a breaking point for the algorithm. It indicates that the algorithm has found the </w:t>
-      </w:r>
-      <w:proofErr w:type="spellStart"/>
-      <w:r>
-        <w:t>best_inliers_list</w:t>
-      </w:r>
-      <w:proofErr w:type="spellEnd"/>
-      <w:r>
-        <w:t>. The condition assures that the number of data points in the </w:t>
-      </w:r>
-      <w:proofErr w:type="spellStart"/>
-      <w:r>
-        <w:t>best_inliers_list</w:t>
-      </w:r>
-      <w:proofErr w:type="spellEnd"/>
-      <w:r>
-        <w:t> is less than or equal to 80% of the total data points.</w:t>
+        <w:t>This check serves as a breaking point for the algorithm. It indicates that the algorithm has found the best_inliers_list. The condition assures that the number of data points in the best_inliers_list is less than or equal to 80% of the total data points.</w:t>
       </w:r>
     </w:p>
     <w:p>
@@ -5628,24 +5222,11 @@
         <w:t>Line 55:</w:t>
       </w:r>
       <w:r>
-        <w:t xml:space="preserve"> Here we pass the dataset as </w:t>
+        <w:t> Here we pass the dataset as input, and calls the </w:t>
       </w:r>
       <w:proofErr w:type="gramStart"/>
       <w:r>
-        <w:t>input, and</w:t>
-      </w:r>
-      <w:proofErr w:type="gramEnd"/>
-      <w:r>
-        <w:t xml:space="preserve"> calls the </w:t>
-      </w:r>
-      <w:proofErr w:type="spellStart"/>
-      <w:proofErr w:type="gramStart"/>
-      <w:r>
-        <w:t>ransac</w:t>
-      </w:r>
-      <w:proofErr w:type="spellEnd"/>
-      <w:r>
-        <w:t>(</w:t>
+        <w:t>ransac(</w:t>
       </w:r>
       <w:proofErr w:type="gramEnd"/>
       <w:r>
@@ -5669,14 +5250,9 @@
       <w:r>
         <w:t> Here, we output the line of best fit, the inliers determined by the </w:t>
       </w:r>
-      <w:proofErr w:type="spellStart"/>
       <w:proofErr w:type="gramStart"/>
       <w:r>
-        <w:t>ransac</w:t>
-      </w:r>
-      <w:proofErr w:type="spellEnd"/>
-      <w:r>
-        <w:t>(</w:t>
+        <w:t>ransac(</w:t>
       </w:r>
       <w:proofErr w:type="gramEnd"/>
       <w:r>
@@ -5700,18 +5276,22 @@
       <w:r>
         <w:t>Here, we use </w:t>
       </w:r>
-      <w:proofErr w:type="spellStart"/>
       <w:proofErr w:type="gramStart"/>
       <w:r>
         <w:t>plt.show</w:t>
       </w:r>
-      <w:proofErr w:type="spellEnd"/>
       <w:proofErr w:type="gramEnd"/>
       <w:r>
         <w:t>() to plot a graph that shows inliers and outliers. The data points shown in green are inliers and the data points shown in blue are outliers.</w:t>
       </w:r>
     </w:p>
     <w:p/>
+    <w:p/>
+    <w:p>
+      <w:r>
+        <w:t>https://www.youtube.com/watch?v=L9gTuNLglxs</w:t>
+      </w:r>
+    </w:p>
     <w:sectPr>
       <w:pgSz w:w="11906" w:h="16838"/>
       <w:pgMar w:top="720" w:right="720" w:bottom="720" w:left="720" w:header="708" w:footer="708" w:gutter="0"/>
@@ -11137,6 +10717,7 @@
   <w:style w:type="character" w:default="1" w:styleId="DefaultParagraphFont">
     <w:name w:val="Default Paragraph Font"/>
     <w:uiPriority w:val="1"/>
+    <w:semiHidden/>
     <w:unhideWhenUsed/>
   </w:style>
   <w:style w:type="table" w:default="1" w:styleId="TableNormal">
